--- a/PhieuA.docx
+++ b/PhieuA.docx
@@ -150,20 +150,20 @@
       </w:tblPr>
       <w:tblGrid>
         <w:gridCol w:w="807"/>
-        <w:gridCol w:w="1031"/>
+        <w:gridCol w:w="1030"/>
         <w:gridCol w:w="551"/>
         <w:gridCol w:w="535"/>
-        <w:gridCol w:w="469"/>
+        <w:gridCol w:w="467"/>
         <w:gridCol w:w="332"/>
         <w:gridCol w:w="386"/>
         <w:gridCol w:w="340"/>
         <w:gridCol w:w="494"/>
         <w:gridCol w:w="721"/>
         <w:gridCol w:w="416"/>
-        <w:gridCol w:w="676"/>
-        <w:gridCol w:w="416"/>
-        <w:gridCol w:w="348"/>
-        <w:gridCol w:w="787"/>
+        <w:gridCol w:w="675"/>
+        <w:gridCol w:w="418"/>
+        <w:gridCol w:w="349"/>
+        <w:gridCol w:w="788"/>
         <w:gridCol w:w="768"/>
       </w:tblGrid>
       <w:tr>
@@ -197,7 +197,7 @@
         </w:tc>
         <w:tc>
           <w:tcPr>
-            <w:tcW w:w="594" w:type="pct"/>
+            <w:tcW w:w="568" w:type="pct"/>
             <w:vMerge w:val="restart"/>
           </w:tcPr>
           <w:p>
@@ -225,7 +225,7 @@
         </w:tc>
         <w:tc>
           <w:tcPr>
-            <w:tcW w:w="316" w:type="pct"/>
+            <w:tcW w:w="304" w:type="pct"/>
             <w:vMerge w:val="restart"/>
           </w:tcPr>
           <w:p>
@@ -320,7 +320,7 @@
         </w:tc>
         <w:tc>
           <w:tcPr>
-            <w:tcW w:w="283" w:type="pct"/>
+            <w:tcW w:w="258" w:type="pct"/>
           </w:tcPr>
           <w:p>
             <w:pPr>
@@ -509,7 +509,7 @@
         </w:tc>
         <w:tc>
           <w:tcPr>
-            <w:tcW w:w="397" w:type="pct"/>
+            <w:tcW w:w="372" w:type="pct"/>
           </w:tcPr>
           <w:p>
             <w:pPr>
@@ -570,7 +570,7 @@
         </w:tc>
         <w:tc>
           <w:tcPr>
-            <w:tcW w:w="240" w:type="pct"/>
+            <w:tcW w:w="229" w:type="pct"/>
           </w:tcPr>
           <w:p>
             <w:pPr>
@@ -642,7 +642,7 @@
         </w:tc>
         <w:tc>
           <w:tcPr>
-            <w:tcW w:w="460" w:type="pct"/>
+            <w:tcW w:w="434" w:type="pct"/>
             <w:vMerge w:val="restart"/>
           </w:tcPr>
           <w:p>
@@ -700,7 +700,7 @@
         </w:tc>
         <w:tc>
           <w:tcPr>
-            <w:tcW w:w="298" w:type="pct"/>
+            <w:tcW w:w="423" w:type="pct"/>
             <w:vMerge w:val="restart"/>
           </w:tcPr>
           <w:p>
@@ -747,7 +747,7 @@
         </w:tc>
         <w:tc>
           <w:tcPr>
-            <w:tcW w:w="594" w:type="pct"/>
+            <w:tcW w:w="568" w:type="pct"/>
             <w:vMerge/>
           </w:tcPr>
           <w:p>
@@ -764,7 +764,7 @@
         </w:tc>
         <w:tc>
           <w:tcPr>
-            <w:tcW w:w="316" w:type="pct"/>
+            <w:tcW w:w="304" w:type="pct"/>
             <w:vMerge/>
           </w:tcPr>
           <w:p>
@@ -798,7 +798,7 @@
         </w:tc>
         <w:tc>
           <w:tcPr>
-            <w:tcW w:w="2401" w:type="pct"/>
+            <w:tcW w:w="2341" w:type="pct"/>
             <w:gridSpan w:val="9"/>
           </w:tcPr>
           <w:p>
@@ -843,7 +843,7 @@
         </w:tc>
         <w:tc>
           <w:tcPr>
-            <w:tcW w:w="460" w:type="pct"/>
+            <w:tcW w:w="434" w:type="pct"/>
             <w:vMerge/>
           </w:tcPr>
           <w:p>
@@ -860,7 +860,7 @@
         </w:tc>
         <w:tc>
           <w:tcPr>
-            <w:tcW w:w="298" w:type="pct"/>
+            <w:tcW w:w="423" w:type="pct"/>
             <w:vMerge/>
           </w:tcPr>
           <w:p>
@@ -904,7 +904,7 @@
         </w:tc>
         <w:tc>
           <w:tcPr>
-            <w:tcW w:w="594" w:type="pct"/>
+            <w:tcW w:w="568" w:type="pct"/>
           </w:tcPr>
           <w:p>
             <w:pPr>
@@ -929,7 +929,7 @@
         </w:tc>
         <w:tc>
           <w:tcPr>
-            <w:tcW w:w="316" w:type="pct"/>
+            <w:tcW w:w="304" w:type="pct"/>
           </w:tcPr>
           <w:p>
             <w:pPr>
@@ -979,7 +979,7 @@
         </w:tc>
         <w:tc>
           <w:tcPr>
-            <w:tcW w:w="283" w:type="pct"/>
+            <w:tcW w:w="258" w:type="pct"/>
           </w:tcPr>
           <w:p>
             <w:pPr>
@@ -1154,7 +1154,7 @@
         </w:tc>
         <w:tc>
           <w:tcPr>
-            <w:tcW w:w="397" w:type="pct"/>
+            <w:tcW w:w="372" w:type="pct"/>
           </w:tcPr>
           <w:p>
             <w:pPr>
@@ -1179,7 +1179,7 @@
         </w:tc>
         <w:tc>
           <w:tcPr>
-            <w:tcW w:w="240" w:type="pct"/>
+            <w:tcW w:w="229" w:type="pct"/>
           </w:tcPr>
           <w:p>
             <w:pPr>
@@ -1229,7 +1229,7 @@
         </w:tc>
         <w:tc>
           <w:tcPr>
-            <w:tcW w:w="460" w:type="pct"/>
+            <w:tcW w:w="434" w:type="pct"/>
           </w:tcPr>
           <w:p>
             <w:pPr>
@@ -1254,7 +1254,7 @@
         </w:tc>
         <w:tc>
           <w:tcPr>
-            <w:tcW w:w="298" w:type="pct"/>
+            <w:tcW w:w="423" w:type="pct"/>
           </w:tcPr>
           <w:p>
             <w:pPr>
@@ -1302,11 +1302,19 @@
               </w:rPr>
               <w:t>{#Hogiadinh}</w:t>
             </w:r>
+            <w:r>
+              <w:rPr>
+                <w:rFonts w:ascii="Arial" w:hAnsi="Arial" w:cs="Arial"/>
+                <w:sz w:val="14"/>
+                <w:szCs w:val="14"/>
+              </w:rPr>
+              <w:t xml:space="preserve"> {A}</w:t>
+            </w:r>
           </w:p>
         </w:tc>
         <w:tc>
           <w:tcPr>
-            <w:tcW w:w="594" w:type="pct"/>
+            <w:tcW w:w="568" w:type="pct"/>
           </w:tcPr>
           <w:p>
             <w:pPr>
@@ -1331,7 +1339,7 @@
         </w:tc>
         <w:tc>
           <w:tcPr>
-            <w:tcW w:w="316" w:type="pct"/>
+            <w:tcW w:w="304" w:type="pct"/>
           </w:tcPr>
           <w:p>
             <w:pPr>
@@ -1381,7 +1389,7 @@
         </w:tc>
         <w:tc>
           <w:tcPr>
-            <w:tcW w:w="283" w:type="pct"/>
+            <w:tcW w:w="258" w:type="pct"/>
           </w:tcPr>
           <w:p>
             <w:pPr>
@@ -1556,7 +1564,7 @@
         </w:tc>
         <w:tc>
           <w:tcPr>
-            <w:tcW w:w="397" w:type="pct"/>
+            <w:tcW w:w="372" w:type="pct"/>
           </w:tcPr>
           <w:p>
             <w:pPr>
@@ -1581,7 +1589,7 @@
         </w:tc>
         <w:tc>
           <w:tcPr>
-            <w:tcW w:w="240" w:type="pct"/>
+            <w:tcW w:w="229" w:type="pct"/>
           </w:tcPr>
           <w:p>
             <w:pPr>
@@ -1631,7 +1639,7 @@
         </w:tc>
         <w:tc>
           <w:tcPr>
-            <w:tcW w:w="460" w:type="pct"/>
+            <w:tcW w:w="434" w:type="pct"/>
           </w:tcPr>
           <w:p>
             <w:pPr>
@@ -1656,7 +1664,7 @@
         </w:tc>
         <w:tc>
           <w:tcPr>
-            <w:tcW w:w="298" w:type="pct"/>
+            <w:tcW w:w="423" w:type="pct"/>
           </w:tcPr>
           <w:p>
             <w:pPr>
@@ -1677,852 +1685,6 @@
               </w:rPr>
               <w:t>{/Hogiadinh}</w:t>
             </w:r>
-          </w:p>
-        </w:tc>
-      </w:tr>
-      <w:tr>
-        <w:tc>
-          <w:tcPr>
-            <w:tcW w:w="445" w:type="pct"/>
-          </w:tcPr>
-          <w:p>
-            <w:pPr>
-              <w:pStyle w:val="TableParagraph"/>
-              <w:spacing w:before="120"/>
-              <w:jc w:val="center"/>
-              <w:rPr>
-                <w:rFonts w:ascii="Arial" w:hAnsi="Arial" w:cs="Arial"/>
-                <w:sz w:val="14"/>
-                <w:szCs w:val="14"/>
-              </w:rPr>
-            </w:pPr>
-            <w:r>
-              <w:rPr>
-                <w:rFonts w:ascii="Arial" w:hAnsi="Arial" w:cs="Arial"/>
-                <w:sz w:val="14"/>
-                <w:szCs w:val="14"/>
-              </w:rPr>
-              <w:t>2</w:t>
-            </w:r>
-          </w:p>
-        </w:tc>
-        <w:tc>
-          <w:tcPr>
-            <w:tcW w:w="594" w:type="pct"/>
-          </w:tcPr>
-          <w:p>
-            <w:pPr>
-              <w:pStyle w:val="TableParagraph"/>
-              <w:spacing w:before="120"/>
-              <w:jc w:val="center"/>
-              <w:rPr>
-                <w:rFonts w:ascii="Arial" w:hAnsi="Arial" w:cs="Arial"/>
-                <w:sz w:val="14"/>
-                <w:szCs w:val="14"/>
-              </w:rPr>
-            </w:pPr>
-          </w:p>
-        </w:tc>
-        <w:tc>
-          <w:tcPr>
-            <w:tcW w:w="316" w:type="pct"/>
-          </w:tcPr>
-          <w:p>
-            <w:pPr>
-              <w:pStyle w:val="TableParagraph"/>
-              <w:spacing w:before="120"/>
-              <w:jc w:val="center"/>
-              <w:rPr>
-                <w:rFonts w:ascii="Arial" w:hAnsi="Arial" w:cs="Arial"/>
-                <w:sz w:val="14"/>
-                <w:szCs w:val="14"/>
-              </w:rPr>
-            </w:pPr>
-          </w:p>
-        </w:tc>
-        <w:tc>
-          <w:tcPr>
-            <w:tcW w:w="295" w:type="pct"/>
-          </w:tcPr>
-          <w:p>
-            <w:pPr>
-              <w:pStyle w:val="TableParagraph"/>
-              <w:spacing w:before="120"/>
-              <w:jc w:val="center"/>
-              <w:rPr>
-                <w:rFonts w:ascii="Arial" w:hAnsi="Arial" w:cs="Arial"/>
-                <w:sz w:val="14"/>
-                <w:szCs w:val="14"/>
-              </w:rPr>
-            </w:pPr>
-          </w:p>
-        </w:tc>
-        <w:tc>
-          <w:tcPr>
-            <w:tcW w:w="283" w:type="pct"/>
-          </w:tcPr>
-          <w:p>
-            <w:pPr>
-              <w:pStyle w:val="TableParagraph"/>
-              <w:spacing w:before="120"/>
-              <w:jc w:val="center"/>
-              <w:rPr>
-                <w:rFonts w:ascii="Arial" w:hAnsi="Arial" w:cs="Arial"/>
-                <w:sz w:val="14"/>
-                <w:szCs w:val="14"/>
-              </w:rPr>
-            </w:pPr>
-          </w:p>
-        </w:tc>
-        <w:tc>
-          <w:tcPr>
-            <w:tcW w:w="183" w:type="pct"/>
-          </w:tcPr>
-          <w:p>
-            <w:pPr>
-              <w:pStyle w:val="TableParagraph"/>
-              <w:spacing w:before="120"/>
-              <w:jc w:val="center"/>
-              <w:rPr>
-                <w:rFonts w:ascii="Arial" w:hAnsi="Arial" w:cs="Arial"/>
-                <w:sz w:val="14"/>
-                <w:szCs w:val="14"/>
-              </w:rPr>
-            </w:pPr>
-          </w:p>
-        </w:tc>
-        <w:tc>
-          <w:tcPr>
-            <w:tcW w:w="213" w:type="pct"/>
-          </w:tcPr>
-          <w:p>
-            <w:pPr>
-              <w:pStyle w:val="TableParagraph"/>
-              <w:spacing w:before="120"/>
-              <w:jc w:val="center"/>
-              <w:rPr>
-                <w:rFonts w:ascii="Arial" w:hAnsi="Arial" w:cs="Arial"/>
-                <w:sz w:val="14"/>
-                <w:szCs w:val="14"/>
-              </w:rPr>
-            </w:pPr>
-          </w:p>
-        </w:tc>
-        <w:tc>
-          <w:tcPr>
-            <w:tcW w:w="187" w:type="pct"/>
-          </w:tcPr>
-          <w:p>
-            <w:pPr>
-              <w:pStyle w:val="TableParagraph"/>
-              <w:spacing w:before="120"/>
-              <w:jc w:val="center"/>
-              <w:rPr>
-                <w:rFonts w:ascii="Arial" w:hAnsi="Arial" w:cs="Arial"/>
-                <w:sz w:val="14"/>
-                <w:szCs w:val="14"/>
-              </w:rPr>
-            </w:pPr>
-          </w:p>
-        </w:tc>
-        <w:tc>
-          <w:tcPr>
-            <w:tcW w:w="272" w:type="pct"/>
-          </w:tcPr>
-          <w:p>
-            <w:pPr>
-              <w:pStyle w:val="TableParagraph"/>
-              <w:spacing w:before="120"/>
-              <w:jc w:val="center"/>
-              <w:rPr>
-                <w:rFonts w:ascii="Arial" w:hAnsi="Arial" w:cs="Arial"/>
-                <w:sz w:val="14"/>
-                <w:szCs w:val="14"/>
-              </w:rPr>
-            </w:pPr>
-          </w:p>
-        </w:tc>
-        <w:tc>
-          <w:tcPr>
-            <w:tcW w:w="397" w:type="pct"/>
-          </w:tcPr>
-          <w:p>
-            <w:pPr>
-              <w:pStyle w:val="TableParagraph"/>
-              <w:spacing w:before="120"/>
-              <w:jc w:val="center"/>
-              <w:rPr>
-                <w:rFonts w:ascii="Arial" w:hAnsi="Arial" w:cs="Arial"/>
-                <w:sz w:val="14"/>
-                <w:szCs w:val="14"/>
-              </w:rPr>
-            </w:pPr>
-          </w:p>
-        </w:tc>
-        <w:tc>
-          <w:tcPr>
-            <w:tcW w:w="229" w:type="pct"/>
-          </w:tcPr>
-          <w:p>
-            <w:pPr>
-              <w:pStyle w:val="TableParagraph"/>
-              <w:spacing w:before="120"/>
-              <w:jc w:val="center"/>
-              <w:rPr>
-                <w:rFonts w:ascii="Arial" w:hAnsi="Arial" w:cs="Arial"/>
-                <w:sz w:val="14"/>
-                <w:szCs w:val="14"/>
-              </w:rPr>
-            </w:pPr>
-          </w:p>
-        </w:tc>
-        <w:tc>
-          <w:tcPr>
-            <w:tcW w:w="397" w:type="pct"/>
-          </w:tcPr>
-          <w:p>
-            <w:pPr>
-              <w:pStyle w:val="TableParagraph"/>
-              <w:spacing w:before="120"/>
-              <w:jc w:val="center"/>
-              <w:rPr>
-                <w:rFonts w:ascii="Arial" w:hAnsi="Arial" w:cs="Arial"/>
-                <w:sz w:val="14"/>
-                <w:szCs w:val="14"/>
-              </w:rPr>
-            </w:pPr>
-          </w:p>
-        </w:tc>
-        <w:tc>
-          <w:tcPr>
-            <w:tcW w:w="240" w:type="pct"/>
-          </w:tcPr>
-          <w:p>
-            <w:pPr>
-              <w:pStyle w:val="TableParagraph"/>
-              <w:spacing w:before="120"/>
-              <w:jc w:val="center"/>
-              <w:rPr>
-                <w:rFonts w:ascii="Arial" w:hAnsi="Arial" w:cs="Arial"/>
-                <w:sz w:val="14"/>
-                <w:szCs w:val="14"/>
-              </w:rPr>
-            </w:pPr>
-          </w:p>
-        </w:tc>
-        <w:tc>
-          <w:tcPr>
-            <w:tcW w:w="192" w:type="pct"/>
-          </w:tcPr>
-          <w:p>
-            <w:pPr>
-              <w:pStyle w:val="TableParagraph"/>
-              <w:spacing w:before="120"/>
-              <w:jc w:val="center"/>
-              <w:rPr>
-                <w:rFonts w:ascii="Arial" w:hAnsi="Arial" w:cs="Arial"/>
-                <w:sz w:val="14"/>
-                <w:szCs w:val="14"/>
-              </w:rPr>
-            </w:pPr>
-          </w:p>
-        </w:tc>
-        <w:tc>
-          <w:tcPr>
-            <w:tcW w:w="460" w:type="pct"/>
-          </w:tcPr>
-          <w:p>
-            <w:pPr>
-              <w:pStyle w:val="TableParagraph"/>
-              <w:spacing w:before="120"/>
-              <w:jc w:val="center"/>
-              <w:rPr>
-                <w:rFonts w:ascii="Arial" w:hAnsi="Arial" w:cs="Arial"/>
-                <w:sz w:val="14"/>
-                <w:szCs w:val="14"/>
-              </w:rPr>
-            </w:pPr>
-          </w:p>
-        </w:tc>
-        <w:tc>
-          <w:tcPr>
-            <w:tcW w:w="298" w:type="pct"/>
-          </w:tcPr>
-          <w:p>
-            <w:pPr>
-              <w:pStyle w:val="TableParagraph"/>
-              <w:spacing w:before="120"/>
-              <w:jc w:val="center"/>
-              <w:rPr>
-                <w:rFonts w:ascii="Arial" w:hAnsi="Arial" w:cs="Arial"/>
-                <w:sz w:val="14"/>
-                <w:szCs w:val="14"/>
-              </w:rPr>
-            </w:pPr>
-          </w:p>
-        </w:tc>
-      </w:tr>
-      <w:tr>
-        <w:tc>
-          <w:tcPr>
-            <w:tcW w:w="445" w:type="pct"/>
-          </w:tcPr>
-          <w:p>
-            <w:pPr>
-              <w:pStyle w:val="TableParagraph"/>
-              <w:spacing w:before="120"/>
-              <w:jc w:val="center"/>
-              <w:rPr>
-                <w:rFonts w:ascii="Arial" w:hAnsi="Arial" w:cs="Arial"/>
-                <w:sz w:val="14"/>
-                <w:szCs w:val="14"/>
-              </w:rPr>
-            </w:pPr>
-            <w:r>
-              <w:rPr>
-                <w:rFonts w:ascii="Arial" w:hAnsi="Arial" w:cs="Arial"/>
-                <w:sz w:val="14"/>
-                <w:szCs w:val="14"/>
-              </w:rPr>
-              <w:t>3</w:t>
-            </w:r>
-          </w:p>
-        </w:tc>
-        <w:tc>
-          <w:tcPr>
-            <w:tcW w:w="594" w:type="pct"/>
-          </w:tcPr>
-          <w:p>
-            <w:pPr>
-              <w:pStyle w:val="TableParagraph"/>
-              <w:spacing w:before="120"/>
-              <w:jc w:val="center"/>
-              <w:rPr>
-                <w:rFonts w:ascii="Arial" w:hAnsi="Arial" w:cs="Arial"/>
-                <w:sz w:val="14"/>
-                <w:szCs w:val="14"/>
-              </w:rPr>
-            </w:pPr>
-          </w:p>
-        </w:tc>
-        <w:tc>
-          <w:tcPr>
-            <w:tcW w:w="316" w:type="pct"/>
-          </w:tcPr>
-          <w:p>
-            <w:pPr>
-              <w:pStyle w:val="TableParagraph"/>
-              <w:spacing w:before="120"/>
-              <w:jc w:val="center"/>
-              <w:rPr>
-                <w:rFonts w:ascii="Arial" w:hAnsi="Arial" w:cs="Arial"/>
-                <w:sz w:val="14"/>
-                <w:szCs w:val="14"/>
-              </w:rPr>
-            </w:pPr>
-          </w:p>
-        </w:tc>
-        <w:tc>
-          <w:tcPr>
-            <w:tcW w:w="295" w:type="pct"/>
-          </w:tcPr>
-          <w:p>
-            <w:pPr>
-              <w:pStyle w:val="TableParagraph"/>
-              <w:spacing w:before="120"/>
-              <w:jc w:val="center"/>
-              <w:rPr>
-                <w:rFonts w:ascii="Arial" w:hAnsi="Arial" w:cs="Arial"/>
-                <w:sz w:val="14"/>
-                <w:szCs w:val="14"/>
-              </w:rPr>
-            </w:pPr>
-          </w:p>
-        </w:tc>
-        <w:tc>
-          <w:tcPr>
-            <w:tcW w:w="283" w:type="pct"/>
-          </w:tcPr>
-          <w:p>
-            <w:pPr>
-              <w:pStyle w:val="TableParagraph"/>
-              <w:spacing w:before="120"/>
-              <w:jc w:val="center"/>
-              <w:rPr>
-                <w:rFonts w:ascii="Arial" w:hAnsi="Arial" w:cs="Arial"/>
-                <w:sz w:val="14"/>
-                <w:szCs w:val="14"/>
-              </w:rPr>
-            </w:pPr>
-          </w:p>
-        </w:tc>
-        <w:tc>
-          <w:tcPr>
-            <w:tcW w:w="183" w:type="pct"/>
-          </w:tcPr>
-          <w:p>
-            <w:pPr>
-              <w:pStyle w:val="TableParagraph"/>
-              <w:spacing w:before="120"/>
-              <w:jc w:val="center"/>
-              <w:rPr>
-                <w:rFonts w:ascii="Arial" w:hAnsi="Arial" w:cs="Arial"/>
-                <w:sz w:val="14"/>
-                <w:szCs w:val="14"/>
-              </w:rPr>
-            </w:pPr>
-          </w:p>
-        </w:tc>
-        <w:tc>
-          <w:tcPr>
-            <w:tcW w:w="213" w:type="pct"/>
-          </w:tcPr>
-          <w:p>
-            <w:pPr>
-              <w:pStyle w:val="TableParagraph"/>
-              <w:spacing w:before="120"/>
-              <w:jc w:val="center"/>
-              <w:rPr>
-                <w:rFonts w:ascii="Arial" w:hAnsi="Arial" w:cs="Arial"/>
-                <w:sz w:val="14"/>
-                <w:szCs w:val="14"/>
-              </w:rPr>
-            </w:pPr>
-          </w:p>
-        </w:tc>
-        <w:tc>
-          <w:tcPr>
-            <w:tcW w:w="187" w:type="pct"/>
-          </w:tcPr>
-          <w:p>
-            <w:pPr>
-              <w:pStyle w:val="TableParagraph"/>
-              <w:spacing w:before="120"/>
-              <w:jc w:val="center"/>
-              <w:rPr>
-                <w:rFonts w:ascii="Arial" w:hAnsi="Arial" w:cs="Arial"/>
-                <w:sz w:val="14"/>
-                <w:szCs w:val="14"/>
-              </w:rPr>
-            </w:pPr>
-          </w:p>
-        </w:tc>
-        <w:tc>
-          <w:tcPr>
-            <w:tcW w:w="272" w:type="pct"/>
-          </w:tcPr>
-          <w:p>
-            <w:pPr>
-              <w:pStyle w:val="TableParagraph"/>
-              <w:spacing w:before="120"/>
-              <w:jc w:val="center"/>
-              <w:rPr>
-                <w:rFonts w:ascii="Arial" w:hAnsi="Arial" w:cs="Arial"/>
-                <w:sz w:val="14"/>
-                <w:szCs w:val="14"/>
-              </w:rPr>
-            </w:pPr>
-          </w:p>
-        </w:tc>
-        <w:tc>
-          <w:tcPr>
-            <w:tcW w:w="397" w:type="pct"/>
-          </w:tcPr>
-          <w:p>
-            <w:pPr>
-              <w:pStyle w:val="TableParagraph"/>
-              <w:spacing w:before="120"/>
-              <w:jc w:val="center"/>
-              <w:rPr>
-                <w:rFonts w:ascii="Arial" w:hAnsi="Arial" w:cs="Arial"/>
-                <w:sz w:val="14"/>
-                <w:szCs w:val="14"/>
-              </w:rPr>
-            </w:pPr>
-          </w:p>
-        </w:tc>
-        <w:tc>
-          <w:tcPr>
-            <w:tcW w:w="229" w:type="pct"/>
-          </w:tcPr>
-          <w:p>
-            <w:pPr>
-              <w:pStyle w:val="TableParagraph"/>
-              <w:spacing w:before="120"/>
-              <w:jc w:val="center"/>
-              <w:rPr>
-                <w:rFonts w:ascii="Arial" w:hAnsi="Arial" w:cs="Arial"/>
-                <w:sz w:val="14"/>
-                <w:szCs w:val="14"/>
-              </w:rPr>
-            </w:pPr>
-          </w:p>
-        </w:tc>
-        <w:tc>
-          <w:tcPr>
-            <w:tcW w:w="397" w:type="pct"/>
-          </w:tcPr>
-          <w:p>
-            <w:pPr>
-              <w:pStyle w:val="TableParagraph"/>
-              <w:spacing w:before="120"/>
-              <w:jc w:val="center"/>
-              <w:rPr>
-                <w:rFonts w:ascii="Arial" w:hAnsi="Arial" w:cs="Arial"/>
-                <w:sz w:val="14"/>
-                <w:szCs w:val="14"/>
-              </w:rPr>
-            </w:pPr>
-          </w:p>
-        </w:tc>
-        <w:tc>
-          <w:tcPr>
-            <w:tcW w:w="240" w:type="pct"/>
-          </w:tcPr>
-          <w:p>
-            <w:pPr>
-              <w:pStyle w:val="TableParagraph"/>
-              <w:spacing w:before="120"/>
-              <w:jc w:val="center"/>
-              <w:rPr>
-                <w:rFonts w:ascii="Arial" w:hAnsi="Arial" w:cs="Arial"/>
-                <w:sz w:val="14"/>
-                <w:szCs w:val="14"/>
-              </w:rPr>
-            </w:pPr>
-          </w:p>
-        </w:tc>
-        <w:tc>
-          <w:tcPr>
-            <w:tcW w:w="192" w:type="pct"/>
-          </w:tcPr>
-          <w:p>
-            <w:pPr>
-              <w:pStyle w:val="TableParagraph"/>
-              <w:spacing w:before="120"/>
-              <w:jc w:val="center"/>
-              <w:rPr>
-                <w:rFonts w:ascii="Arial" w:hAnsi="Arial" w:cs="Arial"/>
-                <w:sz w:val="14"/>
-                <w:szCs w:val="14"/>
-              </w:rPr>
-            </w:pPr>
-          </w:p>
-        </w:tc>
-        <w:tc>
-          <w:tcPr>
-            <w:tcW w:w="460" w:type="pct"/>
-          </w:tcPr>
-          <w:p>
-            <w:pPr>
-              <w:pStyle w:val="TableParagraph"/>
-              <w:spacing w:before="120"/>
-              <w:jc w:val="center"/>
-              <w:rPr>
-                <w:rFonts w:ascii="Arial" w:hAnsi="Arial" w:cs="Arial"/>
-                <w:sz w:val="14"/>
-                <w:szCs w:val="14"/>
-              </w:rPr>
-            </w:pPr>
-          </w:p>
-        </w:tc>
-        <w:tc>
-          <w:tcPr>
-            <w:tcW w:w="298" w:type="pct"/>
-          </w:tcPr>
-          <w:p>
-            <w:pPr>
-              <w:pStyle w:val="TableParagraph"/>
-              <w:spacing w:before="120"/>
-              <w:jc w:val="center"/>
-              <w:rPr>
-                <w:rFonts w:ascii="Arial" w:hAnsi="Arial" w:cs="Arial"/>
-                <w:sz w:val="14"/>
-                <w:szCs w:val="14"/>
-              </w:rPr>
-            </w:pPr>
-          </w:p>
-        </w:tc>
-      </w:tr>
-      <w:tr>
-        <w:tc>
-          <w:tcPr>
-            <w:tcW w:w="445" w:type="pct"/>
-          </w:tcPr>
-          <w:p>
-            <w:pPr>
-              <w:pStyle w:val="TableParagraph"/>
-              <w:spacing w:before="120"/>
-              <w:jc w:val="center"/>
-              <w:rPr>
-                <w:rFonts w:ascii="Arial" w:hAnsi="Arial" w:cs="Arial"/>
-                <w:sz w:val="14"/>
-                <w:szCs w:val="14"/>
-              </w:rPr>
-            </w:pPr>
-            <w:r>
-              <w:rPr>
-                <w:rFonts w:ascii="Arial" w:hAnsi="Arial" w:cs="Arial"/>
-                <w:sz w:val="14"/>
-                <w:szCs w:val="14"/>
-              </w:rPr>
-              <w:t>…</w:t>
-            </w:r>
-          </w:p>
-        </w:tc>
-        <w:tc>
-          <w:tcPr>
-            <w:tcW w:w="594" w:type="pct"/>
-          </w:tcPr>
-          <w:p>
-            <w:pPr>
-              <w:pStyle w:val="TableParagraph"/>
-              <w:spacing w:before="120"/>
-              <w:jc w:val="center"/>
-              <w:rPr>
-                <w:rFonts w:ascii="Arial" w:hAnsi="Arial" w:cs="Arial"/>
-                <w:sz w:val="14"/>
-                <w:szCs w:val="14"/>
-              </w:rPr>
-            </w:pPr>
-          </w:p>
-        </w:tc>
-        <w:tc>
-          <w:tcPr>
-            <w:tcW w:w="316" w:type="pct"/>
-          </w:tcPr>
-          <w:p>
-            <w:pPr>
-              <w:pStyle w:val="TableParagraph"/>
-              <w:spacing w:before="120"/>
-              <w:jc w:val="center"/>
-              <w:rPr>
-                <w:rFonts w:ascii="Arial" w:hAnsi="Arial" w:cs="Arial"/>
-                <w:sz w:val="14"/>
-                <w:szCs w:val="14"/>
-              </w:rPr>
-            </w:pPr>
-          </w:p>
-        </w:tc>
-        <w:tc>
-          <w:tcPr>
-            <w:tcW w:w="295" w:type="pct"/>
-          </w:tcPr>
-          <w:p>
-            <w:pPr>
-              <w:pStyle w:val="TableParagraph"/>
-              <w:spacing w:before="120"/>
-              <w:jc w:val="center"/>
-              <w:rPr>
-                <w:rFonts w:ascii="Arial" w:hAnsi="Arial" w:cs="Arial"/>
-                <w:sz w:val="14"/>
-                <w:szCs w:val="14"/>
-              </w:rPr>
-            </w:pPr>
-          </w:p>
-        </w:tc>
-        <w:tc>
-          <w:tcPr>
-            <w:tcW w:w="283" w:type="pct"/>
-          </w:tcPr>
-          <w:p>
-            <w:pPr>
-              <w:pStyle w:val="TableParagraph"/>
-              <w:spacing w:before="120"/>
-              <w:jc w:val="center"/>
-              <w:rPr>
-                <w:rFonts w:ascii="Arial" w:hAnsi="Arial" w:cs="Arial"/>
-                <w:sz w:val="14"/>
-                <w:szCs w:val="14"/>
-              </w:rPr>
-            </w:pPr>
-          </w:p>
-        </w:tc>
-        <w:tc>
-          <w:tcPr>
-            <w:tcW w:w="183" w:type="pct"/>
-          </w:tcPr>
-          <w:p>
-            <w:pPr>
-              <w:pStyle w:val="TableParagraph"/>
-              <w:spacing w:before="120"/>
-              <w:jc w:val="center"/>
-              <w:rPr>
-                <w:rFonts w:ascii="Arial" w:hAnsi="Arial" w:cs="Arial"/>
-                <w:sz w:val="14"/>
-                <w:szCs w:val="14"/>
-              </w:rPr>
-            </w:pPr>
-          </w:p>
-        </w:tc>
-        <w:tc>
-          <w:tcPr>
-            <w:tcW w:w="213" w:type="pct"/>
-          </w:tcPr>
-          <w:p>
-            <w:pPr>
-              <w:pStyle w:val="TableParagraph"/>
-              <w:spacing w:before="120"/>
-              <w:jc w:val="center"/>
-              <w:rPr>
-                <w:rFonts w:ascii="Arial" w:hAnsi="Arial" w:cs="Arial"/>
-                <w:sz w:val="14"/>
-                <w:szCs w:val="14"/>
-              </w:rPr>
-            </w:pPr>
-          </w:p>
-        </w:tc>
-        <w:tc>
-          <w:tcPr>
-            <w:tcW w:w="187" w:type="pct"/>
-          </w:tcPr>
-          <w:p>
-            <w:pPr>
-              <w:pStyle w:val="TableParagraph"/>
-              <w:spacing w:before="120"/>
-              <w:jc w:val="center"/>
-              <w:rPr>
-                <w:rFonts w:ascii="Arial" w:hAnsi="Arial" w:cs="Arial"/>
-                <w:sz w:val="14"/>
-                <w:szCs w:val="14"/>
-              </w:rPr>
-            </w:pPr>
-          </w:p>
-        </w:tc>
-        <w:tc>
-          <w:tcPr>
-            <w:tcW w:w="272" w:type="pct"/>
-          </w:tcPr>
-          <w:p>
-            <w:pPr>
-              <w:pStyle w:val="TableParagraph"/>
-              <w:spacing w:before="120"/>
-              <w:jc w:val="center"/>
-              <w:rPr>
-                <w:rFonts w:ascii="Arial" w:hAnsi="Arial" w:cs="Arial"/>
-                <w:sz w:val="14"/>
-                <w:szCs w:val="14"/>
-              </w:rPr>
-            </w:pPr>
-          </w:p>
-        </w:tc>
-        <w:tc>
-          <w:tcPr>
-            <w:tcW w:w="397" w:type="pct"/>
-          </w:tcPr>
-          <w:p>
-            <w:pPr>
-              <w:pStyle w:val="TableParagraph"/>
-              <w:spacing w:before="120"/>
-              <w:jc w:val="center"/>
-              <w:rPr>
-                <w:rFonts w:ascii="Arial" w:hAnsi="Arial" w:cs="Arial"/>
-                <w:sz w:val="14"/>
-                <w:szCs w:val="14"/>
-              </w:rPr>
-            </w:pPr>
-          </w:p>
-        </w:tc>
-        <w:tc>
-          <w:tcPr>
-            <w:tcW w:w="229" w:type="pct"/>
-          </w:tcPr>
-          <w:p>
-            <w:pPr>
-              <w:pStyle w:val="TableParagraph"/>
-              <w:spacing w:before="120"/>
-              <w:jc w:val="center"/>
-              <w:rPr>
-                <w:rFonts w:ascii="Arial" w:hAnsi="Arial" w:cs="Arial"/>
-                <w:sz w:val="14"/>
-                <w:szCs w:val="14"/>
-              </w:rPr>
-            </w:pPr>
-          </w:p>
-        </w:tc>
-        <w:tc>
-          <w:tcPr>
-            <w:tcW w:w="397" w:type="pct"/>
-          </w:tcPr>
-          <w:p>
-            <w:pPr>
-              <w:pStyle w:val="TableParagraph"/>
-              <w:spacing w:before="120"/>
-              <w:jc w:val="center"/>
-              <w:rPr>
-                <w:rFonts w:ascii="Arial" w:hAnsi="Arial" w:cs="Arial"/>
-                <w:sz w:val="14"/>
-                <w:szCs w:val="14"/>
-              </w:rPr>
-            </w:pPr>
-          </w:p>
-        </w:tc>
-        <w:tc>
-          <w:tcPr>
-            <w:tcW w:w="240" w:type="pct"/>
-          </w:tcPr>
-          <w:p>
-            <w:pPr>
-              <w:pStyle w:val="TableParagraph"/>
-              <w:spacing w:before="120"/>
-              <w:jc w:val="center"/>
-              <w:rPr>
-                <w:rFonts w:ascii="Arial" w:hAnsi="Arial" w:cs="Arial"/>
-                <w:sz w:val="14"/>
-                <w:szCs w:val="14"/>
-              </w:rPr>
-            </w:pPr>
-          </w:p>
-        </w:tc>
-        <w:tc>
-          <w:tcPr>
-            <w:tcW w:w="192" w:type="pct"/>
-          </w:tcPr>
-          <w:p>
-            <w:pPr>
-              <w:pStyle w:val="TableParagraph"/>
-              <w:spacing w:before="120"/>
-              <w:jc w:val="center"/>
-              <w:rPr>
-                <w:rFonts w:ascii="Arial" w:hAnsi="Arial" w:cs="Arial"/>
-                <w:sz w:val="14"/>
-                <w:szCs w:val="14"/>
-              </w:rPr>
-            </w:pPr>
-          </w:p>
-        </w:tc>
-        <w:tc>
-          <w:tcPr>
-            <w:tcW w:w="460" w:type="pct"/>
-          </w:tcPr>
-          <w:p>
-            <w:pPr>
-              <w:pStyle w:val="TableParagraph"/>
-              <w:spacing w:before="120"/>
-              <w:jc w:val="center"/>
-              <w:rPr>
-                <w:rFonts w:ascii="Arial" w:hAnsi="Arial" w:cs="Arial"/>
-                <w:sz w:val="14"/>
-                <w:szCs w:val="14"/>
-              </w:rPr>
-            </w:pPr>
-          </w:p>
-        </w:tc>
-        <w:tc>
-          <w:tcPr>
-            <w:tcW w:w="298" w:type="pct"/>
-          </w:tcPr>
-          <w:p>
-            <w:pPr>
-              <w:pStyle w:val="TableParagraph"/>
-              <w:spacing w:before="120"/>
-              <w:jc w:val="center"/>
-              <w:rPr>
-                <w:rFonts w:ascii="Arial" w:hAnsi="Arial" w:cs="Arial"/>
-                <w:sz w:val="14"/>
-                <w:szCs w:val="14"/>
-              </w:rPr>
-            </w:pPr>
           </w:p>
         </w:tc>
       </w:tr>

--- a/PhieuA.docx
+++ b/PhieuA.docx
@@ -12,6 +12,7 @@
         </w:rPr>
       </w:pPr>
       <w:bookmarkStart w:id="0" w:name="chuong_pl_9"/>
+      <w:proofErr w:type="spellStart"/>
       <w:r>
         <w:rPr>
           <w:rFonts w:ascii="Arial" w:hAnsi="Arial" w:cs="Arial"/>
@@ -26,9 +27,190 @@
           <w:b/>
           <w:sz w:val="20"/>
         </w:rPr>
-        <w:t>ẫu số 2.1. Phiếu A - Nhận dạng nhanh đặc điểm hộ gia đình</w:t>
+        <w:t>ẫu</w:t>
+      </w:r>
+      <w:proofErr w:type="spellEnd"/>
+      <w:r>
+        <w:rPr>
+          <w:rFonts w:ascii="Arial" w:hAnsi="Arial" w:cs="Arial"/>
+          <w:b/>
+          <w:sz w:val="20"/>
+        </w:rPr>
+        <w:t xml:space="preserve"> </w:t>
+      </w:r>
+      <w:proofErr w:type="spellStart"/>
+      <w:r>
+        <w:rPr>
+          <w:rFonts w:ascii="Arial" w:hAnsi="Arial" w:cs="Arial"/>
+          <w:b/>
+          <w:sz w:val="20"/>
+        </w:rPr>
+        <w:t>số</w:t>
+      </w:r>
+      <w:proofErr w:type="spellEnd"/>
+      <w:r>
+        <w:rPr>
+          <w:rFonts w:ascii="Arial" w:hAnsi="Arial" w:cs="Arial"/>
+          <w:b/>
+          <w:sz w:val="20"/>
+        </w:rPr>
+        <w:t xml:space="preserve"> 2.1. </w:t>
+      </w:r>
+      <w:proofErr w:type="spellStart"/>
+      <w:r>
+        <w:rPr>
+          <w:rFonts w:ascii="Arial" w:hAnsi="Arial" w:cs="Arial"/>
+          <w:b/>
+          <w:sz w:val="20"/>
+        </w:rPr>
+        <w:t>Phiếu</w:t>
+      </w:r>
+      <w:proofErr w:type="spellEnd"/>
+      <w:r>
+        <w:rPr>
+          <w:rFonts w:ascii="Arial" w:hAnsi="Arial" w:cs="Arial"/>
+          <w:b/>
+          <w:sz w:val="20"/>
+        </w:rPr>
+        <w:t xml:space="preserve"> A - </w:t>
+      </w:r>
+      <w:proofErr w:type="spellStart"/>
+      <w:r>
+        <w:rPr>
+          <w:rFonts w:ascii="Arial" w:hAnsi="Arial" w:cs="Arial"/>
+          <w:b/>
+          <w:sz w:val="20"/>
+        </w:rPr>
+        <w:t>Nhận</w:t>
+      </w:r>
+      <w:proofErr w:type="spellEnd"/>
+      <w:r>
+        <w:rPr>
+          <w:rFonts w:ascii="Arial" w:hAnsi="Arial" w:cs="Arial"/>
+          <w:b/>
+          <w:sz w:val="20"/>
+        </w:rPr>
+        <w:t xml:space="preserve"> </w:t>
+      </w:r>
+      <w:proofErr w:type="spellStart"/>
+      <w:r>
+        <w:rPr>
+          <w:rFonts w:ascii="Arial" w:hAnsi="Arial" w:cs="Arial"/>
+          <w:b/>
+          <w:sz w:val="20"/>
+        </w:rPr>
+        <w:t>dạng</w:t>
+      </w:r>
+      <w:proofErr w:type="spellEnd"/>
+      <w:r>
+        <w:rPr>
+          <w:rFonts w:ascii="Arial" w:hAnsi="Arial" w:cs="Arial"/>
+          <w:b/>
+          <w:sz w:val="20"/>
+        </w:rPr>
+        <w:t xml:space="preserve"> </w:t>
+      </w:r>
+      <w:proofErr w:type="spellStart"/>
+      <w:r>
+        <w:rPr>
+          <w:rFonts w:ascii="Arial" w:hAnsi="Arial" w:cs="Arial"/>
+          <w:b/>
+          <w:sz w:val="20"/>
+        </w:rPr>
+        <w:t>nhanh</w:t>
+      </w:r>
+      <w:proofErr w:type="spellEnd"/>
+      <w:r>
+        <w:rPr>
+          <w:rFonts w:ascii="Arial" w:hAnsi="Arial" w:cs="Arial"/>
+          <w:b/>
+          <w:sz w:val="20"/>
+        </w:rPr>
+        <w:t xml:space="preserve"> </w:t>
+      </w:r>
+      <w:proofErr w:type="spellStart"/>
+      <w:r>
+        <w:rPr>
+          <w:rFonts w:ascii="Arial" w:hAnsi="Arial" w:cs="Arial"/>
+          <w:b/>
+          <w:sz w:val="20"/>
+        </w:rPr>
+        <w:t>đặc</w:t>
+      </w:r>
+      <w:proofErr w:type="spellEnd"/>
+      <w:r>
+        <w:rPr>
+          <w:rFonts w:ascii="Arial" w:hAnsi="Arial" w:cs="Arial"/>
+          <w:b/>
+          <w:sz w:val="20"/>
+        </w:rPr>
+        <w:t xml:space="preserve"> </w:t>
+      </w:r>
+      <w:proofErr w:type="spellStart"/>
+      <w:r>
+        <w:rPr>
+          <w:rFonts w:ascii="Arial" w:hAnsi="Arial" w:cs="Arial"/>
+          <w:b/>
+          <w:sz w:val="20"/>
+        </w:rPr>
+        <w:t>điểm</w:t>
+      </w:r>
+      <w:proofErr w:type="spellEnd"/>
+      <w:r>
+        <w:rPr>
+          <w:rFonts w:ascii="Arial" w:hAnsi="Arial" w:cs="Arial"/>
+          <w:b/>
+          <w:sz w:val="20"/>
+        </w:rPr>
+        <w:t xml:space="preserve"> </w:t>
+      </w:r>
+      <w:proofErr w:type="spellStart"/>
+      <w:r>
+        <w:rPr>
+          <w:rFonts w:ascii="Arial" w:hAnsi="Arial" w:cs="Arial"/>
+          <w:b/>
+          <w:sz w:val="20"/>
+        </w:rPr>
+        <w:t>hộ</w:t>
+      </w:r>
+      <w:proofErr w:type="spellEnd"/>
+      <w:r>
+        <w:rPr>
+          <w:rFonts w:ascii="Arial" w:hAnsi="Arial" w:cs="Arial"/>
+          <w:b/>
+          <w:sz w:val="20"/>
+        </w:rPr>
+        <w:t xml:space="preserve"> </w:t>
+      </w:r>
+      <w:proofErr w:type="spellStart"/>
+      <w:r>
+        <w:rPr>
+          <w:rFonts w:ascii="Arial" w:hAnsi="Arial" w:cs="Arial"/>
+          <w:b/>
+          <w:sz w:val="20"/>
+        </w:rPr>
+        <w:t>gia</w:t>
+      </w:r>
+      <w:proofErr w:type="spellEnd"/>
+      <w:r>
+        <w:rPr>
+          <w:rFonts w:ascii="Arial" w:hAnsi="Arial" w:cs="Arial"/>
+          <w:b/>
+          <w:sz w:val="20"/>
+        </w:rPr>
+        <w:t xml:space="preserve"> </w:t>
+      </w:r>
+      <w:proofErr w:type="spellStart"/>
+      <w:r>
+        <w:rPr>
+          <w:rFonts w:ascii="Arial" w:hAnsi="Arial" w:cs="Arial"/>
+          <w:b/>
+          <w:sz w:val="20"/>
+        </w:rPr>
+        <w:t>đình</w:t>
       </w:r>
       <w:bookmarkEnd w:id="0"/>
+      <w:proofErr w:type="spellEnd"/>
     </w:p>
     <w:p>
       <w:pPr>
@@ -38,19 +220,60 @@
           <w:sz w:val="20"/>
         </w:rPr>
       </w:pPr>
-      <w:r>
-        <w:rPr>
-          <w:rFonts w:ascii="Arial" w:hAnsi="Arial" w:cs="Arial"/>
-          <w:sz w:val="20"/>
-        </w:rPr>
-        <w:t xml:space="preserve">Tỉnh/Thành phố: </w:t>
-      </w:r>
-      <w:r>
-        <w:rPr>
-          <w:rFonts w:ascii="Arial" w:hAnsi="Arial" w:cs="Arial"/>
-          <w:sz w:val="20"/>
-        </w:rPr>
-        <w:t>{Tinh_thanh}</w:t>
+      <w:proofErr w:type="spellStart"/>
+      <w:r>
+        <w:rPr>
+          <w:rFonts w:ascii="Arial" w:hAnsi="Arial" w:cs="Arial"/>
+          <w:sz w:val="20"/>
+        </w:rPr>
+        <w:t>Tỉnh</w:t>
+      </w:r>
+      <w:proofErr w:type="spellEnd"/>
+      <w:r>
+        <w:rPr>
+          <w:rFonts w:ascii="Arial" w:hAnsi="Arial" w:cs="Arial"/>
+          <w:sz w:val="20"/>
+        </w:rPr>
+        <w:t xml:space="preserve">/Thành </w:t>
+      </w:r>
+      <w:proofErr w:type="spellStart"/>
+      <w:r>
+        <w:rPr>
+          <w:rFonts w:ascii="Arial" w:hAnsi="Arial" w:cs="Arial"/>
+          <w:sz w:val="20"/>
+        </w:rPr>
+        <w:t>phố</w:t>
+      </w:r>
+      <w:proofErr w:type="spellEnd"/>
+      <w:r>
+        <w:rPr>
+          <w:rFonts w:ascii="Arial" w:hAnsi="Arial" w:cs="Arial"/>
+          <w:sz w:val="20"/>
+        </w:rPr>
+        <w:t xml:space="preserve">: </w:t>
+      </w:r>
+      <w:r>
+        <w:rPr>
+          <w:rFonts w:ascii="Arial" w:hAnsi="Arial" w:cs="Arial"/>
+          <w:sz w:val="20"/>
+        </w:rPr>
+        <w:t>{</w:t>
+      </w:r>
+      <w:proofErr w:type="spellStart"/>
+      <w:r>
+        <w:rPr>
+          <w:rFonts w:ascii="Arial" w:hAnsi="Arial" w:cs="Arial"/>
+          <w:sz w:val="20"/>
+        </w:rPr>
+        <w:t>Tinh_thanh</w:t>
+      </w:r>
+      <w:proofErr w:type="spellEnd"/>
+      <w:r>
+        <w:rPr>
+          <w:rFonts w:ascii="Arial" w:hAnsi="Arial" w:cs="Arial"/>
+          <w:sz w:val="20"/>
+        </w:rPr>
+        <w:t>}</w:t>
       </w:r>
       <w:r>
         <w:rPr>
@@ -68,12 +291,37 @@
           <w:sz w:val="20"/>
         </w:rPr>
       </w:pPr>
-      <w:r>
-        <w:rPr>
-          <w:rFonts w:ascii="Arial" w:hAnsi="Arial" w:cs="Arial"/>
-          <w:sz w:val="20"/>
-        </w:rPr>
-        <w:t>Tờ số ……/..…..</w:t>
+      <w:proofErr w:type="spellStart"/>
+      <w:r>
+        <w:rPr>
+          <w:rFonts w:ascii="Arial" w:hAnsi="Arial" w:cs="Arial"/>
+          <w:sz w:val="20"/>
+        </w:rPr>
+        <w:t>Tờ</w:t>
+      </w:r>
+      <w:proofErr w:type="spellEnd"/>
+      <w:r>
+        <w:rPr>
+          <w:rFonts w:ascii="Arial" w:hAnsi="Arial" w:cs="Arial"/>
+          <w:sz w:val="20"/>
+        </w:rPr>
+        <w:t xml:space="preserve"> </w:t>
+      </w:r>
+      <w:proofErr w:type="spellStart"/>
+      <w:r>
+        <w:rPr>
+          <w:rFonts w:ascii="Arial" w:hAnsi="Arial" w:cs="Arial"/>
+          <w:sz w:val="20"/>
+        </w:rPr>
+        <w:t>số</w:t>
+      </w:r>
+      <w:proofErr w:type="spellEnd"/>
+      <w:r>
+        <w:rPr>
+          <w:rFonts w:ascii="Arial" w:hAnsi="Arial" w:cs="Arial"/>
+          <w:sz w:val="20"/>
+        </w:rPr>
+        <w:t xml:space="preserve"> ……/..…..</w:t>
       </w:r>
     </w:p>
     <w:p>
@@ -84,33 +332,186 @@
           <w:sz w:val="20"/>
         </w:rPr>
       </w:pPr>
-      <w:r>
-        <w:rPr>
-          <w:rFonts w:ascii="Arial" w:hAnsi="Arial" w:cs="Arial"/>
-          <w:sz w:val="20"/>
-        </w:rPr>
-        <w:t xml:space="preserve">Xã/phường/đặc khu: </w:t>
-      </w:r>
-      <w:r>
-        <w:rPr>
-          <w:rFonts w:ascii="Arial" w:hAnsi="Arial" w:cs="Arial"/>
-          <w:sz w:val="20"/>
-        </w:rPr>
-        <w:t>{Phuong_xa}</w:t>
-      </w:r>
-      <w:r>
-        <w:rPr>
-          <w:rFonts w:ascii="Arial" w:hAnsi="Arial" w:cs="Arial"/>
-          <w:sz w:val="20"/>
-        </w:rPr>
-        <w:t xml:space="preserve">                        Thôn/Tổ dân phố/: </w:t>
-      </w:r>
-      <w:r>
-        <w:rPr>
-          <w:rFonts w:ascii="Arial" w:hAnsi="Arial" w:cs="Arial"/>
-          <w:sz w:val="20"/>
-        </w:rPr>
-        <w:t>{Thon_to}</w:t>
+      <w:proofErr w:type="spellStart"/>
+      <w:r>
+        <w:rPr>
+          <w:rFonts w:ascii="Arial" w:hAnsi="Arial" w:cs="Arial"/>
+          <w:sz w:val="20"/>
+        </w:rPr>
+        <w:t>Xã</w:t>
+      </w:r>
+      <w:proofErr w:type="spellEnd"/>
+      <w:r>
+        <w:rPr>
+          <w:rFonts w:ascii="Arial" w:hAnsi="Arial" w:cs="Arial"/>
+          <w:sz w:val="20"/>
+        </w:rPr>
+        <w:t>/</w:t>
+      </w:r>
+      <w:proofErr w:type="spellStart"/>
+      <w:r>
+        <w:rPr>
+          <w:rFonts w:ascii="Arial" w:hAnsi="Arial" w:cs="Arial"/>
+          <w:sz w:val="20"/>
+        </w:rPr>
+        <w:t>phường</w:t>
+      </w:r>
+      <w:proofErr w:type="spellEnd"/>
+      <w:r>
+        <w:rPr>
+          <w:rFonts w:ascii="Arial" w:hAnsi="Arial" w:cs="Arial"/>
+          <w:sz w:val="20"/>
+        </w:rPr>
+        <w:t>/</w:t>
+      </w:r>
+      <w:proofErr w:type="spellStart"/>
+      <w:r>
+        <w:rPr>
+          <w:rFonts w:ascii="Arial" w:hAnsi="Arial" w:cs="Arial"/>
+          <w:sz w:val="20"/>
+        </w:rPr>
+        <w:t>đặc</w:t>
+      </w:r>
+      <w:proofErr w:type="spellEnd"/>
+      <w:r>
+        <w:rPr>
+          <w:rFonts w:ascii="Arial" w:hAnsi="Arial" w:cs="Arial"/>
+          <w:sz w:val="20"/>
+        </w:rPr>
+        <w:t xml:space="preserve"> </w:t>
+      </w:r>
+      <w:proofErr w:type="spellStart"/>
+      <w:r>
+        <w:rPr>
+          <w:rFonts w:ascii="Arial" w:hAnsi="Arial" w:cs="Arial"/>
+          <w:sz w:val="20"/>
+        </w:rPr>
+        <w:t>khu</w:t>
+      </w:r>
+      <w:proofErr w:type="spellEnd"/>
+      <w:r>
+        <w:rPr>
+          <w:rFonts w:ascii="Arial" w:hAnsi="Arial" w:cs="Arial"/>
+          <w:sz w:val="20"/>
+        </w:rPr>
+        <w:t xml:space="preserve">: </w:t>
+      </w:r>
+      <w:r>
+        <w:rPr>
+          <w:rFonts w:ascii="Arial" w:hAnsi="Arial" w:cs="Arial"/>
+          <w:sz w:val="20"/>
+        </w:rPr>
+        <w:t>{</w:t>
+      </w:r>
+      <w:proofErr w:type="spellStart"/>
+      <w:r>
+        <w:rPr>
+          <w:rFonts w:ascii="Arial" w:hAnsi="Arial" w:cs="Arial"/>
+          <w:sz w:val="20"/>
+        </w:rPr>
+        <w:t>Phuong_xa</w:t>
+      </w:r>
+      <w:proofErr w:type="spellEnd"/>
+      <w:r>
+        <w:rPr>
+          <w:rFonts w:ascii="Arial" w:hAnsi="Arial" w:cs="Arial"/>
+          <w:sz w:val="20"/>
+        </w:rPr>
+        <w:t>}</w:t>
+      </w:r>
+      <w:r>
+        <w:rPr>
+          <w:rFonts w:ascii="Arial" w:hAnsi="Arial" w:cs="Arial"/>
+          <w:sz w:val="20"/>
+        </w:rPr>
+        <w:t xml:space="preserve">                        </w:t>
+      </w:r>
+      <w:proofErr w:type="spellStart"/>
+      <w:r>
+        <w:rPr>
+          <w:rFonts w:ascii="Arial" w:hAnsi="Arial" w:cs="Arial"/>
+          <w:sz w:val="20"/>
+        </w:rPr>
+        <w:t>Thôn</w:t>
+      </w:r>
+      <w:proofErr w:type="spellEnd"/>
+      <w:r>
+        <w:rPr>
+          <w:rFonts w:ascii="Arial" w:hAnsi="Arial" w:cs="Arial"/>
+          <w:sz w:val="20"/>
+        </w:rPr>
+        <w:t>/</w:t>
+      </w:r>
+      <w:proofErr w:type="spellStart"/>
+      <w:r>
+        <w:rPr>
+          <w:rFonts w:ascii="Arial" w:hAnsi="Arial" w:cs="Arial"/>
+          <w:sz w:val="20"/>
+        </w:rPr>
+        <w:t>Tổ</w:t>
+      </w:r>
+      <w:proofErr w:type="spellEnd"/>
+      <w:r>
+        <w:rPr>
+          <w:rFonts w:ascii="Arial" w:hAnsi="Arial" w:cs="Arial"/>
+          <w:sz w:val="20"/>
+        </w:rPr>
+        <w:t xml:space="preserve"> </w:t>
+      </w:r>
+      <w:proofErr w:type="spellStart"/>
+      <w:r>
+        <w:rPr>
+          <w:rFonts w:ascii="Arial" w:hAnsi="Arial" w:cs="Arial"/>
+          <w:sz w:val="20"/>
+        </w:rPr>
+        <w:t>dân</w:t>
+      </w:r>
+      <w:proofErr w:type="spellEnd"/>
+      <w:r>
+        <w:rPr>
+          <w:rFonts w:ascii="Arial" w:hAnsi="Arial" w:cs="Arial"/>
+          <w:sz w:val="20"/>
+        </w:rPr>
+        <w:t xml:space="preserve"> </w:t>
+      </w:r>
+      <w:proofErr w:type="spellStart"/>
+      <w:r>
+        <w:rPr>
+          <w:rFonts w:ascii="Arial" w:hAnsi="Arial" w:cs="Arial"/>
+          <w:sz w:val="20"/>
+        </w:rPr>
+        <w:t>phố</w:t>
+      </w:r>
+      <w:proofErr w:type="spellEnd"/>
+      <w:r>
+        <w:rPr>
+          <w:rFonts w:ascii="Arial" w:hAnsi="Arial" w:cs="Arial"/>
+          <w:sz w:val="20"/>
+        </w:rPr>
+        <w:t xml:space="preserve">/: </w:t>
+      </w:r>
+      <w:r>
+        <w:rPr>
+          <w:rFonts w:ascii="Arial" w:hAnsi="Arial" w:cs="Arial"/>
+          <w:sz w:val="20"/>
+        </w:rPr>
+        <w:t>{</w:t>
+      </w:r>
+      <w:proofErr w:type="spellStart"/>
+      <w:r>
+        <w:rPr>
+          <w:rFonts w:ascii="Arial" w:hAnsi="Arial" w:cs="Arial"/>
+          <w:sz w:val="20"/>
+        </w:rPr>
+        <w:t>Thon_to</w:t>
+      </w:r>
+      <w:proofErr w:type="spellEnd"/>
+      <w:r>
+        <w:rPr>
+          <w:rFonts w:ascii="Arial" w:hAnsi="Arial" w:cs="Arial"/>
+          <w:sz w:val="20"/>
+        </w:rPr>
+        <w:t>}</w:t>
       </w:r>
     </w:p>
     <w:p>
@@ -149,22 +550,22 @@
         <w:tblLook w:val="01E0" w:firstRow="1" w:lastRow="1" w:firstColumn="1" w:lastColumn="1" w:noHBand="0" w:noVBand="0"/>
       </w:tblPr>
       <w:tblGrid>
-        <w:gridCol w:w="807"/>
-        <w:gridCol w:w="1030"/>
-        <w:gridCol w:w="551"/>
-        <w:gridCol w:w="535"/>
-        <w:gridCol w:w="467"/>
-        <w:gridCol w:w="332"/>
-        <w:gridCol w:w="386"/>
-        <w:gridCol w:w="340"/>
-        <w:gridCol w:w="494"/>
-        <w:gridCol w:w="721"/>
-        <w:gridCol w:w="416"/>
-        <w:gridCol w:w="675"/>
-        <w:gridCol w:w="418"/>
-        <w:gridCol w:w="349"/>
-        <w:gridCol w:w="788"/>
-        <w:gridCol w:w="768"/>
+        <w:gridCol w:w="1397"/>
+        <w:gridCol w:w="1784"/>
+        <w:gridCol w:w="955"/>
+        <w:gridCol w:w="927"/>
+        <w:gridCol w:w="811"/>
+        <w:gridCol w:w="575"/>
+        <w:gridCol w:w="669"/>
+        <w:gridCol w:w="588"/>
+        <w:gridCol w:w="855"/>
+        <w:gridCol w:w="1247"/>
+        <w:gridCol w:w="720"/>
+        <w:gridCol w:w="1169"/>
+        <w:gridCol w:w="723"/>
+        <w:gridCol w:w="603"/>
+        <w:gridCol w:w="1364"/>
+        <w:gridCol w:w="1323"/>
       </w:tblGrid>
       <w:tr>
         <w:tc>
@@ -212,15 +613,97 @@
                 <w:szCs w:val="14"/>
               </w:rPr>
             </w:pPr>
-            <w:r>
-              <w:rPr>
-                <w:rFonts w:ascii="Arial" w:hAnsi="Arial" w:cs="Arial"/>
-                <w:b/>
-                <w:sz w:val="14"/>
-                <w:szCs w:val="14"/>
-              </w:rPr>
-              <w:t>Họ và tên chủ hộ</w:t>
-            </w:r>
+            <w:proofErr w:type="spellStart"/>
+            <w:r>
+              <w:rPr>
+                <w:rFonts w:ascii="Arial" w:hAnsi="Arial" w:cs="Arial"/>
+                <w:b/>
+                <w:sz w:val="14"/>
+                <w:szCs w:val="14"/>
+              </w:rPr>
+              <w:t>Họ</w:t>
+            </w:r>
+            <w:proofErr w:type="spellEnd"/>
+            <w:r>
+              <w:rPr>
+                <w:rFonts w:ascii="Arial" w:hAnsi="Arial" w:cs="Arial"/>
+                <w:b/>
+                <w:sz w:val="14"/>
+                <w:szCs w:val="14"/>
+              </w:rPr>
+              <w:t xml:space="preserve"> </w:t>
+            </w:r>
+            <w:proofErr w:type="spellStart"/>
+            <w:r>
+              <w:rPr>
+                <w:rFonts w:ascii="Arial" w:hAnsi="Arial" w:cs="Arial"/>
+                <w:b/>
+                <w:sz w:val="14"/>
+                <w:szCs w:val="14"/>
+              </w:rPr>
+              <w:t>và</w:t>
+            </w:r>
+            <w:proofErr w:type="spellEnd"/>
+            <w:r>
+              <w:rPr>
+                <w:rFonts w:ascii="Arial" w:hAnsi="Arial" w:cs="Arial"/>
+                <w:b/>
+                <w:sz w:val="14"/>
+                <w:szCs w:val="14"/>
+              </w:rPr>
+              <w:t xml:space="preserve"> </w:t>
+            </w:r>
+            <w:proofErr w:type="spellStart"/>
+            <w:r>
+              <w:rPr>
+                <w:rFonts w:ascii="Arial" w:hAnsi="Arial" w:cs="Arial"/>
+                <w:b/>
+                <w:sz w:val="14"/>
+                <w:szCs w:val="14"/>
+              </w:rPr>
+              <w:t>tên</w:t>
+            </w:r>
+            <w:proofErr w:type="spellEnd"/>
+            <w:r>
+              <w:rPr>
+                <w:rFonts w:ascii="Arial" w:hAnsi="Arial" w:cs="Arial"/>
+                <w:b/>
+                <w:sz w:val="14"/>
+                <w:szCs w:val="14"/>
+              </w:rPr>
+              <w:t xml:space="preserve"> </w:t>
+            </w:r>
+            <w:proofErr w:type="spellStart"/>
+            <w:r>
+              <w:rPr>
+                <w:rFonts w:ascii="Arial" w:hAnsi="Arial" w:cs="Arial"/>
+                <w:b/>
+                <w:sz w:val="14"/>
+                <w:szCs w:val="14"/>
+              </w:rPr>
+              <w:t>chủ</w:t>
+            </w:r>
+            <w:proofErr w:type="spellEnd"/>
+            <w:r>
+              <w:rPr>
+                <w:rFonts w:ascii="Arial" w:hAnsi="Arial" w:cs="Arial"/>
+                <w:b/>
+                <w:sz w:val="14"/>
+                <w:szCs w:val="14"/>
+              </w:rPr>
+              <w:t xml:space="preserve"> </w:t>
+            </w:r>
+            <w:proofErr w:type="spellStart"/>
+            <w:r>
+              <w:rPr>
+                <w:rFonts w:ascii="Arial" w:hAnsi="Arial" w:cs="Arial"/>
+                <w:b/>
+                <w:sz w:val="14"/>
+                <w:szCs w:val="14"/>
+              </w:rPr>
+              <w:t>hộ</w:t>
+            </w:r>
+            <w:proofErr w:type="spellEnd"/>
           </w:p>
         </w:tc>
         <w:tc>
@@ -240,15 +723,57 @@
                 <w:szCs w:val="14"/>
               </w:rPr>
             </w:pPr>
-            <w:r>
-              <w:rPr>
-                <w:rFonts w:ascii="Arial" w:hAnsi="Arial" w:cs="Arial"/>
-                <w:b/>
-                <w:sz w:val="14"/>
-                <w:szCs w:val="14"/>
-              </w:rPr>
-              <w:t>Ngày rà soát</w:t>
-            </w:r>
+            <w:proofErr w:type="spellStart"/>
+            <w:r>
+              <w:rPr>
+                <w:rFonts w:ascii="Arial" w:hAnsi="Arial" w:cs="Arial"/>
+                <w:b/>
+                <w:sz w:val="14"/>
+                <w:szCs w:val="14"/>
+              </w:rPr>
+              <w:t>Ngày</w:t>
+            </w:r>
+            <w:proofErr w:type="spellEnd"/>
+            <w:r>
+              <w:rPr>
+                <w:rFonts w:ascii="Arial" w:hAnsi="Arial" w:cs="Arial"/>
+                <w:b/>
+                <w:sz w:val="14"/>
+                <w:szCs w:val="14"/>
+              </w:rPr>
+              <w:t xml:space="preserve"> </w:t>
+            </w:r>
+            <w:proofErr w:type="spellStart"/>
+            <w:r>
+              <w:rPr>
+                <w:rFonts w:ascii="Arial" w:hAnsi="Arial" w:cs="Arial"/>
+                <w:b/>
+                <w:sz w:val="14"/>
+                <w:szCs w:val="14"/>
+              </w:rPr>
+              <w:t>rà</w:t>
+            </w:r>
+            <w:proofErr w:type="spellEnd"/>
+            <w:r>
+              <w:rPr>
+                <w:rFonts w:ascii="Arial" w:hAnsi="Arial" w:cs="Arial"/>
+                <w:b/>
+                <w:sz w:val="14"/>
+                <w:szCs w:val="14"/>
+              </w:rPr>
+              <w:t xml:space="preserve"> </w:t>
+            </w:r>
+            <w:proofErr w:type="spellStart"/>
+            <w:r>
+              <w:rPr>
+                <w:rFonts w:ascii="Arial" w:hAnsi="Arial" w:cs="Arial"/>
+                <w:b/>
+                <w:sz w:val="14"/>
+                <w:szCs w:val="14"/>
+              </w:rPr>
+              <w:t>soát</w:t>
+            </w:r>
+            <w:proofErr w:type="spellEnd"/>
           </w:p>
         </w:tc>
         <w:tc>
@@ -268,15 +793,57 @@
                 <w:szCs w:val="14"/>
               </w:rPr>
             </w:pPr>
-            <w:r>
-              <w:rPr>
-                <w:rFonts w:ascii="Arial" w:hAnsi="Arial" w:cs="Arial"/>
-                <w:b/>
-                <w:sz w:val="14"/>
-                <w:szCs w:val="14"/>
-              </w:rPr>
-              <w:t>Nhận dạng nhanh</w:t>
-            </w:r>
+            <w:proofErr w:type="spellStart"/>
+            <w:r>
+              <w:rPr>
+                <w:rFonts w:ascii="Arial" w:hAnsi="Arial" w:cs="Arial"/>
+                <w:b/>
+                <w:sz w:val="14"/>
+                <w:szCs w:val="14"/>
+              </w:rPr>
+              <w:t>Nhận</w:t>
+            </w:r>
+            <w:proofErr w:type="spellEnd"/>
+            <w:r>
+              <w:rPr>
+                <w:rFonts w:ascii="Arial" w:hAnsi="Arial" w:cs="Arial"/>
+                <w:b/>
+                <w:sz w:val="14"/>
+                <w:szCs w:val="14"/>
+              </w:rPr>
+              <w:t xml:space="preserve"> </w:t>
+            </w:r>
+            <w:proofErr w:type="spellStart"/>
+            <w:r>
+              <w:rPr>
+                <w:rFonts w:ascii="Arial" w:hAnsi="Arial" w:cs="Arial"/>
+                <w:b/>
+                <w:sz w:val="14"/>
+                <w:szCs w:val="14"/>
+              </w:rPr>
+              <w:t>dạng</w:t>
+            </w:r>
+            <w:proofErr w:type="spellEnd"/>
+            <w:r>
+              <w:rPr>
+                <w:rFonts w:ascii="Arial" w:hAnsi="Arial" w:cs="Arial"/>
+                <w:b/>
+                <w:sz w:val="14"/>
+                <w:szCs w:val="14"/>
+              </w:rPr>
+              <w:t xml:space="preserve"> </w:t>
+            </w:r>
+            <w:proofErr w:type="spellStart"/>
+            <w:r>
+              <w:rPr>
+                <w:rFonts w:ascii="Arial" w:hAnsi="Arial" w:cs="Arial"/>
+                <w:b/>
+                <w:sz w:val="14"/>
+                <w:szCs w:val="14"/>
+              </w:rPr>
+              <w:t>nhanh</w:t>
+            </w:r>
+            <w:proofErr w:type="spellEnd"/>
             <w:r>
               <w:rPr>
                 <w:rFonts w:ascii="Arial" w:hAnsi="Arial" w:cs="Arial"/>
@@ -314,7 +881,403 @@
                 <w:sz w:val="14"/>
                 <w:szCs w:val="14"/>
               </w:rPr>
-              <w:t>(hộ không có điều kiện theo ghi chú: ghi mã 1 và rà soát tiếp từ cột 1 - cột 9; hộ còn lại ghi mã 0)</w:t>
+              <w:t>(</w:t>
+            </w:r>
+            <w:proofErr w:type="spellStart"/>
+            <w:r>
+              <w:rPr>
+                <w:rFonts w:ascii="Arial" w:hAnsi="Arial" w:cs="Arial"/>
+                <w:sz w:val="14"/>
+                <w:szCs w:val="14"/>
+              </w:rPr>
+              <w:t>hộ</w:t>
+            </w:r>
+            <w:proofErr w:type="spellEnd"/>
+            <w:r>
+              <w:rPr>
+                <w:rFonts w:ascii="Arial" w:hAnsi="Arial" w:cs="Arial"/>
+                <w:sz w:val="14"/>
+                <w:szCs w:val="14"/>
+              </w:rPr>
+              <w:t xml:space="preserve"> </w:t>
+            </w:r>
+            <w:proofErr w:type="spellStart"/>
+            <w:r>
+              <w:rPr>
+                <w:rFonts w:ascii="Arial" w:hAnsi="Arial" w:cs="Arial"/>
+                <w:sz w:val="14"/>
+                <w:szCs w:val="14"/>
+              </w:rPr>
+              <w:t>không</w:t>
+            </w:r>
+            <w:proofErr w:type="spellEnd"/>
+            <w:r>
+              <w:rPr>
+                <w:rFonts w:ascii="Arial" w:hAnsi="Arial" w:cs="Arial"/>
+                <w:sz w:val="14"/>
+                <w:szCs w:val="14"/>
+              </w:rPr>
+              <w:t xml:space="preserve"> </w:t>
+            </w:r>
+            <w:proofErr w:type="spellStart"/>
+            <w:r>
+              <w:rPr>
+                <w:rFonts w:ascii="Arial" w:hAnsi="Arial" w:cs="Arial"/>
+                <w:sz w:val="14"/>
+                <w:szCs w:val="14"/>
+              </w:rPr>
+              <w:t>có</w:t>
+            </w:r>
+            <w:proofErr w:type="spellEnd"/>
+            <w:r>
+              <w:rPr>
+                <w:rFonts w:ascii="Arial" w:hAnsi="Arial" w:cs="Arial"/>
+                <w:sz w:val="14"/>
+                <w:szCs w:val="14"/>
+              </w:rPr>
+              <w:t xml:space="preserve"> </w:t>
+            </w:r>
+            <w:proofErr w:type="spellStart"/>
+            <w:r>
+              <w:rPr>
+                <w:rFonts w:ascii="Arial" w:hAnsi="Arial" w:cs="Arial"/>
+                <w:sz w:val="14"/>
+                <w:szCs w:val="14"/>
+              </w:rPr>
+              <w:t>điều</w:t>
+            </w:r>
+            <w:proofErr w:type="spellEnd"/>
+            <w:r>
+              <w:rPr>
+                <w:rFonts w:ascii="Arial" w:hAnsi="Arial" w:cs="Arial"/>
+                <w:sz w:val="14"/>
+                <w:szCs w:val="14"/>
+              </w:rPr>
+              <w:t xml:space="preserve"> </w:t>
+            </w:r>
+            <w:proofErr w:type="spellStart"/>
+            <w:r>
+              <w:rPr>
+                <w:rFonts w:ascii="Arial" w:hAnsi="Arial" w:cs="Arial"/>
+                <w:sz w:val="14"/>
+                <w:szCs w:val="14"/>
+              </w:rPr>
+              <w:t>kiện</w:t>
+            </w:r>
+            <w:proofErr w:type="spellEnd"/>
+            <w:r>
+              <w:rPr>
+                <w:rFonts w:ascii="Arial" w:hAnsi="Arial" w:cs="Arial"/>
+                <w:sz w:val="14"/>
+                <w:szCs w:val="14"/>
+              </w:rPr>
+              <w:t xml:space="preserve"> </w:t>
+            </w:r>
+            <w:proofErr w:type="spellStart"/>
+            <w:r>
+              <w:rPr>
+                <w:rFonts w:ascii="Arial" w:hAnsi="Arial" w:cs="Arial"/>
+                <w:sz w:val="14"/>
+                <w:szCs w:val="14"/>
+              </w:rPr>
+              <w:t>theo</w:t>
+            </w:r>
+            <w:proofErr w:type="spellEnd"/>
+            <w:r>
+              <w:rPr>
+                <w:rFonts w:ascii="Arial" w:hAnsi="Arial" w:cs="Arial"/>
+                <w:sz w:val="14"/>
+                <w:szCs w:val="14"/>
+              </w:rPr>
+              <w:t xml:space="preserve"> </w:t>
+            </w:r>
+            <w:proofErr w:type="spellStart"/>
+            <w:r>
+              <w:rPr>
+                <w:rFonts w:ascii="Arial" w:hAnsi="Arial" w:cs="Arial"/>
+                <w:sz w:val="14"/>
+                <w:szCs w:val="14"/>
+              </w:rPr>
+              <w:t>ghi</w:t>
+            </w:r>
+            <w:proofErr w:type="spellEnd"/>
+            <w:r>
+              <w:rPr>
+                <w:rFonts w:ascii="Arial" w:hAnsi="Arial" w:cs="Arial"/>
+                <w:sz w:val="14"/>
+                <w:szCs w:val="14"/>
+              </w:rPr>
+              <w:t xml:space="preserve"> </w:t>
+            </w:r>
+            <w:proofErr w:type="spellStart"/>
+            <w:r>
+              <w:rPr>
+                <w:rFonts w:ascii="Arial" w:hAnsi="Arial" w:cs="Arial"/>
+                <w:sz w:val="14"/>
+                <w:szCs w:val="14"/>
+              </w:rPr>
+              <w:t>chú</w:t>
+            </w:r>
+            <w:proofErr w:type="spellEnd"/>
+            <w:r>
+              <w:rPr>
+                <w:rFonts w:ascii="Arial" w:hAnsi="Arial" w:cs="Arial"/>
+                <w:sz w:val="14"/>
+                <w:szCs w:val="14"/>
+              </w:rPr>
+              <w:t xml:space="preserve">: </w:t>
+            </w:r>
+            <w:proofErr w:type="spellStart"/>
+            <w:r>
+              <w:rPr>
+                <w:rFonts w:ascii="Arial" w:hAnsi="Arial" w:cs="Arial"/>
+                <w:sz w:val="14"/>
+                <w:szCs w:val="14"/>
+              </w:rPr>
+              <w:t>ghi</w:t>
+            </w:r>
+            <w:proofErr w:type="spellEnd"/>
+            <w:r>
+              <w:rPr>
+                <w:rFonts w:ascii="Arial" w:hAnsi="Arial" w:cs="Arial"/>
+                <w:sz w:val="14"/>
+                <w:szCs w:val="14"/>
+              </w:rPr>
+              <w:t xml:space="preserve"> </w:t>
+            </w:r>
+            <w:proofErr w:type="spellStart"/>
+            <w:r>
+              <w:rPr>
+                <w:rFonts w:ascii="Arial" w:hAnsi="Arial" w:cs="Arial"/>
+                <w:sz w:val="14"/>
+                <w:szCs w:val="14"/>
+              </w:rPr>
+              <w:t>mã</w:t>
+            </w:r>
+            <w:proofErr w:type="spellEnd"/>
+            <w:r>
+              <w:rPr>
+                <w:rFonts w:ascii="Arial" w:hAnsi="Arial" w:cs="Arial"/>
+                <w:sz w:val="14"/>
+                <w:szCs w:val="14"/>
+              </w:rPr>
+              <w:t xml:space="preserve"> 1 </w:t>
+            </w:r>
+            <w:proofErr w:type="spellStart"/>
+            <w:r>
+              <w:rPr>
+                <w:rFonts w:ascii="Arial" w:hAnsi="Arial" w:cs="Arial"/>
+                <w:sz w:val="14"/>
+                <w:szCs w:val="14"/>
+              </w:rPr>
+              <w:t>và</w:t>
+            </w:r>
+            <w:proofErr w:type="spellEnd"/>
+            <w:r>
+              <w:rPr>
+                <w:rFonts w:ascii="Arial" w:hAnsi="Arial" w:cs="Arial"/>
+                <w:sz w:val="14"/>
+                <w:szCs w:val="14"/>
+              </w:rPr>
+              <w:t xml:space="preserve"> </w:t>
+            </w:r>
+            <w:proofErr w:type="spellStart"/>
+            <w:r>
+              <w:rPr>
+                <w:rFonts w:ascii="Arial" w:hAnsi="Arial" w:cs="Arial"/>
+                <w:sz w:val="14"/>
+                <w:szCs w:val="14"/>
+              </w:rPr>
+              <w:t>rà</w:t>
+            </w:r>
+            <w:proofErr w:type="spellEnd"/>
+            <w:r>
+              <w:rPr>
+                <w:rFonts w:ascii="Arial" w:hAnsi="Arial" w:cs="Arial"/>
+                <w:sz w:val="14"/>
+                <w:szCs w:val="14"/>
+              </w:rPr>
+              <w:t xml:space="preserve"> </w:t>
+            </w:r>
+            <w:proofErr w:type="spellStart"/>
+            <w:r>
+              <w:rPr>
+                <w:rFonts w:ascii="Arial" w:hAnsi="Arial" w:cs="Arial"/>
+                <w:sz w:val="14"/>
+                <w:szCs w:val="14"/>
+              </w:rPr>
+              <w:t>soát</w:t>
+            </w:r>
+            <w:proofErr w:type="spellEnd"/>
+            <w:r>
+              <w:rPr>
+                <w:rFonts w:ascii="Arial" w:hAnsi="Arial" w:cs="Arial"/>
+                <w:sz w:val="14"/>
+                <w:szCs w:val="14"/>
+              </w:rPr>
+              <w:t xml:space="preserve"> </w:t>
+            </w:r>
+            <w:proofErr w:type="spellStart"/>
+            <w:r>
+              <w:rPr>
+                <w:rFonts w:ascii="Arial" w:hAnsi="Arial" w:cs="Arial"/>
+                <w:sz w:val="14"/>
+                <w:szCs w:val="14"/>
+              </w:rPr>
+              <w:t>tiếp</w:t>
+            </w:r>
+            <w:proofErr w:type="spellEnd"/>
+            <w:r>
+              <w:rPr>
+                <w:rFonts w:ascii="Arial" w:hAnsi="Arial" w:cs="Arial"/>
+                <w:sz w:val="14"/>
+                <w:szCs w:val="14"/>
+              </w:rPr>
+              <w:t xml:space="preserve"> </w:t>
+            </w:r>
+            <w:proofErr w:type="spellStart"/>
+            <w:r>
+              <w:rPr>
+                <w:rFonts w:ascii="Arial" w:hAnsi="Arial" w:cs="Arial"/>
+                <w:sz w:val="14"/>
+                <w:szCs w:val="14"/>
+              </w:rPr>
+              <w:t>từ</w:t>
+            </w:r>
+            <w:proofErr w:type="spellEnd"/>
+            <w:r>
+              <w:rPr>
+                <w:rFonts w:ascii="Arial" w:hAnsi="Arial" w:cs="Arial"/>
+                <w:sz w:val="14"/>
+                <w:szCs w:val="14"/>
+              </w:rPr>
+              <w:t xml:space="preserve"> </w:t>
+            </w:r>
+            <w:proofErr w:type="spellStart"/>
+            <w:r>
+              <w:rPr>
+                <w:rFonts w:ascii="Arial" w:hAnsi="Arial" w:cs="Arial"/>
+                <w:sz w:val="14"/>
+                <w:szCs w:val="14"/>
+              </w:rPr>
+              <w:t>cột</w:t>
+            </w:r>
+            <w:proofErr w:type="spellEnd"/>
+            <w:r>
+              <w:rPr>
+                <w:rFonts w:ascii="Arial" w:hAnsi="Arial" w:cs="Arial"/>
+                <w:sz w:val="14"/>
+                <w:szCs w:val="14"/>
+              </w:rPr>
+              <w:t xml:space="preserve"> 1 - </w:t>
+            </w:r>
+            <w:proofErr w:type="spellStart"/>
+            <w:r>
+              <w:rPr>
+                <w:rFonts w:ascii="Arial" w:hAnsi="Arial" w:cs="Arial"/>
+                <w:sz w:val="14"/>
+                <w:szCs w:val="14"/>
+              </w:rPr>
+              <w:t>cột</w:t>
+            </w:r>
+            <w:proofErr w:type="spellEnd"/>
+            <w:r>
+              <w:rPr>
+                <w:rFonts w:ascii="Arial" w:hAnsi="Arial" w:cs="Arial"/>
+                <w:sz w:val="14"/>
+                <w:szCs w:val="14"/>
+              </w:rPr>
+              <w:t xml:space="preserve"> 9; </w:t>
+            </w:r>
+            <w:proofErr w:type="spellStart"/>
+            <w:r>
+              <w:rPr>
+                <w:rFonts w:ascii="Arial" w:hAnsi="Arial" w:cs="Arial"/>
+                <w:sz w:val="14"/>
+                <w:szCs w:val="14"/>
+              </w:rPr>
+              <w:t>hộ</w:t>
+            </w:r>
+            <w:proofErr w:type="spellEnd"/>
+            <w:r>
+              <w:rPr>
+                <w:rFonts w:ascii="Arial" w:hAnsi="Arial" w:cs="Arial"/>
+                <w:sz w:val="14"/>
+                <w:szCs w:val="14"/>
+              </w:rPr>
+              <w:t xml:space="preserve"> </w:t>
+            </w:r>
+            <w:proofErr w:type="spellStart"/>
+            <w:r>
+              <w:rPr>
+                <w:rFonts w:ascii="Arial" w:hAnsi="Arial" w:cs="Arial"/>
+                <w:sz w:val="14"/>
+                <w:szCs w:val="14"/>
+              </w:rPr>
+              <w:t>còn</w:t>
+            </w:r>
+            <w:proofErr w:type="spellEnd"/>
+            <w:r>
+              <w:rPr>
+                <w:rFonts w:ascii="Arial" w:hAnsi="Arial" w:cs="Arial"/>
+                <w:sz w:val="14"/>
+                <w:szCs w:val="14"/>
+              </w:rPr>
+              <w:t xml:space="preserve"> </w:t>
+            </w:r>
+            <w:proofErr w:type="spellStart"/>
+            <w:r>
+              <w:rPr>
+                <w:rFonts w:ascii="Arial" w:hAnsi="Arial" w:cs="Arial"/>
+                <w:sz w:val="14"/>
+                <w:szCs w:val="14"/>
+              </w:rPr>
+              <w:t>lại</w:t>
+            </w:r>
+            <w:proofErr w:type="spellEnd"/>
+            <w:r>
+              <w:rPr>
+                <w:rFonts w:ascii="Arial" w:hAnsi="Arial" w:cs="Arial"/>
+                <w:sz w:val="14"/>
+                <w:szCs w:val="14"/>
+              </w:rPr>
+              <w:t xml:space="preserve"> </w:t>
+            </w:r>
+            <w:proofErr w:type="spellStart"/>
+            <w:r>
+              <w:rPr>
+                <w:rFonts w:ascii="Arial" w:hAnsi="Arial" w:cs="Arial"/>
+                <w:sz w:val="14"/>
+                <w:szCs w:val="14"/>
+              </w:rPr>
+              <w:t>ghi</w:t>
+            </w:r>
+            <w:proofErr w:type="spellEnd"/>
+            <w:r>
+              <w:rPr>
+                <w:rFonts w:ascii="Arial" w:hAnsi="Arial" w:cs="Arial"/>
+                <w:sz w:val="14"/>
+                <w:szCs w:val="14"/>
+              </w:rPr>
+              <w:t xml:space="preserve"> </w:t>
+            </w:r>
+            <w:proofErr w:type="spellStart"/>
+            <w:r>
+              <w:rPr>
+                <w:rFonts w:ascii="Arial" w:hAnsi="Arial" w:cs="Arial"/>
+                <w:sz w:val="14"/>
+                <w:szCs w:val="14"/>
+              </w:rPr>
+              <w:t>mã</w:t>
+            </w:r>
+            <w:proofErr w:type="spellEnd"/>
+            <w:r>
+              <w:rPr>
+                <w:rFonts w:ascii="Arial" w:hAnsi="Arial" w:cs="Arial"/>
+                <w:sz w:val="14"/>
+                <w:szCs w:val="14"/>
+              </w:rPr>
+              <w:t xml:space="preserve"> 0)</w:t>
             </w:r>
           </w:p>
         </w:tc>
@@ -334,15 +1297,377 @@
                 <w:szCs w:val="14"/>
               </w:rPr>
             </w:pPr>
-            <w:r>
-              <w:rPr>
-                <w:rFonts w:ascii="Arial" w:hAnsi="Arial" w:cs="Arial"/>
-                <w:b/>
-                <w:sz w:val="14"/>
-                <w:szCs w:val="14"/>
-              </w:rPr>
-              <w:t>Có xe máy/ xe điện/ tàu/ ghe thuyền có động cơ có giá trị từ 20 triệu đồng trở lên</w:t>
-            </w:r>
+            <w:proofErr w:type="spellStart"/>
+            <w:r>
+              <w:rPr>
+                <w:rFonts w:ascii="Arial" w:hAnsi="Arial" w:cs="Arial"/>
+                <w:b/>
+                <w:sz w:val="14"/>
+                <w:szCs w:val="14"/>
+              </w:rPr>
+              <w:t>Có</w:t>
+            </w:r>
+            <w:proofErr w:type="spellEnd"/>
+            <w:r>
+              <w:rPr>
+                <w:rFonts w:ascii="Arial" w:hAnsi="Arial" w:cs="Arial"/>
+                <w:b/>
+                <w:sz w:val="14"/>
+                <w:szCs w:val="14"/>
+              </w:rPr>
+              <w:t xml:space="preserve"> </w:t>
+            </w:r>
+            <w:proofErr w:type="spellStart"/>
+            <w:r>
+              <w:rPr>
+                <w:rFonts w:ascii="Arial" w:hAnsi="Arial" w:cs="Arial"/>
+                <w:b/>
+                <w:sz w:val="14"/>
+                <w:szCs w:val="14"/>
+              </w:rPr>
+              <w:t>xe</w:t>
+            </w:r>
+            <w:proofErr w:type="spellEnd"/>
+            <w:r>
+              <w:rPr>
+                <w:rFonts w:ascii="Arial" w:hAnsi="Arial" w:cs="Arial"/>
+                <w:b/>
+                <w:sz w:val="14"/>
+                <w:szCs w:val="14"/>
+              </w:rPr>
+              <w:t xml:space="preserve"> </w:t>
+            </w:r>
+            <w:proofErr w:type="spellStart"/>
+            <w:r>
+              <w:rPr>
+                <w:rFonts w:ascii="Arial" w:hAnsi="Arial" w:cs="Arial"/>
+                <w:b/>
+                <w:sz w:val="14"/>
+                <w:szCs w:val="14"/>
+              </w:rPr>
+              <w:t>máy</w:t>
+            </w:r>
+            <w:proofErr w:type="spellEnd"/>
+            <w:r>
+              <w:rPr>
+                <w:rFonts w:ascii="Arial" w:hAnsi="Arial" w:cs="Arial"/>
+                <w:b/>
+                <w:sz w:val="14"/>
+                <w:szCs w:val="14"/>
+              </w:rPr>
+              <w:t xml:space="preserve">/ </w:t>
+            </w:r>
+            <w:proofErr w:type="spellStart"/>
+            <w:r>
+              <w:rPr>
+                <w:rFonts w:ascii="Arial" w:hAnsi="Arial" w:cs="Arial"/>
+                <w:b/>
+                <w:sz w:val="14"/>
+                <w:szCs w:val="14"/>
+              </w:rPr>
+              <w:t>xe</w:t>
+            </w:r>
+            <w:proofErr w:type="spellEnd"/>
+            <w:r>
+              <w:rPr>
+                <w:rFonts w:ascii="Arial" w:hAnsi="Arial" w:cs="Arial"/>
+                <w:b/>
+                <w:sz w:val="14"/>
+                <w:szCs w:val="14"/>
+              </w:rPr>
+              <w:t xml:space="preserve"> </w:t>
+            </w:r>
+            <w:proofErr w:type="spellStart"/>
+            <w:r>
+              <w:rPr>
+                <w:rFonts w:ascii="Arial" w:hAnsi="Arial" w:cs="Arial"/>
+                <w:b/>
+                <w:sz w:val="14"/>
+                <w:szCs w:val="14"/>
+              </w:rPr>
+              <w:t>điện</w:t>
+            </w:r>
+            <w:proofErr w:type="spellEnd"/>
+            <w:r>
+              <w:rPr>
+                <w:rFonts w:ascii="Arial" w:hAnsi="Arial" w:cs="Arial"/>
+                <w:b/>
+                <w:sz w:val="14"/>
+                <w:szCs w:val="14"/>
+              </w:rPr>
+              <w:t xml:space="preserve">/ </w:t>
+            </w:r>
+            <w:proofErr w:type="spellStart"/>
+            <w:r>
+              <w:rPr>
+                <w:rFonts w:ascii="Arial" w:hAnsi="Arial" w:cs="Arial"/>
+                <w:b/>
+                <w:sz w:val="14"/>
+                <w:szCs w:val="14"/>
+              </w:rPr>
+              <w:t>tàu</w:t>
+            </w:r>
+            <w:proofErr w:type="spellEnd"/>
+            <w:r>
+              <w:rPr>
+                <w:rFonts w:ascii="Arial" w:hAnsi="Arial" w:cs="Arial"/>
+                <w:b/>
+                <w:sz w:val="14"/>
+                <w:szCs w:val="14"/>
+              </w:rPr>
+              <w:t xml:space="preserve">/ </w:t>
+            </w:r>
+            <w:proofErr w:type="spellStart"/>
+            <w:r>
+              <w:rPr>
+                <w:rFonts w:ascii="Arial" w:hAnsi="Arial" w:cs="Arial"/>
+                <w:b/>
+                <w:sz w:val="14"/>
+                <w:szCs w:val="14"/>
+              </w:rPr>
+              <w:t>ghe</w:t>
+            </w:r>
+            <w:proofErr w:type="spellEnd"/>
+            <w:r>
+              <w:rPr>
+                <w:rFonts w:ascii="Arial" w:hAnsi="Arial" w:cs="Arial"/>
+                <w:b/>
+                <w:sz w:val="14"/>
+                <w:szCs w:val="14"/>
+              </w:rPr>
+              <w:t xml:space="preserve"> </w:t>
+            </w:r>
+            <w:proofErr w:type="spellStart"/>
+            <w:r>
+              <w:rPr>
+                <w:rFonts w:ascii="Arial" w:hAnsi="Arial" w:cs="Arial"/>
+                <w:b/>
+                <w:sz w:val="14"/>
+                <w:szCs w:val="14"/>
+              </w:rPr>
+              <w:t>thuyền</w:t>
+            </w:r>
+            <w:proofErr w:type="spellEnd"/>
+            <w:r>
+              <w:rPr>
+                <w:rFonts w:ascii="Arial" w:hAnsi="Arial" w:cs="Arial"/>
+                <w:b/>
+                <w:sz w:val="14"/>
+                <w:szCs w:val="14"/>
+              </w:rPr>
+              <w:t xml:space="preserve"> </w:t>
+            </w:r>
+            <w:proofErr w:type="spellStart"/>
+            <w:r>
+              <w:rPr>
+                <w:rFonts w:ascii="Arial" w:hAnsi="Arial" w:cs="Arial"/>
+                <w:b/>
+                <w:sz w:val="14"/>
+                <w:szCs w:val="14"/>
+              </w:rPr>
+              <w:t>có</w:t>
+            </w:r>
+            <w:proofErr w:type="spellEnd"/>
+            <w:r>
+              <w:rPr>
+                <w:rFonts w:ascii="Arial" w:hAnsi="Arial" w:cs="Arial"/>
+                <w:b/>
+                <w:sz w:val="14"/>
+                <w:szCs w:val="14"/>
+              </w:rPr>
+              <w:t xml:space="preserve"> </w:t>
+            </w:r>
+            <w:proofErr w:type="spellStart"/>
+            <w:r>
+              <w:rPr>
+                <w:rFonts w:ascii="Arial" w:hAnsi="Arial" w:cs="Arial"/>
+                <w:b/>
+                <w:sz w:val="14"/>
+                <w:szCs w:val="14"/>
+              </w:rPr>
+              <w:t>động</w:t>
+            </w:r>
+            <w:proofErr w:type="spellEnd"/>
+            <w:r>
+              <w:rPr>
+                <w:rFonts w:ascii="Arial" w:hAnsi="Arial" w:cs="Arial"/>
+                <w:b/>
+                <w:sz w:val="14"/>
+                <w:szCs w:val="14"/>
+              </w:rPr>
+              <w:t xml:space="preserve"> </w:t>
+            </w:r>
+            <w:proofErr w:type="spellStart"/>
+            <w:r>
+              <w:rPr>
+                <w:rFonts w:ascii="Arial" w:hAnsi="Arial" w:cs="Arial"/>
+                <w:b/>
+                <w:sz w:val="14"/>
+                <w:szCs w:val="14"/>
+              </w:rPr>
+              <w:t>cơ</w:t>
+            </w:r>
+            <w:proofErr w:type="spellEnd"/>
+            <w:r>
+              <w:rPr>
+                <w:rFonts w:ascii="Arial" w:hAnsi="Arial" w:cs="Arial"/>
+                <w:b/>
+                <w:sz w:val="14"/>
+                <w:szCs w:val="14"/>
+              </w:rPr>
+              <w:t xml:space="preserve"> </w:t>
+            </w:r>
+            <w:proofErr w:type="spellStart"/>
+            <w:r>
+              <w:rPr>
+                <w:rFonts w:ascii="Arial" w:hAnsi="Arial" w:cs="Arial"/>
+                <w:b/>
+                <w:sz w:val="14"/>
+                <w:szCs w:val="14"/>
+              </w:rPr>
+              <w:t>có</w:t>
+            </w:r>
+            <w:proofErr w:type="spellEnd"/>
+            <w:r>
+              <w:rPr>
+                <w:rFonts w:ascii="Arial" w:hAnsi="Arial" w:cs="Arial"/>
+                <w:b/>
+                <w:sz w:val="14"/>
+                <w:szCs w:val="14"/>
+              </w:rPr>
+              <w:t xml:space="preserve"> </w:t>
+            </w:r>
+            <w:proofErr w:type="spellStart"/>
+            <w:r>
+              <w:rPr>
+                <w:rFonts w:ascii="Arial" w:hAnsi="Arial" w:cs="Arial"/>
+                <w:b/>
+                <w:sz w:val="14"/>
+                <w:szCs w:val="14"/>
+              </w:rPr>
+              <w:t>giá</w:t>
+            </w:r>
+            <w:proofErr w:type="spellEnd"/>
+            <w:r>
+              <w:rPr>
+                <w:rFonts w:ascii="Arial" w:hAnsi="Arial" w:cs="Arial"/>
+                <w:b/>
+                <w:sz w:val="14"/>
+                <w:szCs w:val="14"/>
+              </w:rPr>
+              <w:t xml:space="preserve"> </w:t>
+            </w:r>
+            <w:proofErr w:type="spellStart"/>
+            <w:r>
+              <w:rPr>
+                <w:rFonts w:ascii="Arial" w:hAnsi="Arial" w:cs="Arial"/>
+                <w:b/>
+                <w:sz w:val="14"/>
+                <w:szCs w:val="14"/>
+              </w:rPr>
+              <w:t>trị</w:t>
+            </w:r>
+            <w:proofErr w:type="spellEnd"/>
+            <w:r>
+              <w:rPr>
+                <w:rFonts w:ascii="Arial" w:hAnsi="Arial" w:cs="Arial"/>
+                <w:b/>
+                <w:sz w:val="14"/>
+                <w:szCs w:val="14"/>
+              </w:rPr>
+              <w:t xml:space="preserve"> </w:t>
+            </w:r>
+            <w:proofErr w:type="spellStart"/>
+            <w:r>
+              <w:rPr>
+                <w:rFonts w:ascii="Arial" w:hAnsi="Arial" w:cs="Arial"/>
+                <w:b/>
+                <w:sz w:val="14"/>
+                <w:szCs w:val="14"/>
+              </w:rPr>
+              <w:t>từ</w:t>
+            </w:r>
+            <w:proofErr w:type="spellEnd"/>
+            <w:r>
+              <w:rPr>
+                <w:rFonts w:ascii="Arial" w:hAnsi="Arial" w:cs="Arial"/>
+                <w:b/>
+                <w:sz w:val="14"/>
+                <w:szCs w:val="14"/>
+              </w:rPr>
+              <w:t xml:space="preserve"> 20 </w:t>
+            </w:r>
+            <w:proofErr w:type="spellStart"/>
+            <w:r>
+              <w:rPr>
+                <w:rFonts w:ascii="Arial" w:hAnsi="Arial" w:cs="Arial"/>
+                <w:b/>
+                <w:sz w:val="14"/>
+                <w:szCs w:val="14"/>
+              </w:rPr>
+              <w:t>triệu</w:t>
+            </w:r>
+            <w:proofErr w:type="spellEnd"/>
+            <w:r>
+              <w:rPr>
+                <w:rFonts w:ascii="Arial" w:hAnsi="Arial" w:cs="Arial"/>
+                <w:b/>
+                <w:sz w:val="14"/>
+                <w:szCs w:val="14"/>
+              </w:rPr>
+              <w:t xml:space="preserve"> </w:t>
+            </w:r>
+            <w:proofErr w:type="spellStart"/>
+            <w:r>
+              <w:rPr>
+                <w:rFonts w:ascii="Arial" w:hAnsi="Arial" w:cs="Arial"/>
+                <w:b/>
+                <w:sz w:val="14"/>
+                <w:szCs w:val="14"/>
+              </w:rPr>
+              <w:t>đồng</w:t>
+            </w:r>
+            <w:proofErr w:type="spellEnd"/>
+            <w:r>
+              <w:rPr>
+                <w:rFonts w:ascii="Arial" w:hAnsi="Arial" w:cs="Arial"/>
+                <w:b/>
+                <w:sz w:val="14"/>
+                <w:szCs w:val="14"/>
+              </w:rPr>
+              <w:t xml:space="preserve"> </w:t>
+            </w:r>
+            <w:proofErr w:type="spellStart"/>
+            <w:r>
+              <w:rPr>
+                <w:rFonts w:ascii="Arial" w:hAnsi="Arial" w:cs="Arial"/>
+                <w:b/>
+                <w:sz w:val="14"/>
+                <w:szCs w:val="14"/>
+              </w:rPr>
+              <w:t>trở</w:t>
+            </w:r>
+            <w:proofErr w:type="spellEnd"/>
+            <w:r>
+              <w:rPr>
+                <w:rFonts w:ascii="Arial" w:hAnsi="Arial" w:cs="Arial"/>
+                <w:b/>
+                <w:sz w:val="14"/>
+                <w:szCs w:val="14"/>
+              </w:rPr>
+              <w:t xml:space="preserve"> </w:t>
+            </w:r>
+            <w:proofErr w:type="spellStart"/>
+            <w:r>
+              <w:rPr>
+                <w:rFonts w:ascii="Arial" w:hAnsi="Arial" w:cs="Arial"/>
+                <w:b/>
+                <w:sz w:val="14"/>
+                <w:szCs w:val="14"/>
+              </w:rPr>
+              <w:t>lên</w:t>
+            </w:r>
+            <w:proofErr w:type="spellEnd"/>
           </w:p>
         </w:tc>
         <w:tc>
@@ -361,15 +1686,137 @@
                 <w:szCs w:val="14"/>
               </w:rPr>
             </w:pPr>
-            <w:r>
-              <w:rPr>
-                <w:rFonts w:ascii="Arial" w:hAnsi="Arial" w:cs="Arial"/>
-                <w:b/>
-                <w:sz w:val="14"/>
-                <w:szCs w:val="14"/>
-              </w:rPr>
-              <w:t>Có điều hòa/ tủ lạnh/ máy sưởi</w:t>
-            </w:r>
+            <w:proofErr w:type="spellStart"/>
+            <w:r>
+              <w:rPr>
+                <w:rFonts w:ascii="Arial" w:hAnsi="Arial" w:cs="Arial"/>
+                <w:b/>
+                <w:sz w:val="14"/>
+                <w:szCs w:val="14"/>
+              </w:rPr>
+              <w:t>Có</w:t>
+            </w:r>
+            <w:proofErr w:type="spellEnd"/>
+            <w:r>
+              <w:rPr>
+                <w:rFonts w:ascii="Arial" w:hAnsi="Arial" w:cs="Arial"/>
+                <w:b/>
+                <w:sz w:val="14"/>
+                <w:szCs w:val="14"/>
+              </w:rPr>
+              <w:t xml:space="preserve"> </w:t>
+            </w:r>
+            <w:proofErr w:type="spellStart"/>
+            <w:r>
+              <w:rPr>
+                <w:rFonts w:ascii="Arial" w:hAnsi="Arial" w:cs="Arial"/>
+                <w:b/>
+                <w:sz w:val="14"/>
+                <w:szCs w:val="14"/>
+              </w:rPr>
+              <w:t>điều</w:t>
+            </w:r>
+            <w:proofErr w:type="spellEnd"/>
+            <w:r>
+              <w:rPr>
+                <w:rFonts w:ascii="Arial" w:hAnsi="Arial" w:cs="Arial"/>
+                <w:b/>
+                <w:sz w:val="14"/>
+                <w:szCs w:val="14"/>
+              </w:rPr>
+              <w:t xml:space="preserve"> </w:t>
+            </w:r>
+            <w:proofErr w:type="spellStart"/>
+            <w:r>
+              <w:rPr>
+                <w:rFonts w:ascii="Arial" w:hAnsi="Arial" w:cs="Arial"/>
+                <w:b/>
+                <w:sz w:val="14"/>
+                <w:szCs w:val="14"/>
+              </w:rPr>
+              <w:t>hòa</w:t>
+            </w:r>
+            <w:proofErr w:type="spellEnd"/>
+            <w:r>
+              <w:rPr>
+                <w:rFonts w:ascii="Arial" w:hAnsi="Arial" w:cs="Arial"/>
+                <w:b/>
+                <w:sz w:val="14"/>
+                <w:szCs w:val="14"/>
+              </w:rPr>
+              <w:t xml:space="preserve">/ </w:t>
+            </w:r>
+            <w:proofErr w:type="spellStart"/>
+            <w:r>
+              <w:rPr>
+                <w:rFonts w:ascii="Arial" w:hAnsi="Arial" w:cs="Arial"/>
+                <w:b/>
+                <w:sz w:val="14"/>
+                <w:szCs w:val="14"/>
+              </w:rPr>
+              <w:t>tủ</w:t>
+            </w:r>
+            <w:proofErr w:type="spellEnd"/>
+            <w:r>
+              <w:rPr>
+                <w:rFonts w:ascii="Arial" w:hAnsi="Arial" w:cs="Arial"/>
+                <w:b/>
+                <w:sz w:val="14"/>
+                <w:szCs w:val="14"/>
+              </w:rPr>
+              <w:t xml:space="preserve"> </w:t>
+            </w:r>
+            <w:proofErr w:type="spellStart"/>
+            <w:r>
+              <w:rPr>
+                <w:rFonts w:ascii="Arial" w:hAnsi="Arial" w:cs="Arial"/>
+                <w:b/>
+                <w:sz w:val="14"/>
+                <w:szCs w:val="14"/>
+              </w:rPr>
+              <w:t>lạnh</w:t>
+            </w:r>
+            <w:proofErr w:type="spellEnd"/>
+            <w:r>
+              <w:rPr>
+                <w:rFonts w:ascii="Arial" w:hAnsi="Arial" w:cs="Arial"/>
+                <w:b/>
+                <w:sz w:val="14"/>
+                <w:szCs w:val="14"/>
+              </w:rPr>
+              <w:t xml:space="preserve">/ </w:t>
+            </w:r>
+            <w:proofErr w:type="spellStart"/>
+            <w:r>
+              <w:rPr>
+                <w:rFonts w:ascii="Arial" w:hAnsi="Arial" w:cs="Arial"/>
+                <w:b/>
+                <w:sz w:val="14"/>
+                <w:szCs w:val="14"/>
+              </w:rPr>
+              <w:t>máy</w:t>
+            </w:r>
+            <w:proofErr w:type="spellEnd"/>
+            <w:r>
+              <w:rPr>
+                <w:rFonts w:ascii="Arial" w:hAnsi="Arial" w:cs="Arial"/>
+                <w:b/>
+                <w:sz w:val="14"/>
+                <w:szCs w:val="14"/>
+              </w:rPr>
+              <w:t xml:space="preserve"> </w:t>
+            </w:r>
+            <w:proofErr w:type="spellStart"/>
+            <w:r>
+              <w:rPr>
+                <w:rFonts w:ascii="Arial" w:hAnsi="Arial" w:cs="Arial"/>
+                <w:b/>
+                <w:sz w:val="14"/>
+                <w:szCs w:val="14"/>
+              </w:rPr>
+              <w:t>sưởi</w:t>
+            </w:r>
+            <w:proofErr w:type="spellEnd"/>
           </w:p>
         </w:tc>
         <w:tc>
@@ -388,15 +1835,157 @@
                 <w:szCs w:val="14"/>
               </w:rPr>
             </w:pPr>
-            <w:r>
-              <w:rPr>
-                <w:rFonts w:ascii="Arial" w:hAnsi="Arial" w:cs="Arial"/>
-                <w:b/>
-                <w:sz w:val="14"/>
-                <w:szCs w:val="14"/>
-              </w:rPr>
-              <w:t>Có bình tắm nước nóng/ máy đun nước</w:t>
-            </w:r>
+            <w:proofErr w:type="spellStart"/>
+            <w:r>
+              <w:rPr>
+                <w:rFonts w:ascii="Arial" w:hAnsi="Arial" w:cs="Arial"/>
+                <w:b/>
+                <w:sz w:val="14"/>
+                <w:szCs w:val="14"/>
+              </w:rPr>
+              <w:t>Có</w:t>
+            </w:r>
+            <w:proofErr w:type="spellEnd"/>
+            <w:r>
+              <w:rPr>
+                <w:rFonts w:ascii="Arial" w:hAnsi="Arial" w:cs="Arial"/>
+                <w:b/>
+                <w:sz w:val="14"/>
+                <w:szCs w:val="14"/>
+              </w:rPr>
+              <w:t xml:space="preserve"> </w:t>
+            </w:r>
+            <w:proofErr w:type="spellStart"/>
+            <w:r>
+              <w:rPr>
+                <w:rFonts w:ascii="Arial" w:hAnsi="Arial" w:cs="Arial"/>
+                <w:b/>
+                <w:sz w:val="14"/>
+                <w:szCs w:val="14"/>
+              </w:rPr>
+              <w:t>bình</w:t>
+            </w:r>
+            <w:proofErr w:type="spellEnd"/>
+            <w:r>
+              <w:rPr>
+                <w:rFonts w:ascii="Arial" w:hAnsi="Arial" w:cs="Arial"/>
+                <w:b/>
+                <w:sz w:val="14"/>
+                <w:szCs w:val="14"/>
+              </w:rPr>
+              <w:t xml:space="preserve"> </w:t>
+            </w:r>
+            <w:proofErr w:type="spellStart"/>
+            <w:r>
+              <w:rPr>
+                <w:rFonts w:ascii="Arial" w:hAnsi="Arial" w:cs="Arial"/>
+                <w:b/>
+                <w:sz w:val="14"/>
+                <w:szCs w:val="14"/>
+              </w:rPr>
+              <w:t>tắm</w:t>
+            </w:r>
+            <w:proofErr w:type="spellEnd"/>
+            <w:r>
+              <w:rPr>
+                <w:rFonts w:ascii="Arial" w:hAnsi="Arial" w:cs="Arial"/>
+                <w:b/>
+                <w:sz w:val="14"/>
+                <w:szCs w:val="14"/>
+              </w:rPr>
+              <w:t xml:space="preserve"> </w:t>
+            </w:r>
+            <w:proofErr w:type="spellStart"/>
+            <w:r>
+              <w:rPr>
+                <w:rFonts w:ascii="Arial" w:hAnsi="Arial" w:cs="Arial"/>
+                <w:b/>
+                <w:sz w:val="14"/>
+                <w:szCs w:val="14"/>
+              </w:rPr>
+              <w:t>nước</w:t>
+            </w:r>
+            <w:proofErr w:type="spellEnd"/>
+            <w:r>
+              <w:rPr>
+                <w:rFonts w:ascii="Arial" w:hAnsi="Arial" w:cs="Arial"/>
+                <w:b/>
+                <w:sz w:val="14"/>
+                <w:szCs w:val="14"/>
+              </w:rPr>
+              <w:t xml:space="preserve"> </w:t>
+            </w:r>
+            <w:proofErr w:type="spellStart"/>
+            <w:r>
+              <w:rPr>
+                <w:rFonts w:ascii="Arial" w:hAnsi="Arial" w:cs="Arial"/>
+                <w:b/>
+                <w:sz w:val="14"/>
+                <w:szCs w:val="14"/>
+              </w:rPr>
+              <w:t>nóng</w:t>
+            </w:r>
+            <w:proofErr w:type="spellEnd"/>
+            <w:r>
+              <w:rPr>
+                <w:rFonts w:ascii="Arial" w:hAnsi="Arial" w:cs="Arial"/>
+                <w:b/>
+                <w:sz w:val="14"/>
+                <w:szCs w:val="14"/>
+              </w:rPr>
+              <w:t xml:space="preserve">/ </w:t>
+            </w:r>
+            <w:proofErr w:type="spellStart"/>
+            <w:r>
+              <w:rPr>
+                <w:rFonts w:ascii="Arial" w:hAnsi="Arial" w:cs="Arial"/>
+                <w:b/>
+                <w:sz w:val="14"/>
+                <w:szCs w:val="14"/>
+              </w:rPr>
+              <w:t>máy</w:t>
+            </w:r>
+            <w:proofErr w:type="spellEnd"/>
+            <w:r>
+              <w:rPr>
+                <w:rFonts w:ascii="Arial" w:hAnsi="Arial" w:cs="Arial"/>
+                <w:b/>
+                <w:sz w:val="14"/>
+                <w:szCs w:val="14"/>
+              </w:rPr>
+              <w:t xml:space="preserve"> </w:t>
+            </w:r>
+            <w:proofErr w:type="spellStart"/>
+            <w:r>
+              <w:rPr>
+                <w:rFonts w:ascii="Arial" w:hAnsi="Arial" w:cs="Arial"/>
+                <w:b/>
+                <w:sz w:val="14"/>
+                <w:szCs w:val="14"/>
+              </w:rPr>
+              <w:t>đun</w:t>
+            </w:r>
+            <w:proofErr w:type="spellEnd"/>
+            <w:r>
+              <w:rPr>
+                <w:rFonts w:ascii="Arial" w:hAnsi="Arial" w:cs="Arial"/>
+                <w:b/>
+                <w:sz w:val="14"/>
+                <w:szCs w:val="14"/>
+              </w:rPr>
+              <w:t xml:space="preserve"> </w:t>
+            </w:r>
+            <w:proofErr w:type="spellStart"/>
+            <w:r>
+              <w:rPr>
+                <w:rFonts w:ascii="Arial" w:hAnsi="Arial" w:cs="Arial"/>
+                <w:b/>
+                <w:sz w:val="14"/>
+                <w:szCs w:val="14"/>
+              </w:rPr>
+              <w:t>nước</w:t>
+            </w:r>
+            <w:proofErr w:type="spellEnd"/>
           </w:p>
         </w:tc>
         <w:tc>
@@ -415,15 +2004,117 @@
                 <w:szCs w:val="14"/>
               </w:rPr>
             </w:pPr>
-            <w:r>
-              <w:rPr>
-                <w:rFonts w:ascii="Arial" w:hAnsi="Arial" w:cs="Arial"/>
-                <w:b/>
-                <w:sz w:val="14"/>
-                <w:szCs w:val="14"/>
-              </w:rPr>
-              <w:t>Có máy giặt/ sấy quần áo</w:t>
-            </w:r>
+            <w:proofErr w:type="spellStart"/>
+            <w:r>
+              <w:rPr>
+                <w:rFonts w:ascii="Arial" w:hAnsi="Arial" w:cs="Arial"/>
+                <w:b/>
+                <w:sz w:val="14"/>
+                <w:szCs w:val="14"/>
+              </w:rPr>
+              <w:t>Có</w:t>
+            </w:r>
+            <w:proofErr w:type="spellEnd"/>
+            <w:r>
+              <w:rPr>
+                <w:rFonts w:ascii="Arial" w:hAnsi="Arial" w:cs="Arial"/>
+                <w:b/>
+                <w:sz w:val="14"/>
+                <w:szCs w:val="14"/>
+              </w:rPr>
+              <w:t xml:space="preserve"> </w:t>
+            </w:r>
+            <w:proofErr w:type="spellStart"/>
+            <w:r>
+              <w:rPr>
+                <w:rFonts w:ascii="Arial" w:hAnsi="Arial" w:cs="Arial"/>
+                <w:b/>
+                <w:sz w:val="14"/>
+                <w:szCs w:val="14"/>
+              </w:rPr>
+              <w:t>máy</w:t>
+            </w:r>
+            <w:proofErr w:type="spellEnd"/>
+            <w:r>
+              <w:rPr>
+                <w:rFonts w:ascii="Arial" w:hAnsi="Arial" w:cs="Arial"/>
+                <w:b/>
+                <w:sz w:val="14"/>
+                <w:szCs w:val="14"/>
+              </w:rPr>
+              <w:t xml:space="preserve"> </w:t>
+            </w:r>
+            <w:proofErr w:type="spellStart"/>
+            <w:r>
+              <w:rPr>
+                <w:rFonts w:ascii="Arial" w:hAnsi="Arial" w:cs="Arial"/>
+                <w:b/>
+                <w:sz w:val="14"/>
+                <w:szCs w:val="14"/>
+              </w:rPr>
+              <w:t>giặt</w:t>
+            </w:r>
+            <w:proofErr w:type="spellEnd"/>
+            <w:r>
+              <w:rPr>
+                <w:rFonts w:ascii="Arial" w:hAnsi="Arial" w:cs="Arial"/>
+                <w:b/>
+                <w:sz w:val="14"/>
+                <w:szCs w:val="14"/>
+              </w:rPr>
+              <w:t xml:space="preserve">/ </w:t>
+            </w:r>
+            <w:proofErr w:type="spellStart"/>
+            <w:r>
+              <w:rPr>
+                <w:rFonts w:ascii="Arial" w:hAnsi="Arial" w:cs="Arial"/>
+                <w:b/>
+                <w:sz w:val="14"/>
+                <w:szCs w:val="14"/>
+              </w:rPr>
+              <w:t>sấy</w:t>
+            </w:r>
+            <w:proofErr w:type="spellEnd"/>
+            <w:r>
+              <w:rPr>
+                <w:rFonts w:ascii="Arial" w:hAnsi="Arial" w:cs="Arial"/>
+                <w:b/>
+                <w:sz w:val="14"/>
+                <w:szCs w:val="14"/>
+              </w:rPr>
+              <w:t xml:space="preserve"> </w:t>
+            </w:r>
+            <w:proofErr w:type="spellStart"/>
+            <w:r>
+              <w:rPr>
+                <w:rFonts w:ascii="Arial" w:hAnsi="Arial" w:cs="Arial"/>
+                <w:b/>
+                <w:sz w:val="14"/>
+                <w:szCs w:val="14"/>
+              </w:rPr>
+              <w:t>quần</w:t>
+            </w:r>
+            <w:proofErr w:type="spellEnd"/>
+            <w:r>
+              <w:rPr>
+                <w:rFonts w:ascii="Arial" w:hAnsi="Arial" w:cs="Arial"/>
+                <w:b/>
+                <w:sz w:val="14"/>
+                <w:szCs w:val="14"/>
+              </w:rPr>
+              <w:t xml:space="preserve"> </w:t>
+            </w:r>
+            <w:proofErr w:type="spellStart"/>
+            <w:r>
+              <w:rPr>
+                <w:rFonts w:ascii="Arial" w:hAnsi="Arial" w:cs="Arial"/>
+                <w:b/>
+                <w:sz w:val="14"/>
+                <w:szCs w:val="14"/>
+              </w:rPr>
+              <w:t>áo</w:t>
+            </w:r>
+            <w:proofErr w:type="spellEnd"/>
           </w:p>
         </w:tc>
         <w:tc>
@@ -442,15 +2133,217 @@
                 <w:szCs w:val="14"/>
               </w:rPr>
             </w:pPr>
-            <w:r>
-              <w:rPr>
-                <w:rFonts w:ascii="Arial" w:hAnsi="Arial" w:cs="Arial"/>
-                <w:b/>
-                <w:sz w:val="14"/>
-                <w:szCs w:val="14"/>
-              </w:rPr>
-              <w:t>Có đất đai/ nhà xưởng/ tài sản/ máy móc cho thuê</w:t>
-            </w:r>
+            <w:proofErr w:type="spellStart"/>
+            <w:r>
+              <w:rPr>
+                <w:rFonts w:ascii="Arial" w:hAnsi="Arial" w:cs="Arial"/>
+                <w:b/>
+                <w:sz w:val="14"/>
+                <w:szCs w:val="14"/>
+              </w:rPr>
+              <w:t>Có</w:t>
+            </w:r>
+            <w:proofErr w:type="spellEnd"/>
+            <w:r>
+              <w:rPr>
+                <w:rFonts w:ascii="Arial" w:hAnsi="Arial" w:cs="Arial"/>
+                <w:b/>
+                <w:sz w:val="14"/>
+                <w:szCs w:val="14"/>
+              </w:rPr>
+              <w:t xml:space="preserve"> </w:t>
+            </w:r>
+            <w:proofErr w:type="spellStart"/>
+            <w:r>
+              <w:rPr>
+                <w:rFonts w:ascii="Arial" w:hAnsi="Arial" w:cs="Arial"/>
+                <w:b/>
+                <w:sz w:val="14"/>
+                <w:szCs w:val="14"/>
+              </w:rPr>
+              <w:t>đất</w:t>
+            </w:r>
+            <w:proofErr w:type="spellEnd"/>
+            <w:r>
+              <w:rPr>
+                <w:rFonts w:ascii="Arial" w:hAnsi="Arial" w:cs="Arial"/>
+                <w:b/>
+                <w:sz w:val="14"/>
+                <w:szCs w:val="14"/>
+              </w:rPr>
+              <w:t xml:space="preserve"> </w:t>
+            </w:r>
+            <w:proofErr w:type="spellStart"/>
+            <w:r>
+              <w:rPr>
+                <w:rFonts w:ascii="Arial" w:hAnsi="Arial" w:cs="Arial"/>
+                <w:b/>
+                <w:sz w:val="14"/>
+                <w:szCs w:val="14"/>
+              </w:rPr>
+              <w:t>đai</w:t>
+            </w:r>
+            <w:proofErr w:type="spellEnd"/>
+            <w:r>
+              <w:rPr>
+                <w:rFonts w:ascii="Arial" w:hAnsi="Arial" w:cs="Arial"/>
+                <w:b/>
+                <w:sz w:val="14"/>
+                <w:szCs w:val="14"/>
+              </w:rPr>
+              <w:t xml:space="preserve">/ </w:t>
+            </w:r>
+            <w:proofErr w:type="spellStart"/>
+            <w:r>
+              <w:rPr>
+                <w:rFonts w:ascii="Arial" w:hAnsi="Arial" w:cs="Arial"/>
+                <w:b/>
+                <w:sz w:val="14"/>
+                <w:szCs w:val="14"/>
+              </w:rPr>
+              <w:t>nhà</w:t>
+            </w:r>
+            <w:proofErr w:type="spellEnd"/>
+            <w:r>
+              <w:rPr>
+                <w:rFonts w:ascii="Arial" w:hAnsi="Arial" w:cs="Arial"/>
+                <w:b/>
+                <w:sz w:val="14"/>
+                <w:szCs w:val="14"/>
+              </w:rPr>
+              <w:t xml:space="preserve"> </w:t>
+            </w:r>
+            <w:proofErr w:type="spellStart"/>
+            <w:r>
+              <w:rPr>
+                <w:rFonts w:ascii="Arial" w:hAnsi="Arial" w:cs="Arial"/>
+                <w:b/>
+                <w:sz w:val="14"/>
+                <w:szCs w:val="14"/>
+              </w:rPr>
+              <w:t>xưởng</w:t>
+            </w:r>
+            <w:proofErr w:type="spellEnd"/>
+            <w:r>
+              <w:rPr>
+                <w:rFonts w:ascii="Arial" w:hAnsi="Arial" w:cs="Arial"/>
+                <w:b/>
+                <w:sz w:val="14"/>
+                <w:szCs w:val="14"/>
+              </w:rPr>
+              <w:t xml:space="preserve">/ </w:t>
+            </w:r>
+            <w:proofErr w:type="spellStart"/>
+            <w:r>
+              <w:rPr>
+                <w:rFonts w:ascii="Arial" w:hAnsi="Arial" w:cs="Arial"/>
+                <w:b/>
+                <w:sz w:val="14"/>
+                <w:szCs w:val="14"/>
+              </w:rPr>
+              <w:t>tài</w:t>
+            </w:r>
+            <w:proofErr w:type="spellEnd"/>
+            <w:r>
+              <w:rPr>
+                <w:rFonts w:ascii="Arial" w:hAnsi="Arial" w:cs="Arial"/>
+                <w:b/>
+                <w:sz w:val="14"/>
+                <w:szCs w:val="14"/>
+              </w:rPr>
+              <w:t xml:space="preserve"> </w:t>
+            </w:r>
+            <w:proofErr w:type="spellStart"/>
+            <w:r>
+              <w:rPr>
+                <w:rFonts w:ascii="Arial" w:hAnsi="Arial" w:cs="Arial"/>
+                <w:b/>
+                <w:sz w:val="14"/>
+                <w:szCs w:val="14"/>
+              </w:rPr>
+              <w:t>sản</w:t>
+            </w:r>
+            <w:proofErr w:type="spellEnd"/>
+            <w:r>
+              <w:rPr>
+                <w:rFonts w:ascii="Arial" w:hAnsi="Arial" w:cs="Arial"/>
+                <w:b/>
+                <w:sz w:val="14"/>
+                <w:szCs w:val="14"/>
+              </w:rPr>
+              <w:t xml:space="preserve">/ </w:t>
+            </w:r>
+            <w:proofErr w:type="spellStart"/>
+            <w:r>
+              <w:rPr>
+                <w:rFonts w:ascii="Arial" w:hAnsi="Arial" w:cs="Arial"/>
+                <w:b/>
+                <w:sz w:val="14"/>
+                <w:szCs w:val="14"/>
+              </w:rPr>
+              <w:t>máy</w:t>
+            </w:r>
+            <w:proofErr w:type="spellEnd"/>
+            <w:r>
+              <w:rPr>
+                <w:rFonts w:ascii="Arial" w:hAnsi="Arial" w:cs="Arial"/>
+                <w:b/>
+                <w:sz w:val="14"/>
+                <w:szCs w:val="14"/>
+              </w:rPr>
+              <w:t xml:space="preserve"> </w:t>
+            </w:r>
+            <w:proofErr w:type="spellStart"/>
+            <w:r>
+              <w:rPr>
+                <w:rFonts w:ascii="Arial" w:hAnsi="Arial" w:cs="Arial"/>
+                <w:b/>
+                <w:sz w:val="14"/>
+                <w:szCs w:val="14"/>
+              </w:rPr>
+              <w:t>móc</w:t>
+            </w:r>
+            <w:proofErr w:type="spellEnd"/>
+            <w:r>
+              <w:rPr>
+                <w:rFonts w:ascii="Arial" w:hAnsi="Arial" w:cs="Arial"/>
+                <w:b/>
+                <w:sz w:val="14"/>
+                <w:szCs w:val="14"/>
+              </w:rPr>
+              <w:t xml:space="preserve"> </w:t>
+            </w:r>
+            <w:proofErr w:type="spellStart"/>
+            <w:r>
+              <w:rPr>
+                <w:rFonts w:ascii="Arial" w:hAnsi="Arial" w:cs="Arial"/>
+                <w:b/>
+                <w:sz w:val="14"/>
+                <w:szCs w:val="14"/>
+              </w:rPr>
+              <w:t>cho</w:t>
+            </w:r>
+            <w:proofErr w:type="spellEnd"/>
+            <w:r>
+              <w:rPr>
+                <w:rFonts w:ascii="Arial" w:hAnsi="Arial" w:cs="Arial"/>
+                <w:b/>
+                <w:sz w:val="14"/>
+                <w:szCs w:val="14"/>
+              </w:rPr>
+              <w:t xml:space="preserve"> </w:t>
+            </w:r>
+            <w:proofErr w:type="spellStart"/>
+            <w:r>
+              <w:rPr>
+                <w:rFonts w:ascii="Arial" w:hAnsi="Arial" w:cs="Arial"/>
+                <w:b/>
+                <w:sz w:val="14"/>
+                <w:szCs w:val="14"/>
+              </w:rPr>
+              <w:t>thuê</w:t>
+            </w:r>
+            <w:proofErr w:type="spellEnd"/>
           </w:p>
         </w:tc>
         <w:tc>
@@ -469,15 +2362,177 @@
                 <w:szCs w:val="14"/>
               </w:rPr>
             </w:pPr>
-            <w:r>
-              <w:rPr>
-                <w:rFonts w:ascii="Arial" w:hAnsi="Arial" w:cs="Arial"/>
-                <w:b/>
-                <w:sz w:val="14"/>
-                <w:szCs w:val="14"/>
-              </w:rPr>
-              <w:t>Tiêu thụ điện sinh hoạt từ 150 kWh/tháng trở lên</w:t>
-            </w:r>
+            <w:proofErr w:type="spellStart"/>
+            <w:r>
+              <w:rPr>
+                <w:rFonts w:ascii="Arial" w:hAnsi="Arial" w:cs="Arial"/>
+                <w:b/>
+                <w:sz w:val="14"/>
+                <w:szCs w:val="14"/>
+              </w:rPr>
+              <w:t>Tiêu</w:t>
+            </w:r>
+            <w:proofErr w:type="spellEnd"/>
+            <w:r>
+              <w:rPr>
+                <w:rFonts w:ascii="Arial" w:hAnsi="Arial" w:cs="Arial"/>
+                <w:b/>
+                <w:sz w:val="14"/>
+                <w:szCs w:val="14"/>
+              </w:rPr>
+              <w:t xml:space="preserve"> </w:t>
+            </w:r>
+            <w:proofErr w:type="spellStart"/>
+            <w:r>
+              <w:rPr>
+                <w:rFonts w:ascii="Arial" w:hAnsi="Arial" w:cs="Arial"/>
+                <w:b/>
+                <w:sz w:val="14"/>
+                <w:szCs w:val="14"/>
+              </w:rPr>
+              <w:t>thụ</w:t>
+            </w:r>
+            <w:proofErr w:type="spellEnd"/>
+            <w:r>
+              <w:rPr>
+                <w:rFonts w:ascii="Arial" w:hAnsi="Arial" w:cs="Arial"/>
+                <w:b/>
+                <w:sz w:val="14"/>
+                <w:szCs w:val="14"/>
+              </w:rPr>
+              <w:t xml:space="preserve"> </w:t>
+            </w:r>
+            <w:proofErr w:type="spellStart"/>
+            <w:r>
+              <w:rPr>
+                <w:rFonts w:ascii="Arial" w:hAnsi="Arial" w:cs="Arial"/>
+                <w:b/>
+                <w:sz w:val="14"/>
+                <w:szCs w:val="14"/>
+              </w:rPr>
+              <w:t>điện</w:t>
+            </w:r>
+            <w:proofErr w:type="spellEnd"/>
+            <w:r>
+              <w:rPr>
+                <w:rFonts w:ascii="Arial" w:hAnsi="Arial" w:cs="Arial"/>
+                <w:b/>
+                <w:sz w:val="14"/>
+                <w:szCs w:val="14"/>
+              </w:rPr>
+              <w:t xml:space="preserve"> </w:t>
+            </w:r>
+            <w:proofErr w:type="spellStart"/>
+            <w:r>
+              <w:rPr>
+                <w:rFonts w:ascii="Arial" w:hAnsi="Arial" w:cs="Arial"/>
+                <w:b/>
+                <w:sz w:val="14"/>
+                <w:szCs w:val="14"/>
+              </w:rPr>
+              <w:t>sinh</w:t>
+            </w:r>
+            <w:proofErr w:type="spellEnd"/>
+            <w:r>
+              <w:rPr>
+                <w:rFonts w:ascii="Arial" w:hAnsi="Arial" w:cs="Arial"/>
+                <w:b/>
+                <w:sz w:val="14"/>
+                <w:szCs w:val="14"/>
+              </w:rPr>
+              <w:t xml:space="preserve"> </w:t>
+            </w:r>
+            <w:proofErr w:type="spellStart"/>
+            <w:r>
+              <w:rPr>
+                <w:rFonts w:ascii="Arial" w:hAnsi="Arial" w:cs="Arial"/>
+                <w:b/>
+                <w:sz w:val="14"/>
+                <w:szCs w:val="14"/>
+              </w:rPr>
+              <w:t>hoạt</w:t>
+            </w:r>
+            <w:proofErr w:type="spellEnd"/>
+            <w:r>
+              <w:rPr>
+                <w:rFonts w:ascii="Arial" w:hAnsi="Arial" w:cs="Arial"/>
+                <w:b/>
+                <w:sz w:val="14"/>
+                <w:szCs w:val="14"/>
+              </w:rPr>
+              <w:t xml:space="preserve"> </w:t>
+            </w:r>
+            <w:proofErr w:type="spellStart"/>
+            <w:r>
+              <w:rPr>
+                <w:rFonts w:ascii="Arial" w:hAnsi="Arial" w:cs="Arial"/>
+                <w:b/>
+                <w:sz w:val="14"/>
+                <w:szCs w:val="14"/>
+              </w:rPr>
+              <w:t>từ</w:t>
+            </w:r>
+            <w:proofErr w:type="spellEnd"/>
+            <w:r>
+              <w:rPr>
+                <w:rFonts w:ascii="Arial" w:hAnsi="Arial" w:cs="Arial"/>
+                <w:b/>
+                <w:sz w:val="14"/>
+                <w:szCs w:val="14"/>
+              </w:rPr>
+              <w:t xml:space="preserve"> 150 kWh/</w:t>
+            </w:r>
+            <w:proofErr w:type="spellStart"/>
+            <w:r>
+              <w:rPr>
+                <w:rFonts w:ascii="Arial" w:hAnsi="Arial" w:cs="Arial"/>
+                <w:b/>
+                <w:sz w:val="14"/>
+                <w:szCs w:val="14"/>
+              </w:rPr>
+              <w:t>tháng</w:t>
+            </w:r>
+            <w:proofErr w:type="spellEnd"/>
+            <w:r>
+              <w:rPr>
+                <w:rFonts w:ascii="Arial" w:hAnsi="Arial" w:cs="Arial"/>
+                <w:b/>
+                <w:sz w:val="14"/>
+                <w:szCs w:val="14"/>
+              </w:rPr>
+              <w:t xml:space="preserve"> </w:t>
+            </w:r>
+            <w:proofErr w:type="spellStart"/>
+            <w:r>
+              <w:rPr>
+                <w:rFonts w:ascii="Arial" w:hAnsi="Arial" w:cs="Arial"/>
+                <w:b/>
+                <w:sz w:val="14"/>
+                <w:szCs w:val="14"/>
+              </w:rPr>
+              <w:t>trở</w:t>
+            </w:r>
+            <w:proofErr w:type="spellEnd"/>
+            <w:r>
+              <w:rPr>
+                <w:rFonts w:ascii="Arial" w:hAnsi="Arial" w:cs="Arial"/>
+                <w:b/>
+                <w:sz w:val="14"/>
+                <w:szCs w:val="14"/>
+              </w:rPr>
+              <w:t xml:space="preserve"> </w:t>
+            </w:r>
+            <w:proofErr w:type="spellStart"/>
+            <w:r>
+              <w:rPr>
+                <w:rFonts w:ascii="Arial" w:hAnsi="Arial" w:cs="Arial"/>
+                <w:b/>
+                <w:sz w:val="14"/>
+                <w:szCs w:val="14"/>
+              </w:rPr>
+              <w:t>lên</w:t>
+            </w:r>
+            <w:proofErr w:type="spellEnd"/>
           </w:p>
         </w:tc>
         <w:tc>
@@ -496,15 +2551,197 @@
                 <w:szCs w:val="14"/>
               </w:rPr>
             </w:pPr>
-            <w:r>
-              <w:rPr>
-                <w:rFonts w:ascii="Arial" w:hAnsi="Arial" w:cs="Arial"/>
-                <w:b/>
-                <w:sz w:val="14"/>
-                <w:szCs w:val="14"/>
-              </w:rPr>
-              <w:t>Diện tích nhà ở bình quân đầu người từ 25 m2 trở lên</w:t>
-            </w:r>
+            <w:proofErr w:type="spellStart"/>
+            <w:r>
+              <w:rPr>
+                <w:rFonts w:ascii="Arial" w:hAnsi="Arial" w:cs="Arial"/>
+                <w:b/>
+                <w:sz w:val="14"/>
+                <w:szCs w:val="14"/>
+              </w:rPr>
+              <w:t>Diện</w:t>
+            </w:r>
+            <w:proofErr w:type="spellEnd"/>
+            <w:r>
+              <w:rPr>
+                <w:rFonts w:ascii="Arial" w:hAnsi="Arial" w:cs="Arial"/>
+                <w:b/>
+                <w:sz w:val="14"/>
+                <w:szCs w:val="14"/>
+              </w:rPr>
+              <w:t xml:space="preserve"> </w:t>
+            </w:r>
+            <w:proofErr w:type="spellStart"/>
+            <w:r>
+              <w:rPr>
+                <w:rFonts w:ascii="Arial" w:hAnsi="Arial" w:cs="Arial"/>
+                <w:b/>
+                <w:sz w:val="14"/>
+                <w:szCs w:val="14"/>
+              </w:rPr>
+              <w:t>tích</w:t>
+            </w:r>
+            <w:proofErr w:type="spellEnd"/>
+            <w:r>
+              <w:rPr>
+                <w:rFonts w:ascii="Arial" w:hAnsi="Arial" w:cs="Arial"/>
+                <w:b/>
+                <w:sz w:val="14"/>
+                <w:szCs w:val="14"/>
+              </w:rPr>
+              <w:t xml:space="preserve"> </w:t>
+            </w:r>
+            <w:proofErr w:type="spellStart"/>
+            <w:r>
+              <w:rPr>
+                <w:rFonts w:ascii="Arial" w:hAnsi="Arial" w:cs="Arial"/>
+                <w:b/>
+                <w:sz w:val="14"/>
+                <w:szCs w:val="14"/>
+              </w:rPr>
+              <w:t>nhà</w:t>
+            </w:r>
+            <w:proofErr w:type="spellEnd"/>
+            <w:r>
+              <w:rPr>
+                <w:rFonts w:ascii="Arial" w:hAnsi="Arial" w:cs="Arial"/>
+                <w:b/>
+                <w:sz w:val="14"/>
+                <w:szCs w:val="14"/>
+              </w:rPr>
+              <w:t xml:space="preserve"> ở </w:t>
+            </w:r>
+            <w:proofErr w:type="spellStart"/>
+            <w:r>
+              <w:rPr>
+                <w:rFonts w:ascii="Arial" w:hAnsi="Arial" w:cs="Arial"/>
+                <w:b/>
+                <w:sz w:val="14"/>
+                <w:szCs w:val="14"/>
+              </w:rPr>
+              <w:t>bình</w:t>
+            </w:r>
+            <w:proofErr w:type="spellEnd"/>
+            <w:r>
+              <w:rPr>
+                <w:rFonts w:ascii="Arial" w:hAnsi="Arial" w:cs="Arial"/>
+                <w:b/>
+                <w:sz w:val="14"/>
+                <w:szCs w:val="14"/>
+              </w:rPr>
+              <w:t xml:space="preserve"> </w:t>
+            </w:r>
+            <w:proofErr w:type="spellStart"/>
+            <w:r>
+              <w:rPr>
+                <w:rFonts w:ascii="Arial" w:hAnsi="Arial" w:cs="Arial"/>
+                <w:b/>
+                <w:sz w:val="14"/>
+                <w:szCs w:val="14"/>
+              </w:rPr>
+              <w:t>quân</w:t>
+            </w:r>
+            <w:proofErr w:type="spellEnd"/>
+            <w:r>
+              <w:rPr>
+                <w:rFonts w:ascii="Arial" w:hAnsi="Arial" w:cs="Arial"/>
+                <w:b/>
+                <w:sz w:val="14"/>
+                <w:szCs w:val="14"/>
+              </w:rPr>
+              <w:t xml:space="preserve"> </w:t>
+            </w:r>
+            <w:proofErr w:type="spellStart"/>
+            <w:r>
+              <w:rPr>
+                <w:rFonts w:ascii="Arial" w:hAnsi="Arial" w:cs="Arial"/>
+                <w:b/>
+                <w:sz w:val="14"/>
+                <w:szCs w:val="14"/>
+              </w:rPr>
+              <w:t>đầu</w:t>
+            </w:r>
+            <w:proofErr w:type="spellEnd"/>
+            <w:r>
+              <w:rPr>
+                <w:rFonts w:ascii="Arial" w:hAnsi="Arial" w:cs="Arial"/>
+                <w:b/>
+                <w:sz w:val="14"/>
+                <w:szCs w:val="14"/>
+              </w:rPr>
+              <w:t xml:space="preserve"> </w:t>
+            </w:r>
+            <w:proofErr w:type="spellStart"/>
+            <w:r>
+              <w:rPr>
+                <w:rFonts w:ascii="Arial" w:hAnsi="Arial" w:cs="Arial"/>
+                <w:b/>
+                <w:sz w:val="14"/>
+                <w:szCs w:val="14"/>
+              </w:rPr>
+              <w:t>người</w:t>
+            </w:r>
+            <w:proofErr w:type="spellEnd"/>
+            <w:r>
+              <w:rPr>
+                <w:rFonts w:ascii="Arial" w:hAnsi="Arial" w:cs="Arial"/>
+                <w:b/>
+                <w:sz w:val="14"/>
+                <w:szCs w:val="14"/>
+              </w:rPr>
+              <w:t xml:space="preserve"> </w:t>
+            </w:r>
+            <w:proofErr w:type="spellStart"/>
+            <w:r>
+              <w:rPr>
+                <w:rFonts w:ascii="Arial" w:hAnsi="Arial" w:cs="Arial"/>
+                <w:b/>
+                <w:sz w:val="14"/>
+                <w:szCs w:val="14"/>
+              </w:rPr>
+              <w:t>từ</w:t>
+            </w:r>
+            <w:proofErr w:type="spellEnd"/>
+            <w:r>
+              <w:rPr>
+                <w:rFonts w:ascii="Arial" w:hAnsi="Arial" w:cs="Arial"/>
+                <w:b/>
+                <w:sz w:val="14"/>
+                <w:szCs w:val="14"/>
+              </w:rPr>
+              <w:t xml:space="preserve"> 25 m2 </w:t>
+            </w:r>
+            <w:proofErr w:type="spellStart"/>
+            <w:r>
+              <w:rPr>
+                <w:rFonts w:ascii="Arial" w:hAnsi="Arial" w:cs="Arial"/>
+                <w:b/>
+                <w:sz w:val="14"/>
+                <w:szCs w:val="14"/>
+              </w:rPr>
+              <w:t>trở</w:t>
+            </w:r>
+            <w:proofErr w:type="spellEnd"/>
+            <w:r>
+              <w:rPr>
+                <w:rFonts w:ascii="Arial" w:hAnsi="Arial" w:cs="Arial"/>
+                <w:b/>
+                <w:sz w:val="14"/>
+                <w:szCs w:val="14"/>
+              </w:rPr>
+              <w:t xml:space="preserve"> </w:t>
+            </w:r>
+            <w:proofErr w:type="spellStart"/>
+            <w:r>
+              <w:rPr>
+                <w:rFonts w:ascii="Arial" w:hAnsi="Arial" w:cs="Arial"/>
+                <w:b/>
+                <w:sz w:val="14"/>
+                <w:szCs w:val="14"/>
+              </w:rPr>
+              <w:t>lên</w:t>
+            </w:r>
+            <w:proofErr w:type="spellEnd"/>
           </w:p>
         </w:tc>
         <w:tc>
@@ -523,23 +2760,126 @@
                 <w:szCs w:val="14"/>
               </w:rPr>
             </w:pPr>
-            <w:r>
-              <w:rPr>
-                <w:rFonts w:ascii="Arial" w:hAnsi="Arial" w:cs="Arial"/>
-                <w:b/>
-                <w:sz w:val="14"/>
-                <w:szCs w:val="14"/>
-              </w:rPr>
-              <w:t>Có ít nhất một người: là</w:t>
-            </w:r>
-            <w:r>
-              <w:rPr>
-                <w:rFonts w:ascii="Arial" w:hAnsi="Arial" w:cs="Arial"/>
-                <w:sz w:val="14"/>
-                <w:szCs w:val="14"/>
-              </w:rPr>
-              <w:t xml:space="preserve"> </w:t>
-            </w:r>
+            <w:proofErr w:type="spellStart"/>
+            <w:r>
+              <w:rPr>
+                <w:rFonts w:ascii="Arial" w:hAnsi="Arial" w:cs="Arial"/>
+                <w:b/>
+                <w:sz w:val="14"/>
+                <w:szCs w:val="14"/>
+              </w:rPr>
+              <w:t>Có</w:t>
+            </w:r>
+            <w:proofErr w:type="spellEnd"/>
+            <w:r>
+              <w:rPr>
+                <w:rFonts w:ascii="Arial" w:hAnsi="Arial" w:cs="Arial"/>
+                <w:b/>
+                <w:sz w:val="14"/>
+                <w:szCs w:val="14"/>
+              </w:rPr>
+              <w:t xml:space="preserve"> </w:t>
+            </w:r>
+            <w:proofErr w:type="spellStart"/>
+            <w:r>
+              <w:rPr>
+                <w:rFonts w:ascii="Arial" w:hAnsi="Arial" w:cs="Arial"/>
+                <w:b/>
+                <w:sz w:val="14"/>
+                <w:szCs w:val="14"/>
+              </w:rPr>
+              <w:t>ít</w:t>
+            </w:r>
+            <w:proofErr w:type="spellEnd"/>
+            <w:r>
+              <w:rPr>
+                <w:rFonts w:ascii="Arial" w:hAnsi="Arial" w:cs="Arial"/>
+                <w:b/>
+                <w:sz w:val="14"/>
+                <w:szCs w:val="14"/>
+              </w:rPr>
+              <w:t xml:space="preserve"> </w:t>
+            </w:r>
+            <w:proofErr w:type="spellStart"/>
+            <w:r>
+              <w:rPr>
+                <w:rFonts w:ascii="Arial" w:hAnsi="Arial" w:cs="Arial"/>
+                <w:b/>
+                <w:sz w:val="14"/>
+                <w:szCs w:val="14"/>
+              </w:rPr>
+              <w:t>nhất</w:t>
+            </w:r>
+            <w:proofErr w:type="spellEnd"/>
+            <w:r>
+              <w:rPr>
+                <w:rFonts w:ascii="Arial" w:hAnsi="Arial" w:cs="Arial"/>
+                <w:b/>
+                <w:sz w:val="14"/>
+                <w:szCs w:val="14"/>
+              </w:rPr>
+              <w:t xml:space="preserve"> </w:t>
+            </w:r>
+            <w:proofErr w:type="spellStart"/>
+            <w:r>
+              <w:rPr>
+                <w:rFonts w:ascii="Arial" w:hAnsi="Arial" w:cs="Arial"/>
+                <w:b/>
+                <w:sz w:val="14"/>
+                <w:szCs w:val="14"/>
+              </w:rPr>
+              <w:t>một</w:t>
+            </w:r>
+            <w:proofErr w:type="spellEnd"/>
+            <w:r>
+              <w:rPr>
+                <w:rFonts w:ascii="Arial" w:hAnsi="Arial" w:cs="Arial"/>
+                <w:b/>
+                <w:sz w:val="14"/>
+                <w:szCs w:val="14"/>
+              </w:rPr>
+              <w:t xml:space="preserve"> </w:t>
+            </w:r>
+            <w:proofErr w:type="spellStart"/>
+            <w:r>
+              <w:rPr>
+                <w:rFonts w:ascii="Arial" w:hAnsi="Arial" w:cs="Arial"/>
+                <w:b/>
+                <w:sz w:val="14"/>
+                <w:szCs w:val="14"/>
+              </w:rPr>
+              <w:t>người</w:t>
+            </w:r>
+            <w:proofErr w:type="spellEnd"/>
+            <w:r>
+              <w:rPr>
+                <w:rFonts w:ascii="Arial" w:hAnsi="Arial" w:cs="Arial"/>
+                <w:b/>
+                <w:sz w:val="14"/>
+                <w:szCs w:val="14"/>
+              </w:rPr>
+              <w:t xml:space="preserve">: </w:t>
+            </w:r>
+            <w:proofErr w:type="spellStart"/>
+            <w:r>
+              <w:rPr>
+                <w:rFonts w:ascii="Arial" w:hAnsi="Arial" w:cs="Arial"/>
+                <w:b/>
+                <w:sz w:val="14"/>
+                <w:szCs w:val="14"/>
+              </w:rPr>
+              <w:t>là</w:t>
+            </w:r>
+            <w:proofErr w:type="spellEnd"/>
+            <w:r>
+              <w:rPr>
+                <w:rFonts w:ascii="Arial" w:hAnsi="Arial" w:cs="Arial"/>
+                <w:sz w:val="14"/>
+                <w:szCs w:val="14"/>
+              </w:rPr>
+              <w:t xml:space="preserve"> </w:t>
+            </w:r>
+            <w:proofErr w:type="spellStart"/>
             <w:r>
               <w:rPr>
                 <w:rFonts w:ascii="Arial" w:hAnsi="Arial" w:cs="Arial"/>
@@ -549,23 +2889,386 @@
               </w:rPr>
               <w:t>công</w:t>
             </w:r>
-            <w:r>
-              <w:rPr>
-                <w:rFonts w:ascii="Arial" w:hAnsi="Arial" w:cs="Arial"/>
-                <w:sz w:val="14"/>
-                <w:szCs w:val="14"/>
-              </w:rPr>
-              <w:t xml:space="preserve"> </w:t>
-            </w:r>
-            <w:r>
-              <w:rPr>
-                <w:rFonts w:ascii="Arial" w:hAnsi="Arial" w:cs="Arial"/>
-                <w:b/>
-                <w:sz w:val="14"/>
-                <w:szCs w:val="14"/>
-              </w:rPr>
-              <w:t>chức/ viên chức; có lương hưu/ bảo hiểm xã hội/ trợ cấp ưu đãi người có công hằng tháng</w:t>
-            </w:r>
+            <w:proofErr w:type="spellEnd"/>
+            <w:r>
+              <w:rPr>
+                <w:rFonts w:ascii="Arial" w:hAnsi="Arial" w:cs="Arial"/>
+                <w:sz w:val="14"/>
+                <w:szCs w:val="14"/>
+              </w:rPr>
+              <w:t xml:space="preserve"> </w:t>
+            </w:r>
+            <w:proofErr w:type="spellStart"/>
+            <w:r>
+              <w:rPr>
+                <w:rFonts w:ascii="Arial" w:hAnsi="Arial" w:cs="Arial"/>
+                <w:b/>
+                <w:sz w:val="14"/>
+                <w:szCs w:val="14"/>
+              </w:rPr>
+              <w:t>chức</w:t>
+            </w:r>
+            <w:proofErr w:type="spellEnd"/>
+            <w:r>
+              <w:rPr>
+                <w:rFonts w:ascii="Arial" w:hAnsi="Arial" w:cs="Arial"/>
+                <w:b/>
+                <w:sz w:val="14"/>
+                <w:szCs w:val="14"/>
+              </w:rPr>
+              <w:t xml:space="preserve">/ </w:t>
+            </w:r>
+            <w:proofErr w:type="spellStart"/>
+            <w:r>
+              <w:rPr>
+                <w:rFonts w:ascii="Arial" w:hAnsi="Arial" w:cs="Arial"/>
+                <w:b/>
+                <w:sz w:val="14"/>
+                <w:szCs w:val="14"/>
+              </w:rPr>
+              <w:t>viên</w:t>
+            </w:r>
+            <w:proofErr w:type="spellEnd"/>
+            <w:r>
+              <w:rPr>
+                <w:rFonts w:ascii="Arial" w:hAnsi="Arial" w:cs="Arial"/>
+                <w:b/>
+                <w:sz w:val="14"/>
+                <w:szCs w:val="14"/>
+              </w:rPr>
+              <w:t xml:space="preserve"> </w:t>
+            </w:r>
+            <w:proofErr w:type="spellStart"/>
+            <w:r>
+              <w:rPr>
+                <w:rFonts w:ascii="Arial" w:hAnsi="Arial" w:cs="Arial"/>
+                <w:b/>
+                <w:sz w:val="14"/>
+                <w:szCs w:val="14"/>
+              </w:rPr>
+              <w:t>chức</w:t>
+            </w:r>
+            <w:proofErr w:type="spellEnd"/>
+            <w:r>
+              <w:rPr>
+                <w:rFonts w:ascii="Arial" w:hAnsi="Arial" w:cs="Arial"/>
+                <w:b/>
+                <w:sz w:val="14"/>
+                <w:szCs w:val="14"/>
+              </w:rPr>
+              <w:t xml:space="preserve">; </w:t>
+            </w:r>
+            <w:proofErr w:type="spellStart"/>
+            <w:r>
+              <w:rPr>
+                <w:rFonts w:ascii="Arial" w:hAnsi="Arial" w:cs="Arial"/>
+                <w:b/>
+                <w:sz w:val="14"/>
+                <w:szCs w:val="14"/>
+              </w:rPr>
+              <w:t>có</w:t>
+            </w:r>
+            <w:proofErr w:type="spellEnd"/>
+            <w:r>
+              <w:rPr>
+                <w:rFonts w:ascii="Arial" w:hAnsi="Arial" w:cs="Arial"/>
+                <w:b/>
+                <w:sz w:val="14"/>
+                <w:szCs w:val="14"/>
+              </w:rPr>
+              <w:t xml:space="preserve"> </w:t>
+            </w:r>
+            <w:proofErr w:type="spellStart"/>
+            <w:r>
+              <w:rPr>
+                <w:rFonts w:ascii="Arial" w:hAnsi="Arial" w:cs="Arial"/>
+                <w:b/>
+                <w:sz w:val="14"/>
+                <w:szCs w:val="14"/>
+              </w:rPr>
+              <w:t>lương</w:t>
+            </w:r>
+            <w:proofErr w:type="spellEnd"/>
+            <w:r>
+              <w:rPr>
+                <w:rFonts w:ascii="Arial" w:hAnsi="Arial" w:cs="Arial"/>
+                <w:b/>
+                <w:sz w:val="14"/>
+                <w:szCs w:val="14"/>
+              </w:rPr>
+              <w:t xml:space="preserve"> </w:t>
+            </w:r>
+            <w:proofErr w:type="spellStart"/>
+            <w:r>
+              <w:rPr>
+                <w:rFonts w:ascii="Arial" w:hAnsi="Arial" w:cs="Arial"/>
+                <w:b/>
+                <w:sz w:val="14"/>
+                <w:szCs w:val="14"/>
+              </w:rPr>
+              <w:t>hưu</w:t>
+            </w:r>
+            <w:proofErr w:type="spellEnd"/>
+            <w:r>
+              <w:rPr>
+                <w:rFonts w:ascii="Arial" w:hAnsi="Arial" w:cs="Arial"/>
+                <w:b/>
+                <w:sz w:val="14"/>
+                <w:szCs w:val="14"/>
+              </w:rPr>
+              <w:t xml:space="preserve">/ </w:t>
+            </w:r>
+            <w:proofErr w:type="spellStart"/>
+            <w:r>
+              <w:rPr>
+                <w:rFonts w:ascii="Arial" w:hAnsi="Arial" w:cs="Arial"/>
+                <w:b/>
+                <w:sz w:val="14"/>
+                <w:szCs w:val="14"/>
+              </w:rPr>
+              <w:t>bảo</w:t>
+            </w:r>
+            <w:proofErr w:type="spellEnd"/>
+            <w:r>
+              <w:rPr>
+                <w:rFonts w:ascii="Arial" w:hAnsi="Arial" w:cs="Arial"/>
+                <w:b/>
+                <w:sz w:val="14"/>
+                <w:szCs w:val="14"/>
+              </w:rPr>
+              <w:t xml:space="preserve"> </w:t>
+            </w:r>
+            <w:proofErr w:type="spellStart"/>
+            <w:r>
+              <w:rPr>
+                <w:rFonts w:ascii="Arial" w:hAnsi="Arial" w:cs="Arial"/>
+                <w:b/>
+                <w:sz w:val="14"/>
+                <w:szCs w:val="14"/>
+              </w:rPr>
+              <w:t>hiểm</w:t>
+            </w:r>
+            <w:proofErr w:type="spellEnd"/>
+            <w:r>
+              <w:rPr>
+                <w:rFonts w:ascii="Arial" w:hAnsi="Arial" w:cs="Arial"/>
+                <w:b/>
+                <w:sz w:val="14"/>
+                <w:szCs w:val="14"/>
+              </w:rPr>
+              <w:t xml:space="preserve"> </w:t>
+            </w:r>
+            <w:proofErr w:type="spellStart"/>
+            <w:r>
+              <w:rPr>
+                <w:rFonts w:ascii="Arial" w:hAnsi="Arial" w:cs="Arial"/>
+                <w:b/>
+                <w:sz w:val="14"/>
+                <w:szCs w:val="14"/>
+              </w:rPr>
+              <w:t>xã</w:t>
+            </w:r>
+            <w:proofErr w:type="spellEnd"/>
+            <w:r>
+              <w:rPr>
+                <w:rFonts w:ascii="Arial" w:hAnsi="Arial" w:cs="Arial"/>
+                <w:b/>
+                <w:sz w:val="14"/>
+                <w:szCs w:val="14"/>
+              </w:rPr>
+              <w:t xml:space="preserve"> </w:t>
+            </w:r>
+            <w:proofErr w:type="spellStart"/>
+            <w:r>
+              <w:rPr>
+                <w:rFonts w:ascii="Arial" w:hAnsi="Arial" w:cs="Arial"/>
+                <w:b/>
+                <w:sz w:val="14"/>
+                <w:szCs w:val="14"/>
+              </w:rPr>
+              <w:t>hội</w:t>
+            </w:r>
+            <w:proofErr w:type="spellEnd"/>
+            <w:r>
+              <w:rPr>
+                <w:rFonts w:ascii="Arial" w:hAnsi="Arial" w:cs="Arial"/>
+                <w:b/>
+                <w:sz w:val="14"/>
+                <w:szCs w:val="14"/>
+              </w:rPr>
+              <w:t xml:space="preserve">/ </w:t>
+            </w:r>
+            <w:proofErr w:type="spellStart"/>
+            <w:r>
+              <w:rPr>
+                <w:rFonts w:ascii="Arial" w:hAnsi="Arial" w:cs="Arial"/>
+                <w:b/>
+                <w:sz w:val="14"/>
+                <w:szCs w:val="14"/>
+              </w:rPr>
+              <w:t>trợ</w:t>
+            </w:r>
+            <w:proofErr w:type="spellEnd"/>
+            <w:r>
+              <w:rPr>
+                <w:rFonts w:ascii="Arial" w:hAnsi="Arial" w:cs="Arial"/>
+                <w:b/>
+                <w:sz w:val="14"/>
+                <w:szCs w:val="14"/>
+              </w:rPr>
+              <w:t xml:space="preserve"> </w:t>
+            </w:r>
+            <w:proofErr w:type="spellStart"/>
+            <w:r>
+              <w:rPr>
+                <w:rFonts w:ascii="Arial" w:hAnsi="Arial" w:cs="Arial"/>
+                <w:b/>
+                <w:sz w:val="14"/>
+                <w:szCs w:val="14"/>
+              </w:rPr>
+              <w:t>cấp</w:t>
+            </w:r>
+            <w:proofErr w:type="spellEnd"/>
+            <w:r>
+              <w:rPr>
+                <w:rFonts w:ascii="Arial" w:hAnsi="Arial" w:cs="Arial"/>
+                <w:b/>
+                <w:sz w:val="14"/>
+                <w:szCs w:val="14"/>
+              </w:rPr>
+              <w:t xml:space="preserve"> </w:t>
+            </w:r>
+            <w:proofErr w:type="spellStart"/>
+            <w:r>
+              <w:rPr>
+                <w:rFonts w:ascii="Arial" w:hAnsi="Arial" w:cs="Arial"/>
+                <w:b/>
+                <w:sz w:val="14"/>
+                <w:szCs w:val="14"/>
+              </w:rPr>
+              <w:t>ưu</w:t>
+            </w:r>
+            <w:proofErr w:type="spellEnd"/>
+            <w:r>
+              <w:rPr>
+                <w:rFonts w:ascii="Arial" w:hAnsi="Arial" w:cs="Arial"/>
+                <w:b/>
+                <w:sz w:val="14"/>
+                <w:szCs w:val="14"/>
+              </w:rPr>
+              <w:t xml:space="preserve"> </w:t>
+            </w:r>
+            <w:proofErr w:type="spellStart"/>
+            <w:r>
+              <w:rPr>
+                <w:rFonts w:ascii="Arial" w:hAnsi="Arial" w:cs="Arial"/>
+                <w:b/>
+                <w:sz w:val="14"/>
+                <w:szCs w:val="14"/>
+              </w:rPr>
+              <w:t>đãi</w:t>
+            </w:r>
+            <w:proofErr w:type="spellEnd"/>
+            <w:r>
+              <w:rPr>
+                <w:rFonts w:ascii="Arial" w:hAnsi="Arial" w:cs="Arial"/>
+                <w:b/>
+                <w:sz w:val="14"/>
+                <w:szCs w:val="14"/>
+              </w:rPr>
+              <w:t xml:space="preserve"> </w:t>
+            </w:r>
+            <w:proofErr w:type="spellStart"/>
+            <w:r>
+              <w:rPr>
+                <w:rFonts w:ascii="Arial" w:hAnsi="Arial" w:cs="Arial"/>
+                <w:b/>
+                <w:sz w:val="14"/>
+                <w:szCs w:val="14"/>
+              </w:rPr>
+              <w:t>người</w:t>
+            </w:r>
+            <w:proofErr w:type="spellEnd"/>
+            <w:r>
+              <w:rPr>
+                <w:rFonts w:ascii="Arial" w:hAnsi="Arial" w:cs="Arial"/>
+                <w:b/>
+                <w:sz w:val="14"/>
+                <w:szCs w:val="14"/>
+              </w:rPr>
+              <w:t xml:space="preserve"> </w:t>
+            </w:r>
+            <w:proofErr w:type="spellStart"/>
+            <w:r>
+              <w:rPr>
+                <w:rFonts w:ascii="Arial" w:hAnsi="Arial" w:cs="Arial"/>
+                <w:b/>
+                <w:sz w:val="14"/>
+                <w:szCs w:val="14"/>
+              </w:rPr>
+              <w:t>có</w:t>
+            </w:r>
+            <w:proofErr w:type="spellEnd"/>
+            <w:r>
+              <w:rPr>
+                <w:rFonts w:ascii="Arial" w:hAnsi="Arial" w:cs="Arial"/>
+                <w:b/>
+                <w:sz w:val="14"/>
+                <w:szCs w:val="14"/>
+              </w:rPr>
+              <w:t xml:space="preserve"> </w:t>
+            </w:r>
+            <w:proofErr w:type="spellStart"/>
+            <w:r>
+              <w:rPr>
+                <w:rFonts w:ascii="Arial" w:hAnsi="Arial" w:cs="Arial"/>
+                <w:b/>
+                <w:sz w:val="14"/>
+                <w:szCs w:val="14"/>
+              </w:rPr>
+              <w:t>công</w:t>
+            </w:r>
+            <w:proofErr w:type="spellEnd"/>
+            <w:r>
+              <w:rPr>
+                <w:rFonts w:ascii="Arial" w:hAnsi="Arial" w:cs="Arial"/>
+                <w:b/>
+                <w:sz w:val="14"/>
+                <w:szCs w:val="14"/>
+              </w:rPr>
+              <w:t xml:space="preserve"> </w:t>
+            </w:r>
+            <w:proofErr w:type="spellStart"/>
+            <w:r>
+              <w:rPr>
+                <w:rFonts w:ascii="Arial" w:hAnsi="Arial" w:cs="Arial"/>
+                <w:b/>
+                <w:sz w:val="14"/>
+                <w:szCs w:val="14"/>
+              </w:rPr>
+              <w:t>hằng</w:t>
+            </w:r>
+            <w:proofErr w:type="spellEnd"/>
+            <w:r>
+              <w:rPr>
+                <w:rFonts w:ascii="Arial" w:hAnsi="Arial" w:cs="Arial"/>
+                <w:b/>
+                <w:sz w:val="14"/>
+                <w:szCs w:val="14"/>
+              </w:rPr>
+              <w:t xml:space="preserve"> </w:t>
+            </w:r>
+            <w:proofErr w:type="spellStart"/>
+            <w:r>
+              <w:rPr>
+                <w:rFonts w:ascii="Arial" w:hAnsi="Arial" w:cs="Arial"/>
+                <w:b/>
+                <w:sz w:val="14"/>
+                <w:szCs w:val="14"/>
+              </w:rPr>
+              <w:t>tháng</w:t>
+            </w:r>
+            <w:proofErr w:type="spellEnd"/>
           </w:p>
         </w:tc>
         <w:tc>
@@ -584,32 +3287,296 @@
                 <w:szCs w:val="14"/>
               </w:rPr>
             </w:pPr>
-            <w:r>
-              <w:rPr>
-                <w:rFonts w:ascii="Arial" w:hAnsi="Arial" w:cs="Arial"/>
-                <w:b/>
-                <w:sz w:val="14"/>
-                <w:szCs w:val="14"/>
-              </w:rPr>
-              <w:t>Có ít nhất một người</w:t>
-            </w:r>
-            <w:r>
-              <w:rPr>
-                <w:rFonts w:ascii="Arial" w:hAnsi="Arial" w:cs="Arial"/>
-                <w:sz w:val="14"/>
-                <w:szCs w:val="14"/>
-              </w:rPr>
-              <w:t xml:space="preserve"> </w:t>
-            </w:r>
-            <w:r>
-              <w:rPr>
-                <w:rFonts w:ascii="Arial" w:hAnsi="Arial" w:cs="Arial"/>
-                <w:b/>
-                <w:sz w:val="14"/>
-                <w:szCs w:val="14"/>
-              </w:rPr>
-              <w:t>đang làm việc theo hợp đồng lao động trở lên</w:t>
-            </w:r>
+            <w:proofErr w:type="spellStart"/>
+            <w:r>
+              <w:rPr>
+                <w:rFonts w:ascii="Arial" w:hAnsi="Arial" w:cs="Arial"/>
+                <w:b/>
+                <w:sz w:val="14"/>
+                <w:szCs w:val="14"/>
+              </w:rPr>
+              <w:t>Có</w:t>
+            </w:r>
+            <w:proofErr w:type="spellEnd"/>
+            <w:r>
+              <w:rPr>
+                <w:rFonts w:ascii="Arial" w:hAnsi="Arial" w:cs="Arial"/>
+                <w:b/>
+                <w:sz w:val="14"/>
+                <w:szCs w:val="14"/>
+              </w:rPr>
+              <w:t xml:space="preserve"> </w:t>
+            </w:r>
+            <w:proofErr w:type="spellStart"/>
+            <w:r>
+              <w:rPr>
+                <w:rFonts w:ascii="Arial" w:hAnsi="Arial" w:cs="Arial"/>
+                <w:b/>
+                <w:sz w:val="14"/>
+                <w:szCs w:val="14"/>
+              </w:rPr>
+              <w:t>ít</w:t>
+            </w:r>
+            <w:proofErr w:type="spellEnd"/>
+            <w:r>
+              <w:rPr>
+                <w:rFonts w:ascii="Arial" w:hAnsi="Arial" w:cs="Arial"/>
+                <w:b/>
+                <w:sz w:val="14"/>
+                <w:szCs w:val="14"/>
+              </w:rPr>
+              <w:t xml:space="preserve"> </w:t>
+            </w:r>
+            <w:proofErr w:type="spellStart"/>
+            <w:r>
+              <w:rPr>
+                <w:rFonts w:ascii="Arial" w:hAnsi="Arial" w:cs="Arial"/>
+                <w:b/>
+                <w:sz w:val="14"/>
+                <w:szCs w:val="14"/>
+              </w:rPr>
+              <w:t>nhất</w:t>
+            </w:r>
+            <w:proofErr w:type="spellEnd"/>
+            <w:r>
+              <w:rPr>
+                <w:rFonts w:ascii="Arial" w:hAnsi="Arial" w:cs="Arial"/>
+                <w:b/>
+                <w:sz w:val="14"/>
+                <w:szCs w:val="14"/>
+              </w:rPr>
+              <w:t xml:space="preserve"> </w:t>
+            </w:r>
+            <w:proofErr w:type="spellStart"/>
+            <w:r>
+              <w:rPr>
+                <w:rFonts w:ascii="Arial" w:hAnsi="Arial" w:cs="Arial"/>
+                <w:b/>
+                <w:sz w:val="14"/>
+                <w:szCs w:val="14"/>
+              </w:rPr>
+              <w:t>một</w:t>
+            </w:r>
+            <w:proofErr w:type="spellEnd"/>
+            <w:r>
+              <w:rPr>
+                <w:rFonts w:ascii="Arial" w:hAnsi="Arial" w:cs="Arial"/>
+                <w:b/>
+                <w:sz w:val="14"/>
+                <w:szCs w:val="14"/>
+              </w:rPr>
+              <w:t xml:space="preserve"> </w:t>
+            </w:r>
+            <w:proofErr w:type="spellStart"/>
+            <w:r>
+              <w:rPr>
+                <w:rFonts w:ascii="Arial" w:hAnsi="Arial" w:cs="Arial"/>
+                <w:b/>
+                <w:sz w:val="14"/>
+                <w:szCs w:val="14"/>
+              </w:rPr>
+              <w:t>người</w:t>
+            </w:r>
+            <w:proofErr w:type="spellEnd"/>
+            <w:r>
+              <w:rPr>
+                <w:rFonts w:ascii="Arial" w:hAnsi="Arial" w:cs="Arial"/>
+                <w:sz w:val="14"/>
+                <w:szCs w:val="14"/>
+              </w:rPr>
+              <w:t xml:space="preserve"> </w:t>
+            </w:r>
+            <w:proofErr w:type="spellStart"/>
+            <w:r>
+              <w:rPr>
+                <w:rFonts w:ascii="Arial" w:hAnsi="Arial" w:cs="Arial"/>
+                <w:b/>
+                <w:sz w:val="14"/>
+                <w:szCs w:val="14"/>
+              </w:rPr>
+              <w:t>đang</w:t>
+            </w:r>
+            <w:proofErr w:type="spellEnd"/>
+            <w:r>
+              <w:rPr>
+                <w:rFonts w:ascii="Arial" w:hAnsi="Arial" w:cs="Arial"/>
+                <w:b/>
+                <w:sz w:val="14"/>
+                <w:szCs w:val="14"/>
+              </w:rPr>
+              <w:t xml:space="preserve"> </w:t>
+            </w:r>
+            <w:proofErr w:type="spellStart"/>
+            <w:r>
+              <w:rPr>
+                <w:rFonts w:ascii="Arial" w:hAnsi="Arial" w:cs="Arial"/>
+                <w:b/>
+                <w:sz w:val="14"/>
+                <w:szCs w:val="14"/>
+              </w:rPr>
+              <w:t>làm</w:t>
+            </w:r>
+            <w:proofErr w:type="spellEnd"/>
+            <w:r>
+              <w:rPr>
+                <w:rFonts w:ascii="Arial" w:hAnsi="Arial" w:cs="Arial"/>
+                <w:b/>
+                <w:sz w:val="14"/>
+                <w:szCs w:val="14"/>
+              </w:rPr>
+              <w:t xml:space="preserve"> </w:t>
+            </w:r>
+            <w:proofErr w:type="spellStart"/>
+            <w:r>
+              <w:rPr>
+                <w:rFonts w:ascii="Arial" w:hAnsi="Arial" w:cs="Arial"/>
+                <w:b/>
+                <w:sz w:val="14"/>
+                <w:szCs w:val="14"/>
+              </w:rPr>
+              <w:t>việc</w:t>
+            </w:r>
+            <w:proofErr w:type="spellEnd"/>
+            <w:r>
+              <w:rPr>
+                <w:rFonts w:ascii="Arial" w:hAnsi="Arial" w:cs="Arial"/>
+                <w:b/>
+                <w:sz w:val="14"/>
+                <w:szCs w:val="14"/>
+              </w:rPr>
+              <w:t xml:space="preserve"> </w:t>
+            </w:r>
+            <w:proofErr w:type="spellStart"/>
+            <w:r>
+              <w:rPr>
+                <w:rFonts w:ascii="Arial" w:hAnsi="Arial" w:cs="Arial"/>
+                <w:b/>
+                <w:sz w:val="14"/>
+                <w:szCs w:val="14"/>
+              </w:rPr>
+              <w:t>theo</w:t>
+            </w:r>
+            <w:proofErr w:type="spellEnd"/>
+            <w:r>
+              <w:rPr>
+                <w:rFonts w:ascii="Arial" w:hAnsi="Arial" w:cs="Arial"/>
+                <w:b/>
+                <w:sz w:val="14"/>
+                <w:szCs w:val="14"/>
+              </w:rPr>
+              <w:t xml:space="preserve"> </w:t>
+            </w:r>
+            <w:proofErr w:type="spellStart"/>
+            <w:r>
+              <w:rPr>
+                <w:rFonts w:ascii="Arial" w:hAnsi="Arial" w:cs="Arial"/>
+                <w:b/>
+                <w:sz w:val="14"/>
+                <w:szCs w:val="14"/>
+              </w:rPr>
+              <w:t>hợp</w:t>
+            </w:r>
+            <w:proofErr w:type="spellEnd"/>
+            <w:r>
+              <w:rPr>
+                <w:rFonts w:ascii="Arial" w:hAnsi="Arial" w:cs="Arial"/>
+                <w:b/>
+                <w:sz w:val="14"/>
+                <w:szCs w:val="14"/>
+              </w:rPr>
+              <w:t xml:space="preserve"> </w:t>
+            </w:r>
+            <w:proofErr w:type="spellStart"/>
+            <w:r>
+              <w:rPr>
+                <w:rFonts w:ascii="Arial" w:hAnsi="Arial" w:cs="Arial"/>
+                <w:b/>
+                <w:sz w:val="14"/>
+                <w:szCs w:val="14"/>
+              </w:rPr>
+              <w:t>đồng</w:t>
+            </w:r>
+            <w:proofErr w:type="spellEnd"/>
+            <w:r>
+              <w:rPr>
+                <w:rFonts w:ascii="Arial" w:hAnsi="Arial" w:cs="Arial"/>
+                <w:b/>
+                <w:sz w:val="14"/>
+                <w:szCs w:val="14"/>
+              </w:rPr>
+              <w:t xml:space="preserve"> </w:t>
+            </w:r>
+            <w:proofErr w:type="spellStart"/>
+            <w:r>
+              <w:rPr>
+                <w:rFonts w:ascii="Arial" w:hAnsi="Arial" w:cs="Arial"/>
+                <w:b/>
+                <w:sz w:val="14"/>
+                <w:szCs w:val="14"/>
+              </w:rPr>
+              <w:t>lao</w:t>
+            </w:r>
+            <w:proofErr w:type="spellEnd"/>
+            <w:r>
+              <w:rPr>
+                <w:rFonts w:ascii="Arial" w:hAnsi="Arial" w:cs="Arial"/>
+                <w:b/>
+                <w:sz w:val="14"/>
+                <w:szCs w:val="14"/>
+              </w:rPr>
+              <w:t xml:space="preserve"> </w:t>
+            </w:r>
+            <w:proofErr w:type="spellStart"/>
+            <w:r>
+              <w:rPr>
+                <w:rFonts w:ascii="Arial" w:hAnsi="Arial" w:cs="Arial"/>
+                <w:b/>
+                <w:sz w:val="14"/>
+                <w:szCs w:val="14"/>
+              </w:rPr>
+              <w:t>động</w:t>
+            </w:r>
+            <w:proofErr w:type="spellEnd"/>
+            <w:r>
+              <w:rPr>
+                <w:rFonts w:ascii="Arial" w:hAnsi="Arial" w:cs="Arial"/>
+                <w:b/>
+                <w:sz w:val="14"/>
+                <w:szCs w:val="14"/>
+              </w:rPr>
+              <w:t xml:space="preserve"> </w:t>
+            </w:r>
+            <w:proofErr w:type="spellStart"/>
+            <w:r>
+              <w:rPr>
+                <w:rFonts w:ascii="Arial" w:hAnsi="Arial" w:cs="Arial"/>
+                <w:b/>
+                <w:sz w:val="14"/>
+                <w:szCs w:val="14"/>
+              </w:rPr>
+              <w:t>trở</w:t>
+            </w:r>
+            <w:proofErr w:type="spellEnd"/>
+            <w:r>
+              <w:rPr>
+                <w:rFonts w:ascii="Arial" w:hAnsi="Arial" w:cs="Arial"/>
+                <w:b/>
+                <w:sz w:val="14"/>
+                <w:szCs w:val="14"/>
+              </w:rPr>
+              <w:t xml:space="preserve"> </w:t>
+            </w:r>
+            <w:proofErr w:type="spellStart"/>
+            <w:r>
+              <w:rPr>
+                <w:rFonts w:ascii="Arial" w:hAnsi="Arial" w:cs="Arial"/>
+                <w:b/>
+                <w:sz w:val="14"/>
+                <w:szCs w:val="14"/>
+              </w:rPr>
+              <w:t>lên</w:t>
+            </w:r>
+            <w:proofErr w:type="spellEnd"/>
           </w:p>
         </w:tc>
         <w:tc>
@@ -629,14 +3596,165 @@
                 <w:szCs w:val="14"/>
               </w:rPr>
             </w:pPr>
-            <w:r>
-              <w:rPr>
-                <w:rFonts w:ascii="Arial" w:hAnsi="Arial" w:cs="Arial"/>
-                <w:b/>
-                <w:sz w:val="14"/>
-                <w:szCs w:val="14"/>
-              </w:rPr>
-              <w:t>Tổng số chỉ tiêu từ cột 1 đến cột 9</w:t>
+            <w:proofErr w:type="spellStart"/>
+            <w:r>
+              <w:rPr>
+                <w:rFonts w:ascii="Arial" w:hAnsi="Arial" w:cs="Arial"/>
+                <w:b/>
+                <w:sz w:val="14"/>
+                <w:szCs w:val="14"/>
+              </w:rPr>
+              <w:t>Tổng</w:t>
+            </w:r>
+            <w:proofErr w:type="spellEnd"/>
+            <w:r>
+              <w:rPr>
+                <w:rFonts w:ascii="Arial" w:hAnsi="Arial" w:cs="Arial"/>
+                <w:b/>
+                <w:sz w:val="14"/>
+                <w:szCs w:val="14"/>
+              </w:rPr>
+              <w:t xml:space="preserve"> </w:t>
+            </w:r>
+            <w:proofErr w:type="spellStart"/>
+            <w:r>
+              <w:rPr>
+                <w:rFonts w:ascii="Arial" w:hAnsi="Arial" w:cs="Arial"/>
+                <w:b/>
+                <w:sz w:val="14"/>
+                <w:szCs w:val="14"/>
+              </w:rPr>
+              <w:t>số</w:t>
+            </w:r>
+            <w:proofErr w:type="spellEnd"/>
+            <w:r>
+              <w:rPr>
+                <w:rFonts w:ascii="Arial" w:hAnsi="Arial" w:cs="Arial"/>
+                <w:b/>
+                <w:sz w:val="14"/>
+                <w:szCs w:val="14"/>
+              </w:rPr>
+              <w:t xml:space="preserve"> </w:t>
+            </w:r>
+            <w:proofErr w:type="spellStart"/>
+            <w:r>
+              <w:rPr>
+                <w:rFonts w:ascii="Arial" w:hAnsi="Arial" w:cs="Arial"/>
+                <w:b/>
+                <w:sz w:val="14"/>
+                <w:szCs w:val="14"/>
+              </w:rPr>
+              <w:t>chỉ</w:t>
+            </w:r>
+            <w:proofErr w:type="spellEnd"/>
+            <w:r>
+              <w:rPr>
+                <w:rFonts w:ascii="Arial" w:hAnsi="Arial" w:cs="Arial"/>
+                <w:b/>
+                <w:sz w:val="14"/>
+                <w:szCs w:val="14"/>
+              </w:rPr>
+              <w:t xml:space="preserve"> </w:t>
+            </w:r>
+            <w:proofErr w:type="spellStart"/>
+            <w:r>
+              <w:rPr>
+                <w:rFonts w:ascii="Arial" w:hAnsi="Arial" w:cs="Arial"/>
+                <w:b/>
+                <w:sz w:val="14"/>
+                <w:szCs w:val="14"/>
+              </w:rPr>
+              <w:t>tiêu</w:t>
+            </w:r>
+            <w:proofErr w:type="spellEnd"/>
+            <w:r>
+              <w:rPr>
+                <w:rFonts w:ascii="Arial" w:hAnsi="Arial" w:cs="Arial"/>
+                <w:b/>
+                <w:sz w:val="14"/>
+                <w:szCs w:val="14"/>
+              </w:rPr>
+              <w:t xml:space="preserve"> </w:t>
+            </w:r>
+            <w:proofErr w:type="spellStart"/>
+            <w:r>
+              <w:rPr>
+                <w:rFonts w:ascii="Arial" w:hAnsi="Arial" w:cs="Arial"/>
+                <w:b/>
+                <w:sz w:val="14"/>
+                <w:szCs w:val="14"/>
+              </w:rPr>
+              <w:t>từ</w:t>
+            </w:r>
+            <w:proofErr w:type="spellEnd"/>
+            <w:r>
+              <w:rPr>
+                <w:rFonts w:ascii="Arial" w:hAnsi="Arial" w:cs="Arial"/>
+                <w:b/>
+                <w:sz w:val="14"/>
+                <w:szCs w:val="14"/>
+              </w:rPr>
+              <w:t xml:space="preserve"> </w:t>
+            </w:r>
+            <w:proofErr w:type="spellStart"/>
+            <w:r>
+              <w:rPr>
+                <w:rFonts w:ascii="Arial" w:hAnsi="Arial" w:cs="Arial"/>
+                <w:b/>
+                <w:sz w:val="14"/>
+                <w:szCs w:val="14"/>
+              </w:rPr>
+              <w:t>cột</w:t>
+            </w:r>
+            <w:proofErr w:type="spellEnd"/>
+            <w:r>
+              <w:rPr>
+                <w:rFonts w:ascii="Arial" w:hAnsi="Arial" w:cs="Arial"/>
+                <w:b/>
+                <w:sz w:val="14"/>
+                <w:szCs w:val="14"/>
+              </w:rPr>
+              <w:t xml:space="preserve"> 1 </w:t>
+            </w:r>
+            <w:proofErr w:type="spellStart"/>
+            <w:r>
+              <w:rPr>
+                <w:rFonts w:ascii="Arial" w:hAnsi="Arial" w:cs="Arial"/>
+                <w:b/>
+                <w:sz w:val="14"/>
+                <w:szCs w:val="14"/>
+              </w:rPr>
+              <w:t>đến</w:t>
+            </w:r>
+            <w:proofErr w:type="spellEnd"/>
+            <w:r>
+              <w:rPr>
+                <w:rFonts w:ascii="Arial" w:hAnsi="Arial" w:cs="Arial"/>
+                <w:b/>
+                <w:sz w:val="14"/>
+                <w:szCs w:val="14"/>
+              </w:rPr>
+              <w:t xml:space="preserve"> </w:t>
+            </w:r>
+            <w:proofErr w:type="spellStart"/>
+            <w:r>
+              <w:rPr>
+                <w:rFonts w:ascii="Arial" w:hAnsi="Arial" w:cs="Arial"/>
+                <w:b/>
+                <w:sz w:val="14"/>
+                <w:szCs w:val="14"/>
+              </w:rPr>
+              <w:t>cột</w:t>
+            </w:r>
+            <w:proofErr w:type="spellEnd"/>
+            <w:r>
+              <w:rPr>
+                <w:rFonts w:ascii="Arial" w:hAnsi="Arial" w:cs="Arial"/>
+                <w:b/>
+                <w:sz w:val="14"/>
+                <w:szCs w:val="14"/>
+              </w:rPr>
+              <w:t xml:space="preserve"> 9</w:t>
             </w:r>
           </w:p>
         </w:tc>
@@ -658,14 +3776,45 @@
                 <w:szCs w:val="14"/>
               </w:rPr>
             </w:pPr>
-            <w:r>
-              <w:rPr>
-                <w:rFonts w:ascii="Arial" w:hAnsi="Arial" w:cs="Arial"/>
-                <w:b/>
-                <w:sz w:val="14"/>
-                <w:szCs w:val="14"/>
-              </w:rPr>
-              <w:t xml:space="preserve">Kết quả </w:t>
+            <w:proofErr w:type="spellStart"/>
+            <w:r>
+              <w:rPr>
+                <w:rFonts w:ascii="Arial" w:hAnsi="Arial" w:cs="Arial"/>
+                <w:b/>
+                <w:sz w:val="14"/>
+                <w:szCs w:val="14"/>
+              </w:rPr>
+              <w:t>Kết</w:t>
+            </w:r>
+            <w:proofErr w:type="spellEnd"/>
+            <w:r>
+              <w:rPr>
+                <w:rFonts w:ascii="Arial" w:hAnsi="Arial" w:cs="Arial"/>
+                <w:b/>
+                <w:sz w:val="14"/>
+                <w:szCs w:val="14"/>
+              </w:rPr>
+              <w:t xml:space="preserve"> </w:t>
+            </w:r>
+            <w:proofErr w:type="spellStart"/>
+            <w:r>
+              <w:rPr>
+                <w:rFonts w:ascii="Arial" w:hAnsi="Arial" w:cs="Arial"/>
+                <w:b/>
+                <w:sz w:val="14"/>
+                <w:szCs w:val="14"/>
+              </w:rPr>
+              <w:t>quả</w:t>
+            </w:r>
+            <w:proofErr w:type="spellEnd"/>
+            <w:r>
+              <w:rPr>
+                <w:rFonts w:ascii="Arial" w:hAnsi="Arial" w:cs="Arial"/>
+                <w:b/>
+                <w:sz w:val="14"/>
+                <w:szCs w:val="14"/>
+              </w:rPr>
+              <w:t xml:space="preserve"> </w:t>
             </w:r>
             <w:r>
               <w:rPr>
@@ -683,7 +3832,407 @@
                 <w:sz w:val="14"/>
                 <w:szCs w:val="14"/>
               </w:rPr>
-              <w:t>(1. Hộ có dưới 04 chỉ tiêu từ cột 1 đến cột 9, ghi mã 1; 2. Hộ có từ 04 chỉ tiêu trở lên, ghi mã 0)</w:t>
+              <w:t xml:space="preserve">(1. </w:t>
+            </w:r>
+            <w:proofErr w:type="spellStart"/>
+            <w:r>
+              <w:rPr>
+                <w:rFonts w:ascii="Arial" w:hAnsi="Arial" w:cs="Arial"/>
+                <w:i/>
+                <w:sz w:val="14"/>
+                <w:szCs w:val="14"/>
+              </w:rPr>
+              <w:t>Hộ</w:t>
+            </w:r>
+            <w:proofErr w:type="spellEnd"/>
+            <w:r>
+              <w:rPr>
+                <w:rFonts w:ascii="Arial" w:hAnsi="Arial" w:cs="Arial"/>
+                <w:i/>
+                <w:sz w:val="14"/>
+                <w:szCs w:val="14"/>
+              </w:rPr>
+              <w:t xml:space="preserve"> </w:t>
+            </w:r>
+            <w:proofErr w:type="spellStart"/>
+            <w:r>
+              <w:rPr>
+                <w:rFonts w:ascii="Arial" w:hAnsi="Arial" w:cs="Arial"/>
+                <w:i/>
+                <w:sz w:val="14"/>
+                <w:szCs w:val="14"/>
+              </w:rPr>
+              <w:t>có</w:t>
+            </w:r>
+            <w:proofErr w:type="spellEnd"/>
+            <w:r>
+              <w:rPr>
+                <w:rFonts w:ascii="Arial" w:hAnsi="Arial" w:cs="Arial"/>
+                <w:i/>
+                <w:sz w:val="14"/>
+                <w:szCs w:val="14"/>
+              </w:rPr>
+              <w:t xml:space="preserve"> </w:t>
+            </w:r>
+            <w:proofErr w:type="spellStart"/>
+            <w:r>
+              <w:rPr>
+                <w:rFonts w:ascii="Arial" w:hAnsi="Arial" w:cs="Arial"/>
+                <w:i/>
+                <w:sz w:val="14"/>
+                <w:szCs w:val="14"/>
+              </w:rPr>
+              <w:t>dưới</w:t>
+            </w:r>
+            <w:proofErr w:type="spellEnd"/>
+            <w:r>
+              <w:rPr>
+                <w:rFonts w:ascii="Arial" w:hAnsi="Arial" w:cs="Arial"/>
+                <w:i/>
+                <w:sz w:val="14"/>
+                <w:szCs w:val="14"/>
+              </w:rPr>
+              <w:t xml:space="preserve"> 04 </w:t>
+            </w:r>
+            <w:proofErr w:type="spellStart"/>
+            <w:r>
+              <w:rPr>
+                <w:rFonts w:ascii="Arial" w:hAnsi="Arial" w:cs="Arial"/>
+                <w:i/>
+                <w:sz w:val="14"/>
+                <w:szCs w:val="14"/>
+              </w:rPr>
+              <w:t>chỉ</w:t>
+            </w:r>
+            <w:proofErr w:type="spellEnd"/>
+            <w:r>
+              <w:rPr>
+                <w:rFonts w:ascii="Arial" w:hAnsi="Arial" w:cs="Arial"/>
+                <w:i/>
+                <w:sz w:val="14"/>
+                <w:szCs w:val="14"/>
+              </w:rPr>
+              <w:t xml:space="preserve"> </w:t>
+            </w:r>
+            <w:proofErr w:type="spellStart"/>
+            <w:r>
+              <w:rPr>
+                <w:rFonts w:ascii="Arial" w:hAnsi="Arial" w:cs="Arial"/>
+                <w:i/>
+                <w:sz w:val="14"/>
+                <w:szCs w:val="14"/>
+              </w:rPr>
+              <w:t>tiêu</w:t>
+            </w:r>
+            <w:proofErr w:type="spellEnd"/>
+            <w:r>
+              <w:rPr>
+                <w:rFonts w:ascii="Arial" w:hAnsi="Arial" w:cs="Arial"/>
+                <w:i/>
+                <w:sz w:val="14"/>
+                <w:szCs w:val="14"/>
+              </w:rPr>
+              <w:t xml:space="preserve"> </w:t>
+            </w:r>
+            <w:proofErr w:type="spellStart"/>
+            <w:r>
+              <w:rPr>
+                <w:rFonts w:ascii="Arial" w:hAnsi="Arial" w:cs="Arial"/>
+                <w:i/>
+                <w:sz w:val="14"/>
+                <w:szCs w:val="14"/>
+              </w:rPr>
+              <w:t>từ</w:t>
+            </w:r>
+            <w:proofErr w:type="spellEnd"/>
+            <w:r>
+              <w:rPr>
+                <w:rFonts w:ascii="Arial" w:hAnsi="Arial" w:cs="Arial"/>
+                <w:i/>
+                <w:sz w:val="14"/>
+                <w:szCs w:val="14"/>
+              </w:rPr>
+              <w:t xml:space="preserve"> </w:t>
+            </w:r>
+            <w:proofErr w:type="spellStart"/>
+            <w:r>
+              <w:rPr>
+                <w:rFonts w:ascii="Arial" w:hAnsi="Arial" w:cs="Arial"/>
+                <w:i/>
+                <w:sz w:val="14"/>
+                <w:szCs w:val="14"/>
+              </w:rPr>
+              <w:t>cột</w:t>
+            </w:r>
+            <w:proofErr w:type="spellEnd"/>
+            <w:r>
+              <w:rPr>
+                <w:rFonts w:ascii="Arial" w:hAnsi="Arial" w:cs="Arial"/>
+                <w:i/>
+                <w:sz w:val="14"/>
+                <w:szCs w:val="14"/>
+              </w:rPr>
+              <w:t xml:space="preserve"> 1 </w:t>
+            </w:r>
+            <w:proofErr w:type="spellStart"/>
+            <w:r>
+              <w:rPr>
+                <w:rFonts w:ascii="Arial" w:hAnsi="Arial" w:cs="Arial"/>
+                <w:i/>
+                <w:sz w:val="14"/>
+                <w:szCs w:val="14"/>
+              </w:rPr>
+              <w:t>đến</w:t>
+            </w:r>
+            <w:proofErr w:type="spellEnd"/>
+            <w:r>
+              <w:rPr>
+                <w:rFonts w:ascii="Arial" w:hAnsi="Arial" w:cs="Arial"/>
+                <w:i/>
+                <w:sz w:val="14"/>
+                <w:szCs w:val="14"/>
+              </w:rPr>
+              <w:t xml:space="preserve"> </w:t>
+            </w:r>
+            <w:proofErr w:type="spellStart"/>
+            <w:r>
+              <w:rPr>
+                <w:rFonts w:ascii="Arial" w:hAnsi="Arial" w:cs="Arial"/>
+                <w:i/>
+                <w:sz w:val="14"/>
+                <w:szCs w:val="14"/>
+              </w:rPr>
+              <w:t>cột</w:t>
+            </w:r>
+            <w:proofErr w:type="spellEnd"/>
+            <w:r>
+              <w:rPr>
+                <w:rFonts w:ascii="Arial" w:hAnsi="Arial" w:cs="Arial"/>
+                <w:i/>
+                <w:sz w:val="14"/>
+                <w:szCs w:val="14"/>
+              </w:rPr>
+              <w:t xml:space="preserve"> 9, </w:t>
+            </w:r>
+            <w:proofErr w:type="spellStart"/>
+            <w:r>
+              <w:rPr>
+                <w:rFonts w:ascii="Arial" w:hAnsi="Arial" w:cs="Arial"/>
+                <w:i/>
+                <w:sz w:val="14"/>
+                <w:szCs w:val="14"/>
+              </w:rPr>
+              <w:t>ghi</w:t>
+            </w:r>
+            <w:proofErr w:type="spellEnd"/>
+            <w:r>
+              <w:rPr>
+                <w:rFonts w:ascii="Arial" w:hAnsi="Arial" w:cs="Arial"/>
+                <w:i/>
+                <w:sz w:val="14"/>
+                <w:szCs w:val="14"/>
+              </w:rPr>
+              <w:t xml:space="preserve"> </w:t>
+            </w:r>
+            <w:proofErr w:type="spellStart"/>
+            <w:r>
+              <w:rPr>
+                <w:rFonts w:ascii="Arial" w:hAnsi="Arial" w:cs="Arial"/>
+                <w:i/>
+                <w:sz w:val="14"/>
+                <w:szCs w:val="14"/>
+              </w:rPr>
+              <w:t>mã</w:t>
+            </w:r>
+            <w:proofErr w:type="spellEnd"/>
+            <w:r>
+              <w:rPr>
+                <w:rFonts w:ascii="Arial" w:hAnsi="Arial" w:cs="Arial"/>
+                <w:i/>
+                <w:sz w:val="14"/>
+                <w:szCs w:val="14"/>
+              </w:rPr>
+              <w:t xml:space="preserve"> 1; 2. </w:t>
+            </w:r>
+            <w:proofErr w:type="spellStart"/>
+            <w:r>
+              <w:rPr>
+                <w:rFonts w:ascii="Arial" w:hAnsi="Arial" w:cs="Arial"/>
+                <w:i/>
+                <w:sz w:val="14"/>
+                <w:szCs w:val="14"/>
+              </w:rPr>
+              <w:t>Hộ</w:t>
+            </w:r>
+            <w:proofErr w:type="spellEnd"/>
+            <w:r>
+              <w:rPr>
+                <w:rFonts w:ascii="Arial" w:hAnsi="Arial" w:cs="Arial"/>
+                <w:i/>
+                <w:sz w:val="14"/>
+                <w:szCs w:val="14"/>
+              </w:rPr>
+              <w:t xml:space="preserve"> </w:t>
+            </w:r>
+            <w:proofErr w:type="spellStart"/>
+            <w:r>
+              <w:rPr>
+                <w:rFonts w:ascii="Arial" w:hAnsi="Arial" w:cs="Arial"/>
+                <w:i/>
+                <w:sz w:val="14"/>
+                <w:szCs w:val="14"/>
+              </w:rPr>
+              <w:t>có</w:t>
+            </w:r>
+            <w:proofErr w:type="spellEnd"/>
+            <w:r>
+              <w:rPr>
+                <w:rFonts w:ascii="Arial" w:hAnsi="Arial" w:cs="Arial"/>
+                <w:i/>
+                <w:sz w:val="14"/>
+                <w:szCs w:val="14"/>
+              </w:rPr>
+              <w:t xml:space="preserve"> </w:t>
+            </w:r>
+            <w:proofErr w:type="spellStart"/>
+            <w:r>
+              <w:rPr>
+                <w:rFonts w:ascii="Arial" w:hAnsi="Arial" w:cs="Arial"/>
+                <w:i/>
+                <w:sz w:val="14"/>
+                <w:szCs w:val="14"/>
+              </w:rPr>
+              <w:t>từ</w:t>
+            </w:r>
+            <w:proofErr w:type="spellEnd"/>
+            <w:r>
+              <w:rPr>
+                <w:rFonts w:ascii="Arial" w:hAnsi="Arial" w:cs="Arial"/>
+                <w:i/>
+                <w:sz w:val="14"/>
+                <w:szCs w:val="14"/>
+              </w:rPr>
+              <w:t xml:space="preserve"> 04 </w:t>
+            </w:r>
+            <w:proofErr w:type="spellStart"/>
+            <w:r>
+              <w:rPr>
+                <w:rFonts w:ascii="Arial" w:hAnsi="Arial" w:cs="Arial"/>
+                <w:i/>
+                <w:sz w:val="14"/>
+                <w:szCs w:val="14"/>
+              </w:rPr>
+              <w:t>chỉ</w:t>
+            </w:r>
+            <w:proofErr w:type="spellEnd"/>
+            <w:r>
+              <w:rPr>
+                <w:rFonts w:ascii="Arial" w:hAnsi="Arial" w:cs="Arial"/>
+                <w:i/>
+                <w:sz w:val="14"/>
+                <w:szCs w:val="14"/>
+              </w:rPr>
+              <w:t xml:space="preserve"> </w:t>
+            </w:r>
+            <w:proofErr w:type="spellStart"/>
+            <w:r>
+              <w:rPr>
+                <w:rFonts w:ascii="Arial" w:hAnsi="Arial" w:cs="Arial"/>
+                <w:i/>
+                <w:sz w:val="14"/>
+                <w:szCs w:val="14"/>
+              </w:rPr>
+              <w:t>tiêu</w:t>
+            </w:r>
+            <w:proofErr w:type="spellEnd"/>
+            <w:r>
+              <w:rPr>
+                <w:rFonts w:ascii="Arial" w:hAnsi="Arial" w:cs="Arial"/>
+                <w:i/>
+                <w:sz w:val="14"/>
+                <w:szCs w:val="14"/>
+              </w:rPr>
+              <w:t xml:space="preserve"> </w:t>
+            </w:r>
+            <w:proofErr w:type="spellStart"/>
+            <w:r>
+              <w:rPr>
+                <w:rFonts w:ascii="Arial" w:hAnsi="Arial" w:cs="Arial"/>
+                <w:i/>
+                <w:sz w:val="14"/>
+                <w:szCs w:val="14"/>
+              </w:rPr>
+              <w:t>trở</w:t>
+            </w:r>
+            <w:proofErr w:type="spellEnd"/>
+            <w:r>
+              <w:rPr>
+                <w:rFonts w:ascii="Arial" w:hAnsi="Arial" w:cs="Arial"/>
+                <w:i/>
+                <w:sz w:val="14"/>
+                <w:szCs w:val="14"/>
+              </w:rPr>
+              <w:t xml:space="preserve"> </w:t>
+            </w:r>
+            <w:proofErr w:type="spellStart"/>
+            <w:r>
+              <w:rPr>
+                <w:rFonts w:ascii="Arial" w:hAnsi="Arial" w:cs="Arial"/>
+                <w:i/>
+                <w:sz w:val="14"/>
+                <w:szCs w:val="14"/>
+              </w:rPr>
+              <w:t>lên</w:t>
+            </w:r>
+            <w:proofErr w:type="spellEnd"/>
+            <w:r>
+              <w:rPr>
+                <w:rFonts w:ascii="Arial" w:hAnsi="Arial" w:cs="Arial"/>
+                <w:i/>
+                <w:sz w:val="14"/>
+                <w:szCs w:val="14"/>
+              </w:rPr>
+              <w:t xml:space="preserve">, </w:t>
+            </w:r>
+            <w:proofErr w:type="spellStart"/>
+            <w:r>
+              <w:rPr>
+                <w:rFonts w:ascii="Arial" w:hAnsi="Arial" w:cs="Arial"/>
+                <w:i/>
+                <w:sz w:val="14"/>
+                <w:szCs w:val="14"/>
+              </w:rPr>
+              <w:t>ghi</w:t>
+            </w:r>
+            <w:proofErr w:type="spellEnd"/>
+            <w:r>
+              <w:rPr>
+                <w:rFonts w:ascii="Arial" w:hAnsi="Arial" w:cs="Arial"/>
+                <w:i/>
+                <w:sz w:val="14"/>
+                <w:szCs w:val="14"/>
+              </w:rPr>
+              <w:t xml:space="preserve"> </w:t>
+            </w:r>
+            <w:proofErr w:type="spellStart"/>
+            <w:r>
+              <w:rPr>
+                <w:rFonts w:ascii="Arial" w:hAnsi="Arial" w:cs="Arial"/>
+                <w:i/>
+                <w:sz w:val="14"/>
+                <w:szCs w:val="14"/>
+              </w:rPr>
+              <w:t>mã</w:t>
+            </w:r>
+            <w:proofErr w:type="spellEnd"/>
+            <w:r>
+              <w:rPr>
+                <w:rFonts w:ascii="Arial" w:hAnsi="Arial" w:cs="Arial"/>
+                <w:i/>
+                <w:sz w:val="14"/>
+                <w:szCs w:val="14"/>
+              </w:rPr>
+              <w:t xml:space="preserve"> 0)</w:t>
             </w:r>
             <w:r>
               <w:rPr>
@@ -715,15 +4264,177 @@
                 <w:szCs w:val="14"/>
               </w:rPr>
             </w:pPr>
-            <w:r>
-              <w:rPr>
-                <w:rFonts w:ascii="Arial" w:hAnsi="Arial" w:cs="Arial"/>
-                <w:b/>
-                <w:sz w:val="14"/>
-                <w:szCs w:val="14"/>
-              </w:rPr>
-              <w:t>Chữ ký và xác nhận của hộ gia đình</w:t>
-            </w:r>
+            <w:proofErr w:type="spellStart"/>
+            <w:r>
+              <w:rPr>
+                <w:rFonts w:ascii="Arial" w:hAnsi="Arial" w:cs="Arial"/>
+                <w:b/>
+                <w:sz w:val="14"/>
+                <w:szCs w:val="14"/>
+              </w:rPr>
+              <w:t>Chữ</w:t>
+            </w:r>
+            <w:proofErr w:type="spellEnd"/>
+            <w:r>
+              <w:rPr>
+                <w:rFonts w:ascii="Arial" w:hAnsi="Arial" w:cs="Arial"/>
+                <w:b/>
+                <w:sz w:val="14"/>
+                <w:szCs w:val="14"/>
+              </w:rPr>
+              <w:t xml:space="preserve"> </w:t>
+            </w:r>
+            <w:proofErr w:type="spellStart"/>
+            <w:r>
+              <w:rPr>
+                <w:rFonts w:ascii="Arial" w:hAnsi="Arial" w:cs="Arial"/>
+                <w:b/>
+                <w:sz w:val="14"/>
+                <w:szCs w:val="14"/>
+              </w:rPr>
+              <w:t>ký</w:t>
+            </w:r>
+            <w:proofErr w:type="spellEnd"/>
+            <w:r>
+              <w:rPr>
+                <w:rFonts w:ascii="Arial" w:hAnsi="Arial" w:cs="Arial"/>
+                <w:b/>
+                <w:sz w:val="14"/>
+                <w:szCs w:val="14"/>
+              </w:rPr>
+              <w:t xml:space="preserve"> </w:t>
+            </w:r>
+            <w:proofErr w:type="spellStart"/>
+            <w:r>
+              <w:rPr>
+                <w:rFonts w:ascii="Arial" w:hAnsi="Arial" w:cs="Arial"/>
+                <w:b/>
+                <w:sz w:val="14"/>
+                <w:szCs w:val="14"/>
+              </w:rPr>
+              <w:t>và</w:t>
+            </w:r>
+            <w:proofErr w:type="spellEnd"/>
+            <w:r>
+              <w:rPr>
+                <w:rFonts w:ascii="Arial" w:hAnsi="Arial" w:cs="Arial"/>
+                <w:b/>
+                <w:sz w:val="14"/>
+                <w:szCs w:val="14"/>
+              </w:rPr>
+              <w:t xml:space="preserve"> </w:t>
+            </w:r>
+            <w:proofErr w:type="spellStart"/>
+            <w:r>
+              <w:rPr>
+                <w:rFonts w:ascii="Arial" w:hAnsi="Arial" w:cs="Arial"/>
+                <w:b/>
+                <w:sz w:val="14"/>
+                <w:szCs w:val="14"/>
+              </w:rPr>
+              <w:t>xác</w:t>
+            </w:r>
+            <w:proofErr w:type="spellEnd"/>
+            <w:r>
+              <w:rPr>
+                <w:rFonts w:ascii="Arial" w:hAnsi="Arial" w:cs="Arial"/>
+                <w:b/>
+                <w:sz w:val="14"/>
+                <w:szCs w:val="14"/>
+              </w:rPr>
+              <w:t xml:space="preserve"> </w:t>
+            </w:r>
+            <w:proofErr w:type="spellStart"/>
+            <w:r>
+              <w:rPr>
+                <w:rFonts w:ascii="Arial" w:hAnsi="Arial" w:cs="Arial"/>
+                <w:b/>
+                <w:sz w:val="14"/>
+                <w:szCs w:val="14"/>
+              </w:rPr>
+              <w:t>nhận</w:t>
+            </w:r>
+            <w:proofErr w:type="spellEnd"/>
+            <w:r>
+              <w:rPr>
+                <w:rFonts w:ascii="Arial" w:hAnsi="Arial" w:cs="Arial"/>
+                <w:b/>
+                <w:sz w:val="14"/>
+                <w:szCs w:val="14"/>
+              </w:rPr>
+              <w:t xml:space="preserve"> </w:t>
+            </w:r>
+            <w:proofErr w:type="spellStart"/>
+            <w:r>
+              <w:rPr>
+                <w:rFonts w:ascii="Arial" w:hAnsi="Arial" w:cs="Arial"/>
+                <w:b/>
+                <w:sz w:val="14"/>
+                <w:szCs w:val="14"/>
+              </w:rPr>
+              <w:t>của</w:t>
+            </w:r>
+            <w:proofErr w:type="spellEnd"/>
+            <w:r>
+              <w:rPr>
+                <w:rFonts w:ascii="Arial" w:hAnsi="Arial" w:cs="Arial"/>
+                <w:b/>
+                <w:sz w:val="14"/>
+                <w:szCs w:val="14"/>
+              </w:rPr>
+              <w:t xml:space="preserve"> </w:t>
+            </w:r>
+            <w:proofErr w:type="spellStart"/>
+            <w:r>
+              <w:rPr>
+                <w:rFonts w:ascii="Arial" w:hAnsi="Arial" w:cs="Arial"/>
+                <w:b/>
+                <w:sz w:val="14"/>
+                <w:szCs w:val="14"/>
+              </w:rPr>
+              <w:t>hộ</w:t>
+            </w:r>
+            <w:proofErr w:type="spellEnd"/>
+            <w:r>
+              <w:rPr>
+                <w:rFonts w:ascii="Arial" w:hAnsi="Arial" w:cs="Arial"/>
+                <w:b/>
+                <w:sz w:val="14"/>
+                <w:szCs w:val="14"/>
+              </w:rPr>
+              <w:t xml:space="preserve"> </w:t>
+            </w:r>
+            <w:proofErr w:type="spellStart"/>
+            <w:r>
+              <w:rPr>
+                <w:rFonts w:ascii="Arial" w:hAnsi="Arial" w:cs="Arial"/>
+                <w:b/>
+                <w:sz w:val="14"/>
+                <w:szCs w:val="14"/>
+              </w:rPr>
+              <w:t>gia</w:t>
+            </w:r>
+            <w:proofErr w:type="spellEnd"/>
+            <w:r>
+              <w:rPr>
+                <w:rFonts w:ascii="Arial" w:hAnsi="Arial" w:cs="Arial"/>
+                <w:b/>
+                <w:sz w:val="14"/>
+                <w:szCs w:val="14"/>
+              </w:rPr>
+              <w:t xml:space="preserve"> </w:t>
+            </w:r>
+            <w:proofErr w:type="spellStart"/>
+            <w:r>
+              <w:rPr>
+                <w:rFonts w:ascii="Arial" w:hAnsi="Arial" w:cs="Arial"/>
+                <w:b/>
+                <w:sz w:val="14"/>
+                <w:szCs w:val="14"/>
+              </w:rPr>
+              <w:t>đình</w:t>
+            </w:r>
+            <w:proofErr w:type="spellEnd"/>
           </w:p>
         </w:tc>
       </w:tr>
@@ -820,7 +4531,267 @@
                 <w:sz w:val="14"/>
                 <w:szCs w:val="14"/>
               </w:rPr>
-              <w:t>(Cột 1 đến Cột 9: hỏi từng chỉ tiêu, trả lời CÓ đánh mã 1, KHÔNG đánh mã 0)</w:t>
+              <w:t>(</w:t>
+            </w:r>
+            <w:proofErr w:type="spellStart"/>
+            <w:r>
+              <w:rPr>
+                <w:rFonts w:ascii="Arial" w:hAnsi="Arial" w:cs="Arial"/>
+                <w:b/>
+                <w:sz w:val="14"/>
+                <w:szCs w:val="14"/>
+              </w:rPr>
+              <w:t>Cột</w:t>
+            </w:r>
+            <w:proofErr w:type="spellEnd"/>
+            <w:r>
+              <w:rPr>
+                <w:rFonts w:ascii="Arial" w:hAnsi="Arial" w:cs="Arial"/>
+                <w:b/>
+                <w:sz w:val="14"/>
+                <w:szCs w:val="14"/>
+              </w:rPr>
+              <w:t xml:space="preserve"> 1 </w:t>
+            </w:r>
+            <w:proofErr w:type="spellStart"/>
+            <w:r>
+              <w:rPr>
+                <w:rFonts w:ascii="Arial" w:hAnsi="Arial" w:cs="Arial"/>
+                <w:b/>
+                <w:sz w:val="14"/>
+                <w:szCs w:val="14"/>
+              </w:rPr>
+              <w:t>đến</w:t>
+            </w:r>
+            <w:proofErr w:type="spellEnd"/>
+            <w:r>
+              <w:rPr>
+                <w:rFonts w:ascii="Arial" w:hAnsi="Arial" w:cs="Arial"/>
+                <w:b/>
+                <w:sz w:val="14"/>
+                <w:szCs w:val="14"/>
+              </w:rPr>
+              <w:t xml:space="preserve"> </w:t>
+            </w:r>
+            <w:proofErr w:type="spellStart"/>
+            <w:r>
+              <w:rPr>
+                <w:rFonts w:ascii="Arial" w:hAnsi="Arial" w:cs="Arial"/>
+                <w:b/>
+                <w:sz w:val="14"/>
+                <w:szCs w:val="14"/>
+              </w:rPr>
+              <w:t>Cột</w:t>
+            </w:r>
+            <w:proofErr w:type="spellEnd"/>
+            <w:r>
+              <w:rPr>
+                <w:rFonts w:ascii="Arial" w:hAnsi="Arial" w:cs="Arial"/>
+                <w:b/>
+                <w:sz w:val="14"/>
+                <w:szCs w:val="14"/>
+              </w:rPr>
+              <w:t xml:space="preserve"> 9: </w:t>
+            </w:r>
+            <w:proofErr w:type="spellStart"/>
+            <w:r>
+              <w:rPr>
+                <w:rFonts w:ascii="Arial" w:hAnsi="Arial" w:cs="Arial"/>
+                <w:b/>
+                <w:sz w:val="14"/>
+                <w:szCs w:val="14"/>
+              </w:rPr>
+              <w:t>hỏi</w:t>
+            </w:r>
+            <w:proofErr w:type="spellEnd"/>
+            <w:r>
+              <w:rPr>
+                <w:rFonts w:ascii="Arial" w:hAnsi="Arial" w:cs="Arial"/>
+                <w:b/>
+                <w:sz w:val="14"/>
+                <w:szCs w:val="14"/>
+              </w:rPr>
+              <w:t xml:space="preserve"> </w:t>
+            </w:r>
+            <w:proofErr w:type="spellStart"/>
+            <w:r>
+              <w:rPr>
+                <w:rFonts w:ascii="Arial" w:hAnsi="Arial" w:cs="Arial"/>
+                <w:b/>
+                <w:sz w:val="14"/>
+                <w:szCs w:val="14"/>
+              </w:rPr>
+              <w:t>từng</w:t>
+            </w:r>
+            <w:proofErr w:type="spellEnd"/>
+            <w:r>
+              <w:rPr>
+                <w:rFonts w:ascii="Arial" w:hAnsi="Arial" w:cs="Arial"/>
+                <w:b/>
+                <w:sz w:val="14"/>
+                <w:szCs w:val="14"/>
+              </w:rPr>
+              <w:t xml:space="preserve"> </w:t>
+            </w:r>
+            <w:proofErr w:type="spellStart"/>
+            <w:r>
+              <w:rPr>
+                <w:rFonts w:ascii="Arial" w:hAnsi="Arial" w:cs="Arial"/>
+                <w:b/>
+                <w:sz w:val="14"/>
+                <w:szCs w:val="14"/>
+              </w:rPr>
+              <w:t>chỉ</w:t>
+            </w:r>
+            <w:proofErr w:type="spellEnd"/>
+            <w:r>
+              <w:rPr>
+                <w:rFonts w:ascii="Arial" w:hAnsi="Arial" w:cs="Arial"/>
+                <w:b/>
+                <w:sz w:val="14"/>
+                <w:szCs w:val="14"/>
+              </w:rPr>
+              <w:t xml:space="preserve"> </w:t>
+            </w:r>
+            <w:proofErr w:type="spellStart"/>
+            <w:r>
+              <w:rPr>
+                <w:rFonts w:ascii="Arial" w:hAnsi="Arial" w:cs="Arial"/>
+                <w:b/>
+                <w:sz w:val="14"/>
+                <w:szCs w:val="14"/>
+              </w:rPr>
+              <w:t>tiêu</w:t>
+            </w:r>
+            <w:proofErr w:type="spellEnd"/>
+            <w:r>
+              <w:rPr>
+                <w:rFonts w:ascii="Arial" w:hAnsi="Arial" w:cs="Arial"/>
+                <w:b/>
+                <w:sz w:val="14"/>
+                <w:szCs w:val="14"/>
+              </w:rPr>
+              <w:t xml:space="preserve">, </w:t>
+            </w:r>
+            <w:proofErr w:type="spellStart"/>
+            <w:r>
+              <w:rPr>
+                <w:rFonts w:ascii="Arial" w:hAnsi="Arial" w:cs="Arial"/>
+                <w:b/>
+                <w:sz w:val="14"/>
+                <w:szCs w:val="14"/>
+              </w:rPr>
+              <w:t>trả</w:t>
+            </w:r>
+            <w:proofErr w:type="spellEnd"/>
+            <w:r>
+              <w:rPr>
+                <w:rFonts w:ascii="Arial" w:hAnsi="Arial" w:cs="Arial"/>
+                <w:b/>
+                <w:sz w:val="14"/>
+                <w:szCs w:val="14"/>
+              </w:rPr>
+              <w:t xml:space="preserve"> </w:t>
+            </w:r>
+            <w:proofErr w:type="spellStart"/>
+            <w:r>
+              <w:rPr>
+                <w:rFonts w:ascii="Arial" w:hAnsi="Arial" w:cs="Arial"/>
+                <w:b/>
+                <w:sz w:val="14"/>
+                <w:szCs w:val="14"/>
+              </w:rPr>
+              <w:t>lời</w:t>
+            </w:r>
+            <w:proofErr w:type="spellEnd"/>
+            <w:r>
+              <w:rPr>
+                <w:rFonts w:ascii="Arial" w:hAnsi="Arial" w:cs="Arial"/>
+                <w:b/>
+                <w:sz w:val="14"/>
+                <w:szCs w:val="14"/>
+              </w:rPr>
+              <w:t xml:space="preserve"> CÓ </w:t>
+            </w:r>
+            <w:proofErr w:type="spellStart"/>
+            <w:r>
+              <w:rPr>
+                <w:rFonts w:ascii="Arial" w:hAnsi="Arial" w:cs="Arial"/>
+                <w:b/>
+                <w:sz w:val="14"/>
+                <w:szCs w:val="14"/>
+              </w:rPr>
+              <w:t>đánh</w:t>
+            </w:r>
+            <w:proofErr w:type="spellEnd"/>
+            <w:r>
+              <w:rPr>
+                <w:rFonts w:ascii="Arial" w:hAnsi="Arial" w:cs="Arial"/>
+                <w:b/>
+                <w:sz w:val="14"/>
+                <w:szCs w:val="14"/>
+              </w:rPr>
+              <w:t xml:space="preserve"> </w:t>
+            </w:r>
+            <w:proofErr w:type="spellStart"/>
+            <w:r>
+              <w:rPr>
+                <w:rFonts w:ascii="Arial" w:hAnsi="Arial" w:cs="Arial"/>
+                <w:b/>
+                <w:sz w:val="14"/>
+                <w:szCs w:val="14"/>
+              </w:rPr>
+              <w:t>mã</w:t>
+            </w:r>
+            <w:proofErr w:type="spellEnd"/>
+            <w:r>
+              <w:rPr>
+                <w:rFonts w:ascii="Arial" w:hAnsi="Arial" w:cs="Arial"/>
+                <w:b/>
+                <w:sz w:val="14"/>
+                <w:szCs w:val="14"/>
+              </w:rPr>
+              <w:t xml:space="preserve"> 1, KHÔNG </w:t>
+            </w:r>
+            <w:proofErr w:type="spellStart"/>
+            <w:r>
+              <w:rPr>
+                <w:rFonts w:ascii="Arial" w:hAnsi="Arial" w:cs="Arial"/>
+                <w:b/>
+                <w:sz w:val="14"/>
+                <w:szCs w:val="14"/>
+              </w:rPr>
+              <w:t>đánh</w:t>
+            </w:r>
+            <w:proofErr w:type="spellEnd"/>
+            <w:r>
+              <w:rPr>
+                <w:rFonts w:ascii="Arial" w:hAnsi="Arial" w:cs="Arial"/>
+                <w:b/>
+                <w:sz w:val="14"/>
+                <w:szCs w:val="14"/>
+              </w:rPr>
+              <w:t xml:space="preserve"> </w:t>
+            </w:r>
+            <w:proofErr w:type="spellStart"/>
+            <w:r>
+              <w:rPr>
+                <w:rFonts w:ascii="Arial" w:hAnsi="Arial" w:cs="Arial"/>
+                <w:b/>
+                <w:sz w:val="14"/>
+                <w:szCs w:val="14"/>
+              </w:rPr>
+              <w:t>mã</w:t>
+            </w:r>
+            <w:proofErr w:type="spellEnd"/>
+            <w:r>
+              <w:rPr>
+                <w:rFonts w:ascii="Arial" w:hAnsi="Arial" w:cs="Arial"/>
+                <w:b/>
+                <w:sz w:val="14"/>
+                <w:szCs w:val="14"/>
+              </w:rPr>
+              <w:t xml:space="preserve"> 0)</w:t>
             </w:r>
           </w:p>
         </w:tc>
@@ -1683,7 +5654,25 @@
                 <w:sz w:val="14"/>
                 <w:szCs w:val="14"/>
               </w:rPr>
-              <w:t>{/Hogiadinh}</w:t>
+              <w:t>{/</w:t>
+            </w:r>
+            <w:proofErr w:type="spellStart"/>
+            <w:r>
+              <w:rPr>
+                <w:rFonts w:ascii="Arial" w:hAnsi="Arial" w:cs="Arial"/>
+                <w:sz w:val="14"/>
+                <w:szCs w:val="14"/>
+              </w:rPr>
+              <w:t>Hogiadinh</w:t>
+            </w:r>
+            <w:proofErr w:type="spellEnd"/>
+            <w:r>
+              <w:rPr>
+                <w:rFonts w:ascii="Arial" w:hAnsi="Arial" w:cs="Arial"/>
+                <w:sz w:val="14"/>
+                <w:szCs w:val="14"/>
+              </w:rPr>
+              <w:t>}</w:t>
             </w:r>
           </w:p>
         </w:tc>
@@ -1706,8 +5695,8 @@
         <w:tblLook w:val="01E0" w:firstRow="1" w:lastRow="1" w:firstColumn="1" w:lastColumn="1" w:noHBand="0" w:noVBand="0"/>
       </w:tblPr>
       <w:tblGrid>
-        <w:gridCol w:w="4643"/>
-        <w:gridCol w:w="4644"/>
+        <w:gridCol w:w="7960"/>
+        <w:gridCol w:w="7960"/>
       </w:tblGrid>
       <w:tr>
         <w:tc>
@@ -1746,7 +5735,61 @@
                 <w:i/>
                 <w:sz w:val="20"/>
               </w:rPr>
-              <w:t>(Ký, họ tên)</w:t>
+              <w:t>(</w:t>
+            </w:r>
+            <w:proofErr w:type="spellStart"/>
+            <w:r>
+              <w:rPr>
+                <w:rFonts w:ascii="Arial" w:hAnsi="Arial" w:cs="Arial"/>
+                <w:i/>
+                <w:sz w:val="20"/>
+              </w:rPr>
+              <w:t>Ký</w:t>
+            </w:r>
+            <w:proofErr w:type="spellEnd"/>
+            <w:r>
+              <w:rPr>
+                <w:rFonts w:ascii="Arial" w:hAnsi="Arial" w:cs="Arial"/>
+                <w:i/>
+                <w:sz w:val="20"/>
+              </w:rPr>
+              <w:t xml:space="preserve">, </w:t>
+            </w:r>
+            <w:proofErr w:type="spellStart"/>
+            <w:r>
+              <w:rPr>
+                <w:rFonts w:ascii="Arial" w:hAnsi="Arial" w:cs="Arial"/>
+                <w:i/>
+                <w:sz w:val="20"/>
+              </w:rPr>
+              <w:t>họ</w:t>
+            </w:r>
+            <w:proofErr w:type="spellEnd"/>
+            <w:r>
+              <w:rPr>
+                <w:rFonts w:ascii="Arial" w:hAnsi="Arial" w:cs="Arial"/>
+                <w:i/>
+                <w:sz w:val="20"/>
+              </w:rPr>
+              <w:t xml:space="preserve"> </w:t>
+            </w:r>
+            <w:proofErr w:type="spellStart"/>
+            <w:r>
+              <w:rPr>
+                <w:rFonts w:ascii="Arial" w:hAnsi="Arial" w:cs="Arial"/>
+                <w:i/>
+                <w:sz w:val="20"/>
+              </w:rPr>
+              <w:t>tên</w:t>
+            </w:r>
+            <w:proofErr w:type="spellEnd"/>
+            <w:r>
+              <w:rPr>
+                <w:rFonts w:ascii="Arial" w:hAnsi="Arial" w:cs="Arial"/>
+                <w:i/>
+                <w:sz w:val="20"/>
+              </w:rPr>
+              <w:t>)</w:t>
             </w:r>
           </w:p>
         </w:tc>
@@ -1765,12 +5808,53 @@
                 <w:szCs w:val="20"/>
               </w:rPr>
             </w:pPr>
+            <w:proofErr w:type="spellStart"/>
             <w:r>
               <w:rPr>
                 <w:rFonts w:ascii="Arial" w:hAnsi="Arial" w:cs="Arial"/>
                 <w:sz w:val="20"/>
               </w:rPr>
-              <w:t>Ngày ……… tháng ...… năm…………</w:t>
+              <w:t>Ngày</w:t>
+            </w:r>
+            <w:proofErr w:type="spellEnd"/>
+            <w:r>
+              <w:rPr>
+                <w:rFonts w:ascii="Arial" w:hAnsi="Arial" w:cs="Arial"/>
+                <w:sz w:val="20"/>
+              </w:rPr>
+              <w:t xml:space="preserve"> ……… </w:t>
+            </w:r>
+            <w:proofErr w:type="spellStart"/>
+            <w:r>
+              <w:rPr>
+                <w:rFonts w:ascii="Arial" w:hAnsi="Arial" w:cs="Arial"/>
+                <w:sz w:val="20"/>
+              </w:rPr>
+              <w:t>tháng</w:t>
+            </w:r>
+            <w:proofErr w:type="spellEnd"/>
+            <w:r>
+              <w:rPr>
+                <w:rFonts w:ascii="Arial" w:hAnsi="Arial" w:cs="Arial"/>
+                <w:sz w:val="20"/>
+              </w:rPr>
+              <w:t xml:space="preserve"> ...… </w:t>
+            </w:r>
+            <w:proofErr w:type="spellStart"/>
+            <w:r>
+              <w:rPr>
+                <w:rFonts w:ascii="Arial" w:hAnsi="Arial" w:cs="Arial"/>
+                <w:sz w:val="20"/>
+              </w:rPr>
+              <w:t>năm</w:t>
+            </w:r>
+            <w:proofErr w:type="spellEnd"/>
+            <w:r>
+              <w:rPr>
+                <w:rFonts w:ascii="Arial" w:hAnsi="Arial" w:cs="Arial"/>
+                <w:sz w:val="20"/>
+              </w:rPr>
+              <w:t>…………</w:t>
             </w:r>
             <w:r>
               <w:rPr>
@@ -1801,7 +5885,97 @@
                 <w:i/>
                 <w:sz w:val="20"/>
               </w:rPr>
-              <w:t>(Ký, họ tên, đóng dấu)</w:t>
+              <w:t>(</w:t>
+            </w:r>
+            <w:proofErr w:type="spellStart"/>
+            <w:r>
+              <w:rPr>
+                <w:rFonts w:ascii="Arial" w:hAnsi="Arial" w:cs="Arial"/>
+                <w:i/>
+                <w:sz w:val="20"/>
+              </w:rPr>
+              <w:t>Ký</w:t>
+            </w:r>
+            <w:proofErr w:type="spellEnd"/>
+            <w:r>
+              <w:rPr>
+                <w:rFonts w:ascii="Arial" w:hAnsi="Arial" w:cs="Arial"/>
+                <w:i/>
+                <w:sz w:val="20"/>
+              </w:rPr>
+              <w:t xml:space="preserve">, </w:t>
+            </w:r>
+            <w:proofErr w:type="spellStart"/>
+            <w:r>
+              <w:rPr>
+                <w:rFonts w:ascii="Arial" w:hAnsi="Arial" w:cs="Arial"/>
+                <w:i/>
+                <w:sz w:val="20"/>
+              </w:rPr>
+              <w:t>họ</w:t>
+            </w:r>
+            <w:proofErr w:type="spellEnd"/>
+            <w:r>
+              <w:rPr>
+                <w:rFonts w:ascii="Arial" w:hAnsi="Arial" w:cs="Arial"/>
+                <w:i/>
+                <w:sz w:val="20"/>
+              </w:rPr>
+              <w:t xml:space="preserve"> </w:t>
+            </w:r>
+            <w:proofErr w:type="spellStart"/>
+            <w:r>
+              <w:rPr>
+                <w:rFonts w:ascii="Arial" w:hAnsi="Arial" w:cs="Arial"/>
+                <w:i/>
+                <w:sz w:val="20"/>
+              </w:rPr>
+              <w:t>tên</w:t>
+            </w:r>
+            <w:proofErr w:type="spellEnd"/>
+            <w:r>
+              <w:rPr>
+                <w:rFonts w:ascii="Arial" w:hAnsi="Arial" w:cs="Arial"/>
+                <w:i/>
+                <w:sz w:val="20"/>
+              </w:rPr>
+              <w:t xml:space="preserve">, </w:t>
+            </w:r>
+            <w:proofErr w:type="spellStart"/>
+            <w:r>
+              <w:rPr>
+                <w:rFonts w:ascii="Arial" w:hAnsi="Arial" w:cs="Arial"/>
+                <w:i/>
+                <w:sz w:val="20"/>
+              </w:rPr>
+              <w:t>đóng</w:t>
+            </w:r>
+            <w:proofErr w:type="spellEnd"/>
+            <w:r>
+              <w:rPr>
+                <w:rFonts w:ascii="Arial" w:hAnsi="Arial" w:cs="Arial"/>
+                <w:i/>
+                <w:sz w:val="20"/>
+              </w:rPr>
+              <w:t xml:space="preserve"> </w:t>
+            </w:r>
+            <w:proofErr w:type="spellStart"/>
+            <w:r>
+              <w:rPr>
+                <w:rFonts w:ascii="Arial" w:hAnsi="Arial" w:cs="Arial"/>
+                <w:i/>
+                <w:sz w:val="20"/>
+              </w:rPr>
+              <w:t>dấu</w:t>
+            </w:r>
+            <w:proofErr w:type="spellEnd"/>
+            <w:r>
+              <w:rPr>
+                <w:rFonts w:ascii="Arial" w:hAnsi="Arial" w:cs="Arial"/>
+                <w:i/>
+                <w:sz w:val="20"/>
+              </w:rPr>
+              <w:t>)</w:t>
             </w:r>
           </w:p>
         </w:tc>
@@ -1876,49 +6050,19 @@
           <w:sz w:val="20"/>
         </w:rPr>
       </w:pPr>
+      <w:r>
+        <w:rPr>
+          <w:rFonts w:ascii="Arial" w:hAnsi="Arial" w:cs="Arial"/>
+          <w:sz w:val="20"/>
+        </w:rPr>
+        <w:t>__________________</w:t>
+      </w:r>
     </w:p>
     <w:p>
       <w:pPr>
-        <w:pStyle w:val="BodyText"/>
         <w:spacing w:before="120"/>
         <w:rPr>
           <w:rFonts w:ascii="Arial" w:hAnsi="Arial" w:cs="Arial"/>
-          <w:sz w:val="20"/>
-        </w:rPr>
-      </w:pPr>
-    </w:p>
-    <w:p>
-      <w:pPr>
-        <w:pStyle w:val="BodyText"/>
-        <w:spacing w:before="120"/>
-        <w:rPr>
-          <w:rFonts w:ascii="Arial" w:hAnsi="Arial" w:cs="Arial"/>
-          <w:sz w:val="20"/>
-        </w:rPr>
-      </w:pPr>
-    </w:p>
-    <w:p>
-      <w:pPr>
-        <w:pStyle w:val="BodyText"/>
-        <w:spacing w:before="120"/>
-        <w:rPr>
-          <w:rFonts w:ascii="Arial" w:hAnsi="Arial" w:cs="Arial"/>
-          <w:sz w:val="20"/>
-        </w:rPr>
-      </w:pPr>
-      <w:r>
-        <w:rPr>
-          <w:rFonts w:ascii="Arial" w:hAnsi="Arial" w:cs="Arial"/>
-          <w:sz w:val="20"/>
-        </w:rPr>
-        <w:t>__________________</w:t>
-      </w:r>
-    </w:p>
-    <w:p>
-      <w:pPr>
-        <w:spacing w:before="120"/>
-        <w:rPr>
-          <w:rFonts w:ascii="Arial" w:hAnsi="Arial" w:cs="Arial"/>
           <w:b/>
           <w:sz w:val="20"/>
         </w:rPr>
@@ -1938,13 +6082,473 @@
         </w:rPr>
         <w:t xml:space="preserve"> </w:t>
       </w:r>
+      <w:proofErr w:type="spellStart"/>
       <w:r>
         <w:rPr>
           <w:rFonts w:ascii="Arial" w:hAnsi="Arial" w:cs="Arial"/>
           <w:b/>
           <w:sz w:val="20"/>
         </w:rPr>
-        <w:t>Cột 0: Nhận dạng nhanh hộ gia đình không thuộc đối tượng rà soát hộ nghèo, hộ cận nghèo nếu có một trong các điều kiện sau:</w:t>
+        <w:t>Cột</w:t>
+      </w:r>
+      <w:proofErr w:type="spellEnd"/>
+      <w:r>
+        <w:rPr>
+          <w:rFonts w:ascii="Arial" w:hAnsi="Arial" w:cs="Arial"/>
+          <w:b/>
+          <w:sz w:val="20"/>
+        </w:rPr>
+        <w:t xml:space="preserve"> 0: </w:t>
+      </w:r>
+      <w:proofErr w:type="spellStart"/>
+      <w:r>
+        <w:rPr>
+          <w:rFonts w:ascii="Arial" w:hAnsi="Arial" w:cs="Arial"/>
+          <w:b/>
+          <w:sz w:val="20"/>
+        </w:rPr>
+        <w:t>Nhận</w:t>
+      </w:r>
+      <w:proofErr w:type="spellEnd"/>
+      <w:r>
+        <w:rPr>
+          <w:rFonts w:ascii="Arial" w:hAnsi="Arial" w:cs="Arial"/>
+          <w:b/>
+          <w:sz w:val="20"/>
+        </w:rPr>
+        <w:t xml:space="preserve"> </w:t>
+      </w:r>
+      <w:proofErr w:type="spellStart"/>
+      <w:r>
+        <w:rPr>
+          <w:rFonts w:ascii="Arial" w:hAnsi="Arial" w:cs="Arial"/>
+          <w:b/>
+          <w:sz w:val="20"/>
+        </w:rPr>
+        <w:t>dạng</w:t>
+      </w:r>
+      <w:proofErr w:type="spellEnd"/>
+      <w:r>
+        <w:rPr>
+          <w:rFonts w:ascii="Arial" w:hAnsi="Arial" w:cs="Arial"/>
+          <w:b/>
+          <w:sz w:val="20"/>
+        </w:rPr>
+        <w:t xml:space="preserve"> </w:t>
+      </w:r>
+      <w:proofErr w:type="spellStart"/>
+      <w:r>
+        <w:rPr>
+          <w:rFonts w:ascii="Arial" w:hAnsi="Arial" w:cs="Arial"/>
+          <w:b/>
+          <w:sz w:val="20"/>
+        </w:rPr>
+        <w:t>nhanh</w:t>
+      </w:r>
+      <w:proofErr w:type="spellEnd"/>
+      <w:r>
+        <w:rPr>
+          <w:rFonts w:ascii="Arial" w:hAnsi="Arial" w:cs="Arial"/>
+          <w:b/>
+          <w:sz w:val="20"/>
+        </w:rPr>
+        <w:t xml:space="preserve"> </w:t>
+      </w:r>
+      <w:proofErr w:type="spellStart"/>
+      <w:r>
+        <w:rPr>
+          <w:rFonts w:ascii="Arial" w:hAnsi="Arial" w:cs="Arial"/>
+          <w:b/>
+          <w:sz w:val="20"/>
+        </w:rPr>
+        <w:t>hộ</w:t>
+      </w:r>
+      <w:proofErr w:type="spellEnd"/>
+      <w:r>
+        <w:rPr>
+          <w:rFonts w:ascii="Arial" w:hAnsi="Arial" w:cs="Arial"/>
+          <w:b/>
+          <w:sz w:val="20"/>
+        </w:rPr>
+        <w:t xml:space="preserve"> </w:t>
+      </w:r>
+      <w:proofErr w:type="spellStart"/>
+      <w:r>
+        <w:rPr>
+          <w:rFonts w:ascii="Arial" w:hAnsi="Arial" w:cs="Arial"/>
+          <w:b/>
+          <w:sz w:val="20"/>
+        </w:rPr>
+        <w:t>gia</w:t>
+      </w:r>
+      <w:proofErr w:type="spellEnd"/>
+      <w:r>
+        <w:rPr>
+          <w:rFonts w:ascii="Arial" w:hAnsi="Arial" w:cs="Arial"/>
+          <w:b/>
+          <w:sz w:val="20"/>
+        </w:rPr>
+        <w:t xml:space="preserve"> </w:t>
+      </w:r>
+      <w:proofErr w:type="spellStart"/>
+      <w:r>
+        <w:rPr>
+          <w:rFonts w:ascii="Arial" w:hAnsi="Arial" w:cs="Arial"/>
+          <w:b/>
+          <w:sz w:val="20"/>
+        </w:rPr>
+        <w:t>đình</w:t>
+      </w:r>
+      <w:proofErr w:type="spellEnd"/>
+      <w:r>
+        <w:rPr>
+          <w:rFonts w:ascii="Arial" w:hAnsi="Arial" w:cs="Arial"/>
+          <w:b/>
+          <w:sz w:val="20"/>
+        </w:rPr>
+        <w:t xml:space="preserve"> </w:t>
+      </w:r>
+      <w:proofErr w:type="spellStart"/>
+      <w:r>
+        <w:rPr>
+          <w:rFonts w:ascii="Arial" w:hAnsi="Arial" w:cs="Arial"/>
+          <w:b/>
+          <w:sz w:val="20"/>
+        </w:rPr>
+        <w:t>không</w:t>
+      </w:r>
+      <w:proofErr w:type="spellEnd"/>
+      <w:r>
+        <w:rPr>
+          <w:rFonts w:ascii="Arial" w:hAnsi="Arial" w:cs="Arial"/>
+          <w:b/>
+          <w:sz w:val="20"/>
+        </w:rPr>
+        <w:t xml:space="preserve"> </w:t>
+      </w:r>
+      <w:proofErr w:type="spellStart"/>
+      <w:r>
+        <w:rPr>
+          <w:rFonts w:ascii="Arial" w:hAnsi="Arial" w:cs="Arial"/>
+          <w:b/>
+          <w:sz w:val="20"/>
+        </w:rPr>
+        <w:t>thuộc</w:t>
+      </w:r>
+      <w:proofErr w:type="spellEnd"/>
+      <w:r>
+        <w:rPr>
+          <w:rFonts w:ascii="Arial" w:hAnsi="Arial" w:cs="Arial"/>
+          <w:b/>
+          <w:sz w:val="20"/>
+        </w:rPr>
+        <w:t xml:space="preserve"> </w:t>
+      </w:r>
+      <w:proofErr w:type="spellStart"/>
+      <w:r>
+        <w:rPr>
+          <w:rFonts w:ascii="Arial" w:hAnsi="Arial" w:cs="Arial"/>
+          <w:b/>
+          <w:sz w:val="20"/>
+        </w:rPr>
+        <w:t>đối</w:t>
+      </w:r>
+      <w:proofErr w:type="spellEnd"/>
+      <w:r>
+        <w:rPr>
+          <w:rFonts w:ascii="Arial" w:hAnsi="Arial" w:cs="Arial"/>
+          <w:b/>
+          <w:sz w:val="20"/>
+        </w:rPr>
+        <w:t xml:space="preserve"> </w:t>
+      </w:r>
+      <w:proofErr w:type="spellStart"/>
+      <w:r>
+        <w:rPr>
+          <w:rFonts w:ascii="Arial" w:hAnsi="Arial" w:cs="Arial"/>
+          <w:b/>
+          <w:sz w:val="20"/>
+        </w:rPr>
+        <w:t>tượng</w:t>
+      </w:r>
+      <w:proofErr w:type="spellEnd"/>
+      <w:r>
+        <w:rPr>
+          <w:rFonts w:ascii="Arial" w:hAnsi="Arial" w:cs="Arial"/>
+          <w:b/>
+          <w:sz w:val="20"/>
+        </w:rPr>
+        <w:t xml:space="preserve"> </w:t>
+      </w:r>
+      <w:proofErr w:type="spellStart"/>
+      <w:r>
+        <w:rPr>
+          <w:rFonts w:ascii="Arial" w:hAnsi="Arial" w:cs="Arial"/>
+          <w:b/>
+          <w:sz w:val="20"/>
+        </w:rPr>
+        <w:t>rà</w:t>
+      </w:r>
+      <w:proofErr w:type="spellEnd"/>
+      <w:r>
+        <w:rPr>
+          <w:rFonts w:ascii="Arial" w:hAnsi="Arial" w:cs="Arial"/>
+          <w:b/>
+          <w:sz w:val="20"/>
+        </w:rPr>
+        <w:t xml:space="preserve"> </w:t>
+      </w:r>
+      <w:proofErr w:type="spellStart"/>
+      <w:r>
+        <w:rPr>
+          <w:rFonts w:ascii="Arial" w:hAnsi="Arial" w:cs="Arial"/>
+          <w:b/>
+          <w:sz w:val="20"/>
+        </w:rPr>
+        <w:t>soát</w:t>
+      </w:r>
+      <w:proofErr w:type="spellEnd"/>
+      <w:r>
+        <w:rPr>
+          <w:rFonts w:ascii="Arial" w:hAnsi="Arial" w:cs="Arial"/>
+          <w:b/>
+          <w:sz w:val="20"/>
+        </w:rPr>
+        <w:t xml:space="preserve"> </w:t>
+      </w:r>
+      <w:proofErr w:type="spellStart"/>
+      <w:r>
+        <w:rPr>
+          <w:rFonts w:ascii="Arial" w:hAnsi="Arial" w:cs="Arial"/>
+          <w:b/>
+          <w:sz w:val="20"/>
+        </w:rPr>
+        <w:t>hộ</w:t>
+      </w:r>
+      <w:proofErr w:type="spellEnd"/>
+      <w:r>
+        <w:rPr>
+          <w:rFonts w:ascii="Arial" w:hAnsi="Arial" w:cs="Arial"/>
+          <w:b/>
+          <w:sz w:val="20"/>
+        </w:rPr>
+        <w:t xml:space="preserve"> </w:t>
+      </w:r>
+      <w:proofErr w:type="spellStart"/>
+      <w:r>
+        <w:rPr>
+          <w:rFonts w:ascii="Arial" w:hAnsi="Arial" w:cs="Arial"/>
+          <w:b/>
+          <w:sz w:val="20"/>
+        </w:rPr>
+        <w:t>nghèo</w:t>
+      </w:r>
+      <w:proofErr w:type="spellEnd"/>
+      <w:r>
+        <w:rPr>
+          <w:rFonts w:ascii="Arial" w:hAnsi="Arial" w:cs="Arial"/>
+          <w:b/>
+          <w:sz w:val="20"/>
+        </w:rPr>
+        <w:t xml:space="preserve">, </w:t>
+      </w:r>
+      <w:proofErr w:type="spellStart"/>
+      <w:r>
+        <w:rPr>
+          <w:rFonts w:ascii="Arial" w:hAnsi="Arial" w:cs="Arial"/>
+          <w:b/>
+          <w:sz w:val="20"/>
+        </w:rPr>
+        <w:t>hộ</w:t>
+      </w:r>
+      <w:proofErr w:type="spellEnd"/>
+      <w:r>
+        <w:rPr>
+          <w:rFonts w:ascii="Arial" w:hAnsi="Arial" w:cs="Arial"/>
+          <w:b/>
+          <w:sz w:val="20"/>
+        </w:rPr>
+        <w:t xml:space="preserve"> </w:t>
+      </w:r>
+      <w:proofErr w:type="spellStart"/>
+      <w:r>
+        <w:rPr>
+          <w:rFonts w:ascii="Arial" w:hAnsi="Arial" w:cs="Arial"/>
+          <w:b/>
+          <w:sz w:val="20"/>
+        </w:rPr>
+        <w:t>cận</w:t>
+      </w:r>
+      <w:proofErr w:type="spellEnd"/>
+      <w:r>
+        <w:rPr>
+          <w:rFonts w:ascii="Arial" w:hAnsi="Arial" w:cs="Arial"/>
+          <w:b/>
+          <w:sz w:val="20"/>
+        </w:rPr>
+        <w:t xml:space="preserve"> </w:t>
+      </w:r>
+      <w:proofErr w:type="spellStart"/>
+      <w:r>
+        <w:rPr>
+          <w:rFonts w:ascii="Arial" w:hAnsi="Arial" w:cs="Arial"/>
+          <w:b/>
+          <w:sz w:val="20"/>
+        </w:rPr>
+        <w:t>nghèo</w:t>
+      </w:r>
+      <w:proofErr w:type="spellEnd"/>
+      <w:r>
+        <w:rPr>
+          <w:rFonts w:ascii="Arial" w:hAnsi="Arial" w:cs="Arial"/>
+          <w:b/>
+          <w:sz w:val="20"/>
+        </w:rPr>
+        <w:t xml:space="preserve"> </w:t>
+      </w:r>
+      <w:proofErr w:type="spellStart"/>
+      <w:r>
+        <w:rPr>
+          <w:rFonts w:ascii="Arial" w:hAnsi="Arial" w:cs="Arial"/>
+          <w:b/>
+          <w:sz w:val="20"/>
+        </w:rPr>
+        <w:t>nếu</w:t>
+      </w:r>
+      <w:proofErr w:type="spellEnd"/>
+      <w:r>
+        <w:rPr>
+          <w:rFonts w:ascii="Arial" w:hAnsi="Arial" w:cs="Arial"/>
+          <w:b/>
+          <w:sz w:val="20"/>
+        </w:rPr>
+        <w:t xml:space="preserve"> </w:t>
+      </w:r>
+      <w:proofErr w:type="spellStart"/>
+      <w:r>
+        <w:rPr>
+          <w:rFonts w:ascii="Arial" w:hAnsi="Arial" w:cs="Arial"/>
+          <w:b/>
+          <w:sz w:val="20"/>
+        </w:rPr>
+        <w:t>có</w:t>
+      </w:r>
+      <w:proofErr w:type="spellEnd"/>
+      <w:r>
+        <w:rPr>
+          <w:rFonts w:ascii="Arial" w:hAnsi="Arial" w:cs="Arial"/>
+          <w:b/>
+          <w:sz w:val="20"/>
+        </w:rPr>
+        <w:t xml:space="preserve"> </w:t>
+      </w:r>
+      <w:proofErr w:type="spellStart"/>
+      <w:r>
+        <w:rPr>
+          <w:rFonts w:ascii="Arial" w:hAnsi="Arial" w:cs="Arial"/>
+          <w:b/>
+          <w:sz w:val="20"/>
+        </w:rPr>
+        <w:t>một</w:t>
+      </w:r>
+      <w:proofErr w:type="spellEnd"/>
+      <w:r>
+        <w:rPr>
+          <w:rFonts w:ascii="Arial" w:hAnsi="Arial" w:cs="Arial"/>
+          <w:b/>
+          <w:sz w:val="20"/>
+        </w:rPr>
+        <w:t xml:space="preserve"> </w:t>
+      </w:r>
+      <w:proofErr w:type="spellStart"/>
+      <w:r>
+        <w:rPr>
+          <w:rFonts w:ascii="Arial" w:hAnsi="Arial" w:cs="Arial"/>
+          <w:b/>
+          <w:sz w:val="20"/>
+        </w:rPr>
+        <w:t>trong</w:t>
+      </w:r>
+      <w:proofErr w:type="spellEnd"/>
+      <w:r>
+        <w:rPr>
+          <w:rFonts w:ascii="Arial" w:hAnsi="Arial" w:cs="Arial"/>
+          <w:b/>
+          <w:sz w:val="20"/>
+        </w:rPr>
+        <w:t xml:space="preserve"> </w:t>
+      </w:r>
+      <w:proofErr w:type="spellStart"/>
+      <w:r>
+        <w:rPr>
+          <w:rFonts w:ascii="Arial" w:hAnsi="Arial" w:cs="Arial"/>
+          <w:b/>
+          <w:sz w:val="20"/>
+        </w:rPr>
+        <w:t>các</w:t>
+      </w:r>
+      <w:proofErr w:type="spellEnd"/>
+      <w:r>
+        <w:rPr>
+          <w:rFonts w:ascii="Arial" w:hAnsi="Arial" w:cs="Arial"/>
+          <w:b/>
+          <w:sz w:val="20"/>
+        </w:rPr>
+        <w:t xml:space="preserve"> </w:t>
+      </w:r>
+      <w:proofErr w:type="spellStart"/>
+      <w:r>
+        <w:rPr>
+          <w:rFonts w:ascii="Arial" w:hAnsi="Arial" w:cs="Arial"/>
+          <w:b/>
+          <w:sz w:val="20"/>
+        </w:rPr>
+        <w:t>điều</w:t>
+      </w:r>
+      <w:proofErr w:type="spellEnd"/>
+      <w:r>
+        <w:rPr>
+          <w:rFonts w:ascii="Arial" w:hAnsi="Arial" w:cs="Arial"/>
+          <w:b/>
+          <w:sz w:val="20"/>
+        </w:rPr>
+        <w:t xml:space="preserve"> </w:t>
+      </w:r>
+      <w:proofErr w:type="spellStart"/>
+      <w:r>
+        <w:rPr>
+          <w:rFonts w:ascii="Arial" w:hAnsi="Arial" w:cs="Arial"/>
+          <w:b/>
+          <w:sz w:val="20"/>
+        </w:rPr>
+        <w:t>kiện</w:t>
+      </w:r>
+      <w:proofErr w:type="spellEnd"/>
+      <w:r>
+        <w:rPr>
+          <w:rFonts w:ascii="Arial" w:hAnsi="Arial" w:cs="Arial"/>
+          <w:b/>
+          <w:sz w:val="20"/>
+        </w:rPr>
+        <w:t xml:space="preserve"> </w:t>
+      </w:r>
+      <w:proofErr w:type="spellStart"/>
+      <w:r>
+        <w:rPr>
+          <w:rFonts w:ascii="Arial" w:hAnsi="Arial" w:cs="Arial"/>
+          <w:b/>
+          <w:sz w:val="20"/>
+        </w:rPr>
+        <w:t>sau</w:t>
+      </w:r>
+      <w:proofErr w:type="spellEnd"/>
+      <w:r>
+        <w:rPr>
+          <w:rFonts w:ascii="Arial" w:hAnsi="Arial" w:cs="Arial"/>
+          <w:b/>
+          <w:sz w:val="20"/>
+        </w:rPr>
+        <w:t>:</w:t>
       </w:r>
     </w:p>
     <w:p>
@@ -1969,12 +6573,85 @@
         </w:rPr>
         <w:t xml:space="preserve">1. </w:t>
       </w:r>
-      <w:r>
-        <w:rPr>
-          <w:rFonts w:ascii="Arial" w:hAnsi="Arial" w:cs="Arial"/>
-          <w:sz w:val="20"/>
-        </w:rPr>
-        <w:t>Nhà ở biệt thự; cấp 1, cấp 2;</w:t>
+      <w:proofErr w:type="spellStart"/>
+      <w:r>
+        <w:rPr>
+          <w:rFonts w:ascii="Arial" w:hAnsi="Arial" w:cs="Arial"/>
+          <w:sz w:val="20"/>
+        </w:rPr>
+        <w:t>Nhà</w:t>
+      </w:r>
+      <w:proofErr w:type="spellEnd"/>
+      <w:r>
+        <w:rPr>
+          <w:rFonts w:ascii="Arial" w:hAnsi="Arial" w:cs="Arial"/>
+          <w:sz w:val="20"/>
+        </w:rPr>
+        <w:t xml:space="preserve"> ở </w:t>
+      </w:r>
+      <w:proofErr w:type="spellStart"/>
+      <w:r>
+        <w:rPr>
+          <w:rFonts w:ascii="Arial" w:hAnsi="Arial" w:cs="Arial"/>
+          <w:sz w:val="20"/>
+        </w:rPr>
+        <w:t>biệt</w:t>
+      </w:r>
+      <w:proofErr w:type="spellEnd"/>
+      <w:r>
+        <w:rPr>
+          <w:rFonts w:ascii="Arial" w:hAnsi="Arial" w:cs="Arial"/>
+          <w:sz w:val="20"/>
+        </w:rPr>
+        <w:t xml:space="preserve"> </w:t>
+      </w:r>
+      <w:proofErr w:type="spellStart"/>
+      <w:r>
+        <w:rPr>
+          <w:rFonts w:ascii="Arial" w:hAnsi="Arial" w:cs="Arial"/>
+          <w:sz w:val="20"/>
+        </w:rPr>
+        <w:t>thự</w:t>
+      </w:r>
+      <w:proofErr w:type="spellEnd"/>
+      <w:r>
+        <w:rPr>
+          <w:rFonts w:ascii="Arial" w:hAnsi="Arial" w:cs="Arial"/>
+          <w:sz w:val="20"/>
+        </w:rPr>
+        <w:t xml:space="preserve">; </w:t>
+      </w:r>
+      <w:proofErr w:type="spellStart"/>
+      <w:r>
+        <w:rPr>
+          <w:rFonts w:ascii="Arial" w:hAnsi="Arial" w:cs="Arial"/>
+          <w:sz w:val="20"/>
+        </w:rPr>
+        <w:t>cấp</w:t>
+      </w:r>
+      <w:proofErr w:type="spellEnd"/>
+      <w:r>
+        <w:rPr>
+          <w:rFonts w:ascii="Arial" w:hAnsi="Arial" w:cs="Arial"/>
+          <w:sz w:val="20"/>
+        </w:rPr>
+        <w:t xml:space="preserve"> 1, </w:t>
+      </w:r>
+      <w:proofErr w:type="spellStart"/>
+      <w:r>
+        <w:rPr>
+          <w:rFonts w:ascii="Arial" w:hAnsi="Arial" w:cs="Arial"/>
+          <w:sz w:val="20"/>
+        </w:rPr>
+        <w:t>cấp</w:t>
+      </w:r>
+      <w:proofErr w:type="spellEnd"/>
+      <w:r>
+        <w:rPr>
+          <w:rFonts w:ascii="Arial" w:hAnsi="Arial" w:cs="Arial"/>
+          <w:sz w:val="20"/>
+        </w:rPr>
+        <w:t xml:space="preserve"> 2;</w:t>
       </w:r>
     </w:p>
     <w:p>
@@ -1999,12 +6676,629 @@
         </w:rPr>
         <w:t xml:space="preserve">2. </w:t>
       </w:r>
-      <w:r>
-        <w:rPr>
-          <w:rFonts w:ascii="Arial" w:hAnsi="Arial" w:cs="Arial"/>
-          <w:sz w:val="20"/>
-        </w:rPr>
-        <w:t>Hộ gia đình sở hữu doanh nghiệp, xưởng sản xuất, cơ sở kinh doanh thương mại, dịch vụ thuê mướn từ 3 lao động trở lên; hộ kinh doanh có đăng ký và nộp thuế từ 100 triệu đồng trở lên;</w:t>
+      <w:proofErr w:type="spellStart"/>
+      <w:r>
+        <w:rPr>
+          <w:rFonts w:ascii="Arial" w:hAnsi="Arial" w:cs="Arial"/>
+          <w:sz w:val="20"/>
+        </w:rPr>
+        <w:t>Hộ</w:t>
+      </w:r>
+      <w:proofErr w:type="spellEnd"/>
+      <w:r>
+        <w:rPr>
+          <w:rFonts w:ascii="Arial" w:hAnsi="Arial" w:cs="Arial"/>
+          <w:sz w:val="20"/>
+        </w:rPr>
+        <w:t xml:space="preserve"> </w:t>
+      </w:r>
+      <w:proofErr w:type="spellStart"/>
+      <w:r>
+        <w:rPr>
+          <w:rFonts w:ascii="Arial" w:hAnsi="Arial" w:cs="Arial"/>
+          <w:sz w:val="20"/>
+        </w:rPr>
+        <w:t>gia</w:t>
+      </w:r>
+      <w:proofErr w:type="spellEnd"/>
+      <w:r>
+        <w:rPr>
+          <w:rFonts w:ascii="Arial" w:hAnsi="Arial" w:cs="Arial"/>
+          <w:sz w:val="20"/>
+        </w:rPr>
+        <w:t xml:space="preserve"> </w:t>
+      </w:r>
+      <w:proofErr w:type="spellStart"/>
+      <w:r>
+        <w:rPr>
+          <w:rFonts w:ascii="Arial" w:hAnsi="Arial" w:cs="Arial"/>
+          <w:sz w:val="20"/>
+        </w:rPr>
+        <w:t>đình</w:t>
+      </w:r>
+      <w:proofErr w:type="spellEnd"/>
+      <w:r>
+        <w:rPr>
+          <w:rFonts w:ascii="Arial" w:hAnsi="Arial" w:cs="Arial"/>
+          <w:sz w:val="20"/>
+        </w:rPr>
+        <w:t xml:space="preserve"> </w:t>
+      </w:r>
+      <w:proofErr w:type="spellStart"/>
+      <w:r>
+        <w:rPr>
+          <w:rFonts w:ascii="Arial" w:hAnsi="Arial" w:cs="Arial"/>
+          <w:sz w:val="20"/>
+        </w:rPr>
+        <w:t>sở</w:t>
+      </w:r>
+      <w:proofErr w:type="spellEnd"/>
+      <w:r>
+        <w:rPr>
+          <w:rFonts w:ascii="Arial" w:hAnsi="Arial" w:cs="Arial"/>
+          <w:sz w:val="20"/>
+        </w:rPr>
+        <w:t xml:space="preserve"> </w:t>
+      </w:r>
+      <w:proofErr w:type="spellStart"/>
+      <w:r>
+        <w:rPr>
+          <w:rFonts w:ascii="Arial" w:hAnsi="Arial" w:cs="Arial"/>
+          <w:sz w:val="20"/>
+        </w:rPr>
+        <w:t>hữu</w:t>
+      </w:r>
+      <w:proofErr w:type="spellEnd"/>
+      <w:r>
+        <w:rPr>
+          <w:rFonts w:ascii="Arial" w:hAnsi="Arial" w:cs="Arial"/>
+          <w:sz w:val="20"/>
+        </w:rPr>
+        <w:t xml:space="preserve"> </w:t>
+      </w:r>
+      <w:proofErr w:type="spellStart"/>
+      <w:r>
+        <w:rPr>
+          <w:rFonts w:ascii="Arial" w:hAnsi="Arial" w:cs="Arial"/>
+          <w:sz w:val="20"/>
+        </w:rPr>
+        <w:t>doanh</w:t>
+      </w:r>
+      <w:proofErr w:type="spellEnd"/>
+      <w:r>
+        <w:rPr>
+          <w:rFonts w:ascii="Arial" w:hAnsi="Arial" w:cs="Arial"/>
+          <w:sz w:val="20"/>
+        </w:rPr>
+        <w:t xml:space="preserve"> </w:t>
+      </w:r>
+      <w:proofErr w:type="spellStart"/>
+      <w:r>
+        <w:rPr>
+          <w:rFonts w:ascii="Arial" w:hAnsi="Arial" w:cs="Arial"/>
+          <w:sz w:val="20"/>
+        </w:rPr>
+        <w:t>nghiệp</w:t>
+      </w:r>
+      <w:proofErr w:type="spellEnd"/>
+      <w:r>
+        <w:rPr>
+          <w:rFonts w:ascii="Arial" w:hAnsi="Arial" w:cs="Arial"/>
+          <w:sz w:val="20"/>
+        </w:rPr>
+        <w:t xml:space="preserve">, </w:t>
+      </w:r>
+      <w:proofErr w:type="spellStart"/>
+      <w:r>
+        <w:rPr>
+          <w:rFonts w:ascii="Arial" w:hAnsi="Arial" w:cs="Arial"/>
+          <w:sz w:val="20"/>
+        </w:rPr>
+        <w:t>xưởng</w:t>
+      </w:r>
+      <w:proofErr w:type="spellEnd"/>
+      <w:r>
+        <w:rPr>
+          <w:rFonts w:ascii="Arial" w:hAnsi="Arial" w:cs="Arial"/>
+          <w:sz w:val="20"/>
+        </w:rPr>
+        <w:t xml:space="preserve"> </w:t>
+      </w:r>
+      <w:proofErr w:type="spellStart"/>
+      <w:r>
+        <w:rPr>
+          <w:rFonts w:ascii="Arial" w:hAnsi="Arial" w:cs="Arial"/>
+          <w:sz w:val="20"/>
+        </w:rPr>
+        <w:t>sản</w:t>
+      </w:r>
+      <w:proofErr w:type="spellEnd"/>
+      <w:r>
+        <w:rPr>
+          <w:rFonts w:ascii="Arial" w:hAnsi="Arial" w:cs="Arial"/>
+          <w:sz w:val="20"/>
+        </w:rPr>
+        <w:t xml:space="preserve"> </w:t>
+      </w:r>
+      <w:proofErr w:type="spellStart"/>
+      <w:r>
+        <w:rPr>
+          <w:rFonts w:ascii="Arial" w:hAnsi="Arial" w:cs="Arial"/>
+          <w:sz w:val="20"/>
+        </w:rPr>
+        <w:t>xuất</w:t>
+      </w:r>
+      <w:proofErr w:type="spellEnd"/>
+      <w:r>
+        <w:rPr>
+          <w:rFonts w:ascii="Arial" w:hAnsi="Arial" w:cs="Arial"/>
+          <w:sz w:val="20"/>
+        </w:rPr>
+        <w:t xml:space="preserve">, </w:t>
+      </w:r>
+      <w:proofErr w:type="spellStart"/>
+      <w:r>
+        <w:rPr>
+          <w:rFonts w:ascii="Arial" w:hAnsi="Arial" w:cs="Arial"/>
+          <w:sz w:val="20"/>
+        </w:rPr>
+        <w:t>cơ</w:t>
+      </w:r>
+      <w:proofErr w:type="spellEnd"/>
+      <w:r>
+        <w:rPr>
+          <w:rFonts w:ascii="Arial" w:hAnsi="Arial" w:cs="Arial"/>
+          <w:sz w:val="20"/>
+        </w:rPr>
+        <w:t xml:space="preserve"> </w:t>
+      </w:r>
+      <w:proofErr w:type="spellStart"/>
+      <w:r>
+        <w:rPr>
+          <w:rFonts w:ascii="Arial" w:hAnsi="Arial" w:cs="Arial"/>
+          <w:sz w:val="20"/>
+        </w:rPr>
+        <w:t>sở</w:t>
+      </w:r>
+      <w:proofErr w:type="spellEnd"/>
+      <w:r>
+        <w:rPr>
+          <w:rFonts w:ascii="Arial" w:hAnsi="Arial" w:cs="Arial"/>
+          <w:sz w:val="20"/>
+        </w:rPr>
+        <w:t xml:space="preserve"> </w:t>
+      </w:r>
+      <w:proofErr w:type="spellStart"/>
+      <w:r>
+        <w:rPr>
+          <w:rFonts w:ascii="Arial" w:hAnsi="Arial" w:cs="Arial"/>
+          <w:sz w:val="20"/>
+        </w:rPr>
+        <w:t>kinh</w:t>
+      </w:r>
+      <w:proofErr w:type="spellEnd"/>
+      <w:r>
+        <w:rPr>
+          <w:rFonts w:ascii="Arial" w:hAnsi="Arial" w:cs="Arial"/>
+          <w:sz w:val="20"/>
+        </w:rPr>
+        <w:t xml:space="preserve"> </w:t>
+      </w:r>
+      <w:proofErr w:type="spellStart"/>
+      <w:r>
+        <w:rPr>
+          <w:rFonts w:ascii="Arial" w:hAnsi="Arial" w:cs="Arial"/>
+          <w:sz w:val="20"/>
+        </w:rPr>
+        <w:t>doanh</w:t>
+      </w:r>
+      <w:proofErr w:type="spellEnd"/>
+      <w:r>
+        <w:rPr>
+          <w:rFonts w:ascii="Arial" w:hAnsi="Arial" w:cs="Arial"/>
+          <w:sz w:val="20"/>
+        </w:rPr>
+        <w:t xml:space="preserve"> </w:t>
+      </w:r>
+      <w:proofErr w:type="spellStart"/>
+      <w:r>
+        <w:rPr>
+          <w:rFonts w:ascii="Arial" w:hAnsi="Arial" w:cs="Arial"/>
+          <w:sz w:val="20"/>
+        </w:rPr>
+        <w:t>thương</w:t>
+      </w:r>
+      <w:proofErr w:type="spellEnd"/>
+      <w:r>
+        <w:rPr>
+          <w:rFonts w:ascii="Arial" w:hAnsi="Arial" w:cs="Arial"/>
+          <w:sz w:val="20"/>
+        </w:rPr>
+        <w:t xml:space="preserve"> </w:t>
+      </w:r>
+      <w:proofErr w:type="spellStart"/>
+      <w:r>
+        <w:rPr>
+          <w:rFonts w:ascii="Arial" w:hAnsi="Arial" w:cs="Arial"/>
+          <w:sz w:val="20"/>
+        </w:rPr>
+        <w:t>mại</w:t>
+      </w:r>
+      <w:proofErr w:type="spellEnd"/>
+      <w:r>
+        <w:rPr>
+          <w:rFonts w:ascii="Arial" w:hAnsi="Arial" w:cs="Arial"/>
+          <w:sz w:val="20"/>
+        </w:rPr>
+        <w:t xml:space="preserve">, </w:t>
+      </w:r>
+      <w:proofErr w:type="spellStart"/>
+      <w:r>
+        <w:rPr>
+          <w:rFonts w:ascii="Arial" w:hAnsi="Arial" w:cs="Arial"/>
+          <w:sz w:val="20"/>
+        </w:rPr>
+        <w:t>dịch</w:t>
+      </w:r>
+      <w:proofErr w:type="spellEnd"/>
+      <w:r>
+        <w:rPr>
+          <w:rFonts w:ascii="Arial" w:hAnsi="Arial" w:cs="Arial"/>
+          <w:sz w:val="20"/>
+        </w:rPr>
+        <w:t xml:space="preserve"> </w:t>
+      </w:r>
+      <w:proofErr w:type="spellStart"/>
+      <w:r>
+        <w:rPr>
+          <w:rFonts w:ascii="Arial" w:hAnsi="Arial" w:cs="Arial"/>
+          <w:sz w:val="20"/>
+        </w:rPr>
+        <w:t>vụ</w:t>
+      </w:r>
+      <w:proofErr w:type="spellEnd"/>
+      <w:r>
+        <w:rPr>
+          <w:rFonts w:ascii="Arial" w:hAnsi="Arial" w:cs="Arial"/>
+          <w:sz w:val="20"/>
+        </w:rPr>
+        <w:t xml:space="preserve"> </w:t>
+      </w:r>
+      <w:proofErr w:type="spellStart"/>
+      <w:r>
+        <w:rPr>
+          <w:rFonts w:ascii="Arial" w:hAnsi="Arial" w:cs="Arial"/>
+          <w:sz w:val="20"/>
+        </w:rPr>
+        <w:t>thuê</w:t>
+      </w:r>
+      <w:proofErr w:type="spellEnd"/>
+      <w:r>
+        <w:rPr>
+          <w:rFonts w:ascii="Arial" w:hAnsi="Arial" w:cs="Arial"/>
+          <w:sz w:val="20"/>
+        </w:rPr>
+        <w:t xml:space="preserve"> </w:t>
+      </w:r>
+      <w:proofErr w:type="spellStart"/>
+      <w:r>
+        <w:rPr>
+          <w:rFonts w:ascii="Arial" w:hAnsi="Arial" w:cs="Arial"/>
+          <w:sz w:val="20"/>
+        </w:rPr>
+        <w:t>mướn</w:t>
+      </w:r>
+      <w:proofErr w:type="spellEnd"/>
+      <w:r>
+        <w:rPr>
+          <w:rFonts w:ascii="Arial" w:hAnsi="Arial" w:cs="Arial"/>
+          <w:sz w:val="20"/>
+        </w:rPr>
+        <w:t xml:space="preserve"> </w:t>
+      </w:r>
+      <w:proofErr w:type="spellStart"/>
+      <w:r>
+        <w:rPr>
+          <w:rFonts w:ascii="Arial" w:hAnsi="Arial" w:cs="Arial"/>
+          <w:sz w:val="20"/>
+        </w:rPr>
+        <w:t>từ</w:t>
+      </w:r>
+      <w:proofErr w:type="spellEnd"/>
+      <w:r>
+        <w:rPr>
+          <w:rFonts w:ascii="Arial" w:hAnsi="Arial" w:cs="Arial"/>
+          <w:sz w:val="20"/>
+        </w:rPr>
+        <w:t xml:space="preserve"> 3 </w:t>
+      </w:r>
+      <w:proofErr w:type="spellStart"/>
+      <w:r>
+        <w:rPr>
+          <w:rFonts w:ascii="Arial" w:hAnsi="Arial" w:cs="Arial"/>
+          <w:sz w:val="20"/>
+        </w:rPr>
+        <w:t>lao</w:t>
+      </w:r>
+      <w:proofErr w:type="spellEnd"/>
+      <w:r>
+        <w:rPr>
+          <w:rFonts w:ascii="Arial" w:hAnsi="Arial" w:cs="Arial"/>
+          <w:sz w:val="20"/>
+        </w:rPr>
+        <w:t xml:space="preserve"> </w:t>
+      </w:r>
+      <w:proofErr w:type="spellStart"/>
+      <w:r>
+        <w:rPr>
+          <w:rFonts w:ascii="Arial" w:hAnsi="Arial" w:cs="Arial"/>
+          <w:sz w:val="20"/>
+        </w:rPr>
+        <w:t>động</w:t>
+      </w:r>
+      <w:proofErr w:type="spellEnd"/>
+      <w:r>
+        <w:rPr>
+          <w:rFonts w:ascii="Arial" w:hAnsi="Arial" w:cs="Arial"/>
+          <w:sz w:val="20"/>
+        </w:rPr>
+        <w:t xml:space="preserve"> </w:t>
+      </w:r>
+      <w:proofErr w:type="spellStart"/>
+      <w:r>
+        <w:rPr>
+          <w:rFonts w:ascii="Arial" w:hAnsi="Arial" w:cs="Arial"/>
+          <w:sz w:val="20"/>
+        </w:rPr>
+        <w:t>trở</w:t>
+      </w:r>
+      <w:proofErr w:type="spellEnd"/>
+      <w:r>
+        <w:rPr>
+          <w:rFonts w:ascii="Arial" w:hAnsi="Arial" w:cs="Arial"/>
+          <w:sz w:val="20"/>
+        </w:rPr>
+        <w:t xml:space="preserve"> </w:t>
+      </w:r>
+      <w:proofErr w:type="spellStart"/>
+      <w:r>
+        <w:rPr>
+          <w:rFonts w:ascii="Arial" w:hAnsi="Arial" w:cs="Arial"/>
+          <w:sz w:val="20"/>
+        </w:rPr>
+        <w:t>lên</w:t>
+      </w:r>
+      <w:proofErr w:type="spellEnd"/>
+      <w:r>
+        <w:rPr>
+          <w:rFonts w:ascii="Arial" w:hAnsi="Arial" w:cs="Arial"/>
+          <w:sz w:val="20"/>
+        </w:rPr>
+        <w:t xml:space="preserve">; </w:t>
+      </w:r>
+      <w:proofErr w:type="spellStart"/>
+      <w:r>
+        <w:rPr>
+          <w:rFonts w:ascii="Arial" w:hAnsi="Arial" w:cs="Arial"/>
+          <w:sz w:val="20"/>
+        </w:rPr>
+        <w:t>hộ</w:t>
+      </w:r>
+      <w:proofErr w:type="spellEnd"/>
+      <w:r>
+        <w:rPr>
+          <w:rFonts w:ascii="Arial" w:hAnsi="Arial" w:cs="Arial"/>
+          <w:sz w:val="20"/>
+        </w:rPr>
+        <w:t xml:space="preserve"> </w:t>
+      </w:r>
+      <w:proofErr w:type="spellStart"/>
+      <w:r>
+        <w:rPr>
+          <w:rFonts w:ascii="Arial" w:hAnsi="Arial" w:cs="Arial"/>
+          <w:sz w:val="20"/>
+        </w:rPr>
+        <w:t>kinh</w:t>
+      </w:r>
+      <w:proofErr w:type="spellEnd"/>
+      <w:r>
+        <w:rPr>
+          <w:rFonts w:ascii="Arial" w:hAnsi="Arial" w:cs="Arial"/>
+          <w:sz w:val="20"/>
+        </w:rPr>
+        <w:t xml:space="preserve"> </w:t>
+      </w:r>
+      <w:proofErr w:type="spellStart"/>
+      <w:r>
+        <w:rPr>
+          <w:rFonts w:ascii="Arial" w:hAnsi="Arial" w:cs="Arial"/>
+          <w:sz w:val="20"/>
+        </w:rPr>
+        <w:t>doanh</w:t>
+      </w:r>
+      <w:proofErr w:type="spellEnd"/>
+      <w:r>
+        <w:rPr>
+          <w:rFonts w:ascii="Arial" w:hAnsi="Arial" w:cs="Arial"/>
+          <w:sz w:val="20"/>
+        </w:rPr>
+        <w:t xml:space="preserve"> </w:t>
+      </w:r>
+      <w:proofErr w:type="spellStart"/>
+      <w:r>
+        <w:rPr>
+          <w:rFonts w:ascii="Arial" w:hAnsi="Arial" w:cs="Arial"/>
+          <w:sz w:val="20"/>
+        </w:rPr>
+        <w:t>có</w:t>
+      </w:r>
+      <w:proofErr w:type="spellEnd"/>
+      <w:r>
+        <w:rPr>
+          <w:rFonts w:ascii="Arial" w:hAnsi="Arial" w:cs="Arial"/>
+          <w:sz w:val="20"/>
+        </w:rPr>
+        <w:t xml:space="preserve"> </w:t>
+      </w:r>
+      <w:proofErr w:type="spellStart"/>
+      <w:r>
+        <w:rPr>
+          <w:rFonts w:ascii="Arial" w:hAnsi="Arial" w:cs="Arial"/>
+          <w:sz w:val="20"/>
+        </w:rPr>
+        <w:t>đăng</w:t>
+      </w:r>
+      <w:proofErr w:type="spellEnd"/>
+      <w:r>
+        <w:rPr>
+          <w:rFonts w:ascii="Arial" w:hAnsi="Arial" w:cs="Arial"/>
+          <w:sz w:val="20"/>
+        </w:rPr>
+        <w:t xml:space="preserve"> </w:t>
+      </w:r>
+      <w:proofErr w:type="spellStart"/>
+      <w:r>
+        <w:rPr>
+          <w:rFonts w:ascii="Arial" w:hAnsi="Arial" w:cs="Arial"/>
+          <w:sz w:val="20"/>
+        </w:rPr>
+        <w:t>ký</w:t>
+      </w:r>
+      <w:proofErr w:type="spellEnd"/>
+      <w:r>
+        <w:rPr>
+          <w:rFonts w:ascii="Arial" w:hAnsi="Arial" w:cs="Arial"/>
+          <w:sz w:val="20"/>
+        </w:rPr>
+        <w:t xml:space="preserve"> </w:t>
+      </w:r>
+      <w:proofErr w:type="spellStart"/>
+      <w:r>
+        <w:rPr>
+          <w:rFonts w:ascii="Arial" w:hAnsi="Arial" w:cs="Arial"/>
+          <w:sz w:val="20"/>
+        </w:rPr>
+        <w:t>và</w:t>
+      </w:r>
+      <w:proofErr w:type="spellEnd"/>
+      <w:r>
+        <w:rPr>
+          <w:rFonts w:ascii="Arial" w:hAnsi="Arial" w:cs="Arial"/>
+          <w:sz w:val="20"/>
+        </w:rPr>
+        <w:t xml:space="preserve"> </w:t>
+      </w:r>
+      <w:proofErr w:type="spellStart"/>
+      <w:r>
+        <w:rPr>
+          <w:rFonts w:ascii="Arial" w:hAnsi="Arial" w:cs="Arial"/>
+          <w:sz w:val="20"/>
+        </w:rPr>
+        <w:t>nộp</w:t>
+      </w:r>
+      <w:proofErr w:type="spellEnd"/>
+      <w:r>
+        <w:rPr>
+          <w:rFonts w:ascii="Arial" w:hAnsi="Arial" w:cs="Arial"/>
+          <w:sz w:val="20"/>
+        </w:rPr>
+        <w:t xml:space="preserve"> </w:t>
+      </w:r>
+      <w:proofErr w:type="spellStart"/>
+      <w:r>
+        <w:rPr>
+          <w:rFonts w:ascii="Arial" w:hAnsi="Arial" w:cs="Arial"/>
+          <w:sz w:val="20"/>
+        </w:rPr>
+        <w:t>thuế</w:t>
+      </w:r>
+      <w:proofErr w:type="spellEnd"/>
+      <w:r>
+        <w:rPr>
+          <w:rFonts w:ascii="Arial" w:hAnsi="Arial" w:cs="Arial"/>
+          <w:sz w:val="20"/>
+        </w:rPr>
+        <w:t xml:space="preserve"> </w:t>
+      </w:r>
+      <w:proofErr w:type="spellStart"/>
+      <w:r>
+        <w:rPr>
+          <w:rFonts w:ascii="Arial" w:hAnsi="Arial" w:cs="Arial"/>
+          <w:sz w:val="20"/>
+        </w:rPr>
+        <w:t>từ</w:t>
+      </w:r>
+      <w:proofErr w:type="spellEnd"/>
+      <w:r>
+        <w:rPr>
+          <w:rFonts w:ascii="Arial" w:hAnsi="Arial" w:cs="Arial"/>
+          <w:sz w:val="20"/>
+        </w:rPr>
+        <w:t xml:space="preserve"> 100 </w:t>
+      </w:r>
+      <w:proofErr w:type="spellStart"/>
+      <w:r>
+        <w:rPr>
+          <w:rFonts w:ascii="Arial" w:hAnsi="Arial" w:cs="Arial"/>
+          <w:sz w:val="20"/>
+        </w:rPr>
+        <w:t>triệu</w:t>
+      </w:r>
+      <w:proofErr w:type="spellEnd"/>
+      <w:r>
+        <w:rPr>
+          <w:rFonts w:ascii="Arial" w:hAnsi="Arial" w:cs="Arial"/>
+          <w:sz w:val="20"/>
+        </w:rPr>
+        <w:t xml:space="preserve"> </w:t>
+      </w:r>
+      <w:proofErr w:type="spellStart"/>
+      <w:r>
+        <w:rPr>
+          <w:rFonts w:ascii="Arial" w:hAnsi="Arial" w:cs="Arial"/>
+          <w:sz w:val="20"/>
+        </w:rPr>
+        <w:t>đồng</w:t>
+      </w:r>
+      <w:proofErr w:type="spellEnd"/>
+      <w:r>
+        <w:rPr>
+          <w:rFonts w:ascii="Arial" w:hAnsi="Arial" w:cs="Arial"/>
+          <w:sz w:val="20"/>
+        </w:rPr>
+        <w:t xml:space="preserve"> </w:t>
+      </w:r>
+      <w:proofErr w:type="spellStart"/>
+      <w:r>
+        <w:rPr>
+          <w:rFonts w:ascii="Arial" w:hAnsi="Arial" w:cs="Arial"/>
+          <w:sz w:val="20"/>
+        </w:rPr>
+        <w:t>trở</w:t>
+      </w:r>
+      <w:proofErr w:type="spellEnd"/>
+      <w:r>
+        <w:rPr>
+          <w:rFonts w:ascii="Arial" w:hAnsi="Arial" w:cs="Arial"/>
+          <w:sz w:val="20"/>
+        </w:rPr>
+        <w:t xml:space="preserve"> </w:t>
+      </w:r>
+      <w:proofErr w:type="spellStart"/>
+      <w:r>
+        <w:rPr>
+          <w:rFonts w:ascii="Arial" w:hAnsi="Arial" w:cs="Arial"/>
+          <w:sz w:val="20"/>
+        </w:rPr>
+        <w:t>lên</w:t>
+      </w:r>
+      <w:proofErr w:type="spellEnd"/>
+      <w:r>
+        <w:rPr>
+          <w:rFonts w:ascii="Arial" w:hAnsi="Arial" w:cs="Arial"/>
+          <w:sz w:val="20"/>
+        </w:rPr>
+        <w:t>;</w:t>
       </w:r>
     </w:p>
     <w:p>
@@ -2028,7 +7322,475 @@
           <w:sz w:val="20"/>
           <w:szCs w:val="20"/>
         </w:rPr>
-        <w:t>3. Hộ gia đình sở hữu trang trại hoặc chăn nuôi đàn gia súc, gia cầm, vật nuôi khác có giá trị từ 200 triệu đồng trở lên;</w:t>
+        <w:t xml:space="preserve">3. </w:t>
+      </w:r>
+      <w:proofErr w:type="spellStart"/>
+      <w:r>
+        <w:rPr>
+          <w:rFonts w:ascii="Arial" w:hAnsi="Arial" w:cs="Arial"/>
+          <w:sz w:val="20"/>
+          <w:szCs w:val="20"/>
+        </w:rPr>
+        <w:t>Hộ</w:t>
+      </w:r>
+      <w:proofErr w:type="spellEnd"/>
+      <w:r>
+        <w:rPr>
+          <w:rFonts w:ascii="Arial" w:hAnsi="Arial" w:cs="Arial"/>
+          <w:sz w:val="20"/>
+          <w:szCs w:val="20"/>
+        </w:rPr>
+        <w:t xml:space="preserve"> </w:t>
+      </w:r>
+      <w:proofErr w:type="spellStart"/>
+      <w:r>
+        <w:rPr>
+          <w:rFonts w:ascii="Arial" w:hAnsi="Arial" w:cs="Arial"/>
+          <w:sz w:val="20"/>
+          <w:szCs w:val="20"/>
+        </w:rPr>
+        <w:t>gia</w:t>
+      </w:r>
+      <w:proofErr w:type="spellEnd"/>
+      <w:r>
+        <w:rPr>
+          <w:rFonts w:ascii="Arial" w:hAnsi="Arial" w:cs="Arial"/>
+          <w:sz w:val="20"/>
+          <w:szCs w:val="20"/>
+        </w:rPr>
+        <w:t xml:space="preserve"> </w:t>
+      </w:r>
+      <w:proofErr w:type="spellStart"/>
+      <w:r>
+        <w:rPr>
+          <w:rFonts w:ascii="Arial" w:hAnsi="Arial" w:cs="Arial"/>
+          <w:sz w:val="20"/>
+          <w:szCs w:val="20"/>
+        </w:rPr>
+        <w:t>đình</w:t>
+      </w:r>
+      <w:proofErr w:type="spellEnd"/>
+      <w:r>
+        <w:rPr>
+          <w:rFonts w:ascii="Arial" w:hAnsi="Arial" w:cs="Arial"/>
+          <w:sz w:val="20"/>
+          <w:szCs w:val="20"/>
+        </w:rPr>
+        <w:t xml:space="preserve"> </w:t>
+      </w:r>
+      <w:proofErr w:type="spellStart"/>
+      <w:r>
+        <w:rPr>
+          <w:rFonts w:ascii="Arial" w:hAnsi="Arial" w:cs="Arial"/>
+          <w:sz w:val="20"/>
+          <w:szCs w:val="20"/>
+        </w:rPr>
+        <w:t>sở</w:t>
+      </w:r>
+      <w:proofErr w:type="spellEnd"/>
+      <w:r>
+        <w:rPr>
+          <w:rFonts w:ascii="Arial" w:hAnsi="Arial" w:cs="Arial"/>
+          <w:sz w:val="20"/>
+          <w:szCs w:val="20"/>
+        </w:rPr>
+        <w:t xml:space="preserve"> </w:t>
+      </w:r>
+      <w:proofErr w:type="spellStart"/>
+      <w:r>
+        <w:rPr>
+          <w:rFonts w:ascii="Arial" w:hAnsi="Arial" w:cs="Arial"/>
+          <w:sz w:val="20"/>
+          <w:szCs w:val="20"/>
+        </w:rPr>
+        <w:t>hữu</w:t>
+      </w:r>
+      <w:proofErr w:type="spellEnd"/>
+      <w:r>
+        <w:rPr>
+          <w:rFonts w:ascii="Arial" w:hAnsi="Arial" w:cs="Arial"/>
+          <w:sz w:val="20"/>
+          <w:szCs w:val="20"/>
+        </w:rPr>
+        <w:t xml:space="preserve"> </w:t>
+      </w:r>
+      <w:proofErr w:type="spellStart"/>
+      <w:r>
+        <w:rPr>
+          <w:rFonts w:ascii="Arial" w:hAnsi="Arial" w:cs="Arial"/>
+          <w:sz w:val="20"/>
+          <w:szCs w:val="20"/>
+        </w:rPr>
+        <w:t>trang</w:t>
+      </w:r>
+      <w:proofErr w:type="spellEnd"/>
+      <w:r>
+        <w:rPr>
+          <w:rFonts w:ascii="Arial" w:hAnsi="Arial" w:cs="Arial"/>
+          <w:sz w:val="20"/>
+          <w:szCs w:val="20"/>
+        </w:rPr>
+        <w:t xml:space="preserve"> </w:t>
+      </w:r>
+      <w:proofErr w:type="spellStart"/>
+      <w:r>
+        <w:rPr>
+          <w:rFonts w:ascii="Arial" w:hAnsi="Arial" w:cs="Arial"/>
+          <w:sz w:val="20"/>
+          <w:szCs w:val="20"/>
+        </w:rPr>
+        <w:t>trại</w:t>
+      </w:r>
+      <w:proofErr w:type="spellEnd"/>
+      <w:r>
+        <w:rPr>
+          <w:rFonts w:ascii="Arial" w:hAnsi="Arial" w:cs="Arial"/>
+          <w:sz w:val="20"/>
+          <w:szCs w:val="20"/>
+        </w:rPr>
+        <w:t xml:space="preserve"> </w:t>
+      </w:r>
+      <w:proofErr w:type="spellStart"/>
+      <w:r>
+        <w:rPr>
+          <w:rFonts w:ascii="Arial" w:hAnsi="Arial" w:cs="Arial"/>
+          <w:sz w:val="20"/>
+          <w:szCs w:val="20"/>
+        </w:rPr>
+        <w:t>hoặc</w:t>
+      </w:r>
+      <w:proofErr w:type="spellEnd"/>
+      <w:r>
+        <w:rPr>
+          <w:rFonts w:ascii="Arial" w:hAnsi="Arial" w:cs="Arial"/>
+          <w:sz w:val="20"/>
+          <w:szCs w:val="20"/>
+        </w:rPr>
+        <w:t xml:space="preserve"> </w:t>
+      </w:r>
+      <w:proofErr w:type="spellStart"/>
+      <w:r>
+        <w:rPr>
+          <w:rFonts w:ascii="Arial" w:hAnsi="Arial" w:cs="Arial"/>
+          <w:sz w:val="20"/>
+          <w:szCs w:val="20"/>
+        </w:rPr>
+        <w:t>chăn</w:t>
+      </w:r>
+      <w:proofErr w:type="spellEnd"/>
+      <w:r>
+        <w:rPr>
+          <w:rFonts w:ascii="Arial" w:hAnsi="Arial" w:cs="Arial"/>
+          <w:sz w:val="20"/>
+          <w:szCs w:val="20"/>
+        </w:rPr>
+        <w:t xml:space="preserve"> </w:t>
+      </w:r>
+      <w:proofErr w:type="spellStart"/>
+      <w:r>
+        <w:rPr>
+          <w:rFonts w:ascii="Arial" w:hAnsi="Arial" w:cs="Arial"/>
+          <w:sz w:val="20"/>
+          <w:szCs w:val="20"/>
+        </w:rPr>
+        <w:t>nuôi</w:t>
+      </w:r>
+      <w:proofErr w:type="spellEnd"/>
+      <w:r>
+        <w:rPr>
+          <w:rFonts w:ascii="Arial" w:hAnsi="Arial" w:cs="Arial"/>
+          <w:sz w:val="20"/>
+          <w:szCs w:val="20"/>
+        </w:rPr>
+        <w:t xml:space="preserve"> </w:t>
+      </w:r>
+      <w:proofErr w:type="spellStart"/>
+      <w:r>
+        <w:rPr>
+          <w:rFonts w:ascii="Arial" w:hAnsi="Arial" w:cs="Arial"/>
+          <w:sz w:val="20"/>
+          <w:szCs w:val="20"/>
+        </w:rPr>
+        <w:t>đàn</w:t>
+      </w:r>
+      <w:proofErr w:type="spellEnd"/>
+      <w:r>
+        <w:rPr>
+          <w:rFonts w:ascii="Arial" w:hAnsi="Arial" w:cs="Arial"/>
+          <w:sz w:val="20"/>
+          <w:szCs w:val="20"/>
+        </w:rPr>
+        <w:t xml:space="preserve"> </w:t>
+      </w:r>
+      <w:proofErr w:type="spellStart"/>
+      <w:r>
+        <w:rPr>
+          <w:rFonts w:ascii="Arial" w:hAnsi="Arial" w:cs="Arial"/>
+          <w:sz w:val="20"/>
+          <w:szCs w:val="20"/>
+        </w:rPr>
+        <w:t>gia</w:t>
+      </w:r>
+      <w:proofErr w:type="spellEnd"/>
+      <w:r>
+        <w:rPr>
+          <w:rFonts w:ascii="Arial" w:hAnsi="Arial" w:cs="Arial"/>
+          <w:sz w:val="20"/>
+          <w:szCs w:val="20"/>
+        </w:rPr>
+        <w:t xml:space="preserve"> </w:t>
+      </w:r>
+      <w:proofErr w:type="spellStart"/>
+      <w:r>
+        <w:rPr>
+          <w:rFonts w:ascii="Arial" w:hAnsi="Arial" w:cs="Arial"/>
+          <w:sz w:val="20"/>
+          <w:szCs w:val="20"/>
+        </w:rPr>
+        <w:t>súc</w:t>
+      </w:r>
+      <w:proofErr w:type="spellEnd"/>
+      <w:r>
+        <w:rPr>
+          <w:rFonts w:ascii="Arial" w:hAnsi="Arial" w:cs="Arial"/>
+          <w:sz w:val="20"/>
+          <w:szCs w:val="20"/>
+        </w:rPr>
+        <w:t xml:space="preserve">, </w:t>
+      </w:r>
+      <w:proofErr w:type="spellStart"/>
+      <w:r>
+        <w:rPr>
+          <w:rFonts w:ascii="Arial" w:hAnsi="Arial" w:cs="Arial"/>
+          <w:sz w:val="20"/>
+          <w:szCs w:val="20"/>
+        </w:rPr>
+        <w:t>gia</w:t>
+      </w:r>
+      <w:proofErr w:type="spellEnd"/>
+      <w:r>
+        <w:rPr>
+          <w:rFonts w:ascii="Arial" w:hAnsi="Arial" w:cs="Arial"/>
+          <w:sz w:val="20"/>
+          <w:szCs w:val="20"/>
+        </w:rPr>
+        <w:t xml:space="preserve"> </w:t>
+      </w:r>
+      <w:proofErr w:type="spellStart"/>
+      <w:r>
+        <w:rPr>
+          <w:rFonts w:ascii="Arial" w:hAnsi="Arial" w:cs="Arial"/>
+          <w:sz w:val="20"/>
+          <w:szCs w:val="20"/>
+        </w:rPr>
+        <w:t>cầm</w:t>
+      </w:r>
+      <w:proofErr w:type="spellEnd"/>
+      <w:r>
+        <w:rPr>
+          <w:rFonts w:ascii="Arial" w:hAnsi="Arial" w:cs="Arial"/>
+          <w:sz w:val="20"/>
+          <w:szCs w:val="20"/>
+        </w:rPr>
+        <w:t xml:space="preserve">, </w:t>
+      </w:r>
+      <w:proofErr w:type="spellStart"/>
+      <w:r>
+        <w:rPr>
+          <w:rFonts w:ascii="Arial" w:hAnsi="Arial" w:cs="Arial"/>
+          <w:sz w:val="20"/>
+          <w:szCs w:val="20"/>
+        </w:rPr>
+        <w:t>vật</w:t>
+      </w:r>
+      <w:proofErr w:type="spellEnd"/>
+      <w:r>
+        <w:rPr>
+          <w:rFonts w:ascii="Arial" w:hAnsi="Arial" w:cs="Arial"/>
+          <w:sz w:val="20"/>
+          <w:szCs w:val="20"/>
+        </w:rPr>
+        <w:t xml:space="preserve"> </w:t>
+      </w:r>
+      <w:proofErr w:type="spellStart"/>
+      <w:r>
+        <w:rPr>
+          <w:rFonts w:ascii="Arial" w:hAnsi="Arial" w:cs="Arial"/>
+          <w:sz w:val="20"/>
+          <w:szCs w:val="20"/>
+        </w:rPr>
+        <w:t>nuôi</w:t>
+      </w:r>
+      <w:proofErr w:type="spellEnd"/>
+      <w:r>
+        <w:rPr>
+          <w:rFonts w:ascii="Arial" w:hAnsi="Arial" w:cs="Arial"/>
+          <w:sz w:val="20"/>
+          <w:szCs w:val="20"/>
+        </w:rPr>
+        <w:t xml:space="preserve"> </w:t>
+      </w:r>
+      <w:proofErr w:type="spellStart"/>
+      <w:r>
+        <w:rPr>
+          <w:rFonts w:ascii="Arial" w:hAnsi="Arial" w:cs="Arial"/>
+          <w:sz w:val="20"/>
+          <w:szCs w:val="20"/>
+        </w:rPr>
+        <w:t>khác</w:t>
+      </w:r>
+      <w:proofErr w:type="spellEnd"/>
+      <w:r>
+        <w:rPr>
+          <w:rFonts w:ascii="Arial" w:hAnsi="Arial" w:cs="Arial"/>
+          <w:sz w:val="20"/>
+          <w:szCs w:val="20"/>
+        </w:rPr>
+        <w:t xml:space="preserve"> </w:t>
+      </w:r>
+      <w:proofErr w:type="spellStart"/>
+      <w:r>
+        <w:rPr>
+          <w:rFonts w:ascii="Arial" w:hAnsi="Arial" w:cs="Arial"/>
+          <w:sz w:val="20"/>
+          <w:szCs w:val="20"/>
+        </w:rPr>
+        <w:t>có</w:t>
+      </w:r>
+      <w:proofErr w:type="spellEnd"/>
+      <w:r>
+        <w:rPr>
+          <w:rFonts w:ascii="Arial" w:hAnsi="Arial" w:cs="Arial"/>
+          <w:sz w:val="20"/>
+          <w:szCs w:val="20"/>
+        </w:rPr>
+        <w:t xml:space="preserve"> </w:t>
+      </w:r>
+      <w:proofErr w:type="spellStart"/>
+      <w:r>
+        <w:rPr>
+          <w:rFonts w:ascii="Arial" w:hAnsi="Arial" w:cs="Arial"/>
+          <w:sz w:val="20"/>
+          <w:szCs w:val="20"/>
+        </w:rPr>
+        <w:t>giá</w:t>
+      </w:r>
+      <w:proofErr w:type="spellEnd"/>
+      <w:r>
+        <w:rPr>
+          <w:rFonts w:ascii="Arial" w:hAnsi="Arial" w:cs="Arial"/>
+          <w:sz w:val="20"/>
+          <w:szCs w:val="20"/>
+        </w:rPr>
+        <w:t xml:space="preserve"> </w:t>
+      </w:r>
+      <w:proofErr w:type="spellStart"/>
+      <w:r>
+        <w:rPr>
+          <w:rFonts w:ascii="Arial" w:hAnsi="Arial" w:cs="Arial"/>
+          <w:sz w:val="20"/>
+          <w:szCs w:val="20"/>
+        </w:rPr>
+        <w:t>trị</w:t>
+      </w:r>
+      <w:proofErr w:type="spellEnd"/>
+      <w:r>
+        <w:rPr>
+          <w:rFonts w:ascii="Arial" w:hAnsi="Arial" w:cs="Arial"/>
+          <w:sz w:val="20"/>
+          <w:szCs w:val="20"/>
+        </w:rPr>
+        <w:t xml:space="preserve"> </w:t>
+      </w:r>
+      <w:proofErr w:type="spellStart"/>
+      <w:r>
+        <w:rPr>
+          <w:rFonts w:ascii="Arial" w:hAnsi="Arial" w:cs="Arial"/>
+          <w:sz w:val="20"/>
+          <w:szCs w:val="20"/>
+        </w:rPr>
+        <w:t>từ</w:t>
+      </w:r>
+      <w:proofErr w:type="spellEnd"/>
+      <w:r>
+        <w:rPr>
+          <w:rFonts w:ascii="Arial" w:hAnsi="Arial" w:cs="Arial"/>
+          <w:sz w:val="20"/>
+          <w:szCs w:val="20"/>
+        </w:rPr>
+        <w:t xml:space="preserve"> 200 </w:t>
+      </w:r>
+      <w:proofErr w:type="spellStart"/>
+      <w:r>
+        <w:rPr>
+          <w:rFonts w:ascii="Arial" w:hAnsi="Arial" w:cs="Arial"/>
+          <w:sz w:val="20"/>
+          <w:szCs w:val="20"/>
+        </w:rPr>
+        <w:t>triệu</w:t>
+      </w:r>
+      <w:proofErr w:type="spellEnd"/>
+      <w:r>
+        <w:rPr>
+          <w:rFonts w:ascii="Arial" w:hAnsi="Arial" w:cs="Arial"/>
+          <w:sz w:val="20"/>
+          <w:szCs w:val="20"/>
+        </w:rPr>
+        <w:t xml:space="preserve"> </w:t>
+      </w:r>
+      <w:proofErr w:type="spellStart"/>
+      <w:r>
+        <w:rPr>
+          <w:rFonts w:ascii="Arial" w:hAnsi="Arial" w:cs="Arial"/>
+          <w:sz w:val="20"/>
+          <w:szCs w:val="20"/>
+        </w:rPr>
+        <w:t>đồng</w:t>
+      </w:r>
+      <w:proofErr w:type="spellEnd"/>
+      <w:r>
+        <w:rPr>
+          <w:rFonts w:ascii="Arial" w:hAnsi="Arial" w:cs="Arial"/>
+          <w:sz w:val="20"/>
+          <w:szCs w:val="20"/>
+        </w:rPr>
+        <w:t xml:space="preserve"> </w:t>
+      </w:r>
+      <w:proofErr w:type="spellStart"/>
+      <w:r>
+        <w:rPr>
+          <w:rFonts w:ascii="Arial" w:hAnsi="Arial" w:cs="Arial"/>
+          <w:sz w:val="20"/>
+          <w:szCs w:val="20"/>
+        </w:rPr>
+        <w:t>trở</w:t>
+      </w:r>
+      <w:proofErr w:type="spellEnd"/>
+      <w:r>
+        <w:rPr>
+          <w:rFonts w:ascii="Arial" w:hAnsi="Arial" w:cs="Arial"/>
+          <w:sz w:val="20"/>
+          <w:szCs w:val="20"/>
+        </w:rPr>
+        <w:t xml:space="preserve"> </w:t>
+      </w:r>
+      <w:proofErr w:type="spellStart"/>
+      <w:r>
+        <w:rPr>
+          <w:rFonts w:ascii="Arial" w:hAnsi="Arial" w:cs="Arial"/>
+          <w:sz w:val="20"/>
+          <w:szCs w:val="20"/>
+        </w:rPr>
+        <w:t>lên</w:t>
+      </w:r>
+      <w:proofErr w:type="spellEnd"/>
+      <w:r>
+        <w:rPr>
+          <w:rFonts w:ascii="Arial" w:hAnsi="Arial" w:cs="Arial"/>
+          <w:sz w:val="20"/>
+          <w:szCs w:val="20"/>
+        </w:rPr>
+        <w:t>;</w:t>
       </w:r>
     </w:p>
     <w:p>
@@ -2052,7 +7814,799 @@
           <w:sz w:val="20"/>
           <w:szCs w:val="20"/>
         </w:rPr>
-        <w:t>4. Hộ có một trong các loại tài sản sử dụng trong sản xuất kinh doanh: ô tô, máy xúc, máy xay sát, máy tuốt lúa, máy cấy, máy gặt, máy cày, máy công nông, lồng cá và tài sản khác từ 200 triệu đồng trở lên;</w:t>
+        <w:t xml:space="preserve">4. </w:t>
+      </w:r>
+      <w:proofErr w:type="spellStart"/>
+      <w:r>
+        <w:rPr>
+          <w:rFonts w:ascii="Arial" w:hAnsi="Arial" w:cs="Arial"/>
+          <w:sz w:val="20"/>
+          <w:szCs w:val="20"/>
+        </w:rPr>
+        <w:t>Hộ</w:t>
+      </w:r>
+      <w:proofErr w:type="spellEnd"/>
+      <w:r>
+        <w:rPr>
+          <w:rFonts w:ascii="Arial" w:hAnsi="Arial" w:cs="Arial"/>
+          <w:sz w:val="20"/>
+          <w:szCs w:val="20"/>
+        </w:rPr>
+        <w:t xml:space="preserve"> </w:t>
+      </w:r>
+      <w:proofErr w:type="spellStart"/>
+      <w:r>
+        <w:rPr>
+          <w:rFonts w:ascii="Arial" w:hAnsi="Arial" w:cs="Arial"/>
+          <w:sz w:val="20"/>
+          <w:szCs w:val="20"/>
+        </w:rPr>
+        <w:t>có</w:t>
+      </w:r>
+      <w:proofErr w:type="spellEnd"/>
+      <w:r>
+        <w:rPr>
+          <w:rFonts w:ascii="Arial" w:hAnsi="Arial" w:cs="Arial"/>
+          <w:sz w:val="20"/>
+          <w:szCs w:val="20"/>
+        </w:rPr>
+        <w:t xml:space="preserve"> </w:t>
+      </w:r>
+      <w:proofErr w:type="spellStart"/>
+      <w:r>
+        <w:rPr>
+          <w:rFonts w:ascii="Arial" w:hAnsi="Arial" w:cs="Arial"/>
+          <w:sz w:val="20"/>
+          <w:szCs w:val="20"/>
+        </w:rPr>
+        <w:t>một</w:t>
+      </w:r>
+      <w:proofErr w:type="spellEnd"/>
+      <w:r>
+        <w:rPr>
+          <w:rFonts w:ascii="Arial" w:hAnsi="Arial" w:cs="Arial"/>
+          <w:sz w:val="20"/>
+          <w:szCs w:val="20"/>
+        </w:rPr>
+        <w:t xml:space="preserve"> </w:t>
+      </w:r>
+      <w:proofErr w:type="spellStart"/>
+      <w:r>
+        <w:rPr>
+          <w:rFonts w:ascii="Arial" w:hAnsi="Arial" w:cs="Arial"/>
+          <w:sz w:val="20"/>
+          <w:szCs w:val="20"/>
+        </w:rPr>
+        <w:t>trong</w:t>
+      </w:r>
+      <w:proofErr w:type="spellEnd"/>
+      <w:r>
+        <w:rPr>
+          <w:rFonts w:ascii="Arial" w:hAnsi="Arial" w:cs="Arial"/>
+          <w:sz w:val="20"/>
+          <w:szCs w:val="20"/>
+        </w:rPr>
+        <w:t xml:space="preserve"> </w:t>
+      </w:r>
+      <w:proofErr w:type="spellStart"/>
+      <w:r>
+        <w:rPr>
+          <w:rFonts w:ascii="Arial" w:hAnsi="Arial" w:cs="Arial"/>
+          <w:sz w:val="20"/>
+          <w:szCs w:val="20"/>
+        </w:rPr>
+        <w:t>các</w:t>
+      </w:r>
+      <w:proofErr w:type="spellEnd"/>
+      <w:r>
+        <w:rPr>
+          <w:rFonts w:ascii="Arial" w:hAnsi="Arial" w:cs="Arial"/>
+          <w:sz w:val="20"/>
+          <w:szCs w:val="20"/>
+        </w:rPr>
+        <w:t xml:space="preserve"> </w:t>
+      </w:r>
+      <w:proofErr w:type="spellStart"/>
+      <w:r>
+        <w:rPr>
+          <w:rFonts w:ascii="Arial" w:hAnsi="Arial" w:cs="Arial"/>
+          <w:sz w:val="20"/>
+          <w:szCs w:val="20"/>
+        </w:rPr>
+        <w:t>loại</w:t>
+      </w:r>
+      <w:proofErr w:type="spellEnd"/>
+      <w:r>
+        <w:rPr>
+          <w:rFonts w:ascii="Arial" w:hAnsi="Arial" w:cs="Arial"/>
+          <w:sz w:val="20"/>
+          <w:szCs w:val="20"/>
+        </w:rPr>
+        <w:t xml:space="preserve"> </w:t>
+      </w:r>
+      <w:proofErr w:type="spellStart"/>
+      <w:r>
+        <w:rPr>
+          <w:rFonts w:ascii="Arial" w:hAnsi="Arial" w:cs="Arial"/>
+          <w:sz w:val="20"/>
+          <w:szCs w:val="20"/>
+        </w:rPr>
+        <w:t>tài</w:t>
+      </w:r>
+      <w:proofErr w:type="spellEnd"/>
+      <w:r>
+        <w:rPr>
+          <w:rFonts w:ascii="Arial" w:hAnsi="Arial" w:cs="Arial"/>
+          <w:sz w:val="20"/>
+          <w:szCs w:val="20"/>
+        </w:rPr>
+        <w:t xml:space="preserve"> </w:t>
+      </w:r>
+      <w:proofErr w:type="spellStart"/>
+      <w:r>
+        <w:rPr>
+          <w:rFonts w:ascii="Arial" w:hAnsi="Arial" w:cs="Arial"/>
+          <w:sz w:val="20"/>
+          <w:szCs w:val="20"/>
+        </w:rPr>
+        <w:t>sản</w:t>
+      </w:r>
+      <w:proofErr w:type="spellEnd"/>
+      <w:r>
+        <w:rPr>
+          <w:rFonts w:ascii="Arial" w:hAnsi="Arial" w:cs="Arial"/>
+          <w:sz w:val="20"/>
+          <w:szCs w:val="20"/>
+        </w:rPr>
+        <w:t xml:space="preserve"> </w:t>
+      </w:r>
+      <w:proofErr w:type="spellStart"/>
+      <w:r>
+        <w:rPr>
+          <w:rFonts w:ascii="Arial" w:hAnsi="Arial" w:cs="Arial"/>
+          <w:sz w:val="20"/>
+          <w:szCs w:val="20"/>
+        </w:rPr>
+        <w:t>sử</w:t>
+      </w:r>
+      <w:proofErr w:type="spellEnd"/>
+      <w:r>
+        <w:rPr>
+          <w:rFonts w:ascii="Arial" w:hAnsi="Arial" w:cs="Arial"/>
+          <w:sz w:val="20"/>
+          <w:szCs w:val="20"/>
+        </w:rPr>
+        <w:t xml:space="preserve"> </w:t>
+      </w:r>
+      <w:proofErr w:type="spellStart"/>
+      <w:r>
+        <w:rPr>
+          <w:rFonts w:ascii="Arial" w:hAnsi="Arial" w:cs="Arial"/>
+          <w:sz w:val="20"/>
+          <w:szCs w:val="20"/>
+        </w:rPr>
+        <w:t>dụng</w:t>
+      </w:r>
+      <w:proofErr w:type="spellEnd"/>
+      <w:r>
+        <w:rPr>
+          <w:rFonts w:ascii="Arial" w:hAnsi="Arial" w:cs="Arial"/>
+          <w:sz w:val="20"/>
+          <w:szCs w:val="20"/>
+        </w:rPr>
+        <w:t xml:space="preserve"> </w:t>
+      </w:r>
+      <w:proofErr w:type="spellStart"/>
+      <w:r>
+        <w:rPr>
+          <w:rFonts w:ascii="Arial" w:hAnsi="Arial" w:cs="Arial"/>
+          <w:sz w:val="20"/>
+          <w:szCs w:val="20"/>
+        </w:rPr>
+        <w:t>trong</w:t>
+      </w:r>
+      <w:proofErr w:type="spellEnd"/>
+      <w:r>
+        <w:rPr>
+          <w:rFonts w:ascii="Arial" w:hAnsi="Arial" w:cs="Arial"/>
+          <w:sz w:val="20"/>
+          <w:szCs w:val="20"/>
+        </w:rPr>
+        <w:t xml:space="preserve"> </w:t>
+      </w:r>
+      <w:proofErr w:type="spellStart"/>
+      <w:r>
+        <w:rPr>
+          <w:rFonts w:ascii="Arial" w:hAnsi="Arial" w:cs="Arial"/>
+          <w:sz w:val="20"/>
+          <w:szCs w:val="20"/>
+        </w:rPr>
+        <w:t>sản</w:t>
+      </w:r>
+      <w:proofErr w:type="spellEnd"/>
+      <w:r>
+        <w:rPr>
+          <w:rFonts w:ascii="Arial" w:hAnsi="Arial" w:cs="Arial"/>
+          <w:sz w:val="20"/>
+          <w:szCs w:val="20"/>
+        </w:rPr>
+        <w:t xml:space="preserve"> </w:t>
+      </w:r>
+      <w:proofErr w:type="spellStart"/>
+      <w:r>
+        <w:rPr>
+          <w:rFonts w:ascii="Arial" w:hAnsi="Arial" w:cs="Arial"/>
+          <w:sz w:val="20"/>
+          <w:szCs w:val="20"/>
+        </w:rPr>
+        <w:t>xuất</w:t>
+      </w:r>
+      <w:proofErr w:type="spellEnd"/>
+      <w:r>
+        <w:rPr>
+          <w:rFonts w:ascii="Arial" w:hAnsi="Arial" w:cs="Arial"/>
+          <w:sz w:val="20"/>
+          <w:szCs w:val="20"/>
+        </w:rPr>
+        <w:t xml:space="preserve"> </w:t>
+      </w:r>
+      <w:proofErr w:type="spellStart"/>
+      <w:r>
+        <w:rPr>
+          <w:rFonts w:ascii="Arial" w:hAnsi="Arial" w:cs="Arial"/>
+          <w:sz w:val="20"/>
+          <w:szCs w:val="20"/>
+        </w:rPr>
+        <w:t>kinh</w:t>
+      </w:r>
+      <w:proofErr w:type="spellEnd"/>
+      <w:r>
+        <w:rPr>
+          <w:rFonts w:ascii="Arial" w:hAnsi="Arial" w:cs="Arial"/>
+          <w:sz w:val="20"/>
+          <w:szCs w:val="20"/>
+        </w:rPr>
+        <w:t xml:space="preserve"> </w:t>
+      </w:r>
+      <w:proofErr w:type="spellStart"/>
+      <w:r>
+        <w:rPr>
+          <w:rFonts w:ascii="Arial" w:hAnsi="Arial" w:cs="Arial"/>
+          <w:sz w:val="20"/>
+          <w:szCs w:val="20"/>
+        </w:rPr>
+        <w:t>doanh</w:t>
+      </w:r>
+      <w:proofErr w:type="spellEnd"/>
+      <w:r>
+        <w:rPr>
+          <w:rFonts w:ascii="Arial" w:hAnsi="Arial" w:cs="Arial"/>
+          <w:sz w:val="20"/>
+          <w:szCs w:val="20"/>
+        </w:rPr>
+        <w:t xml:space="preserve">: ô </w:t>
+      </w:r>
+      <w:proofErr w:type="spellStart"/>
+      <w:r>
+        <w:rPr>
+          <w:rFonts w:ascii="Arial" w:hAnsi="Arial" w:cs="Arial"/>
+          <w:sz w:val="20"/>
+          <w:szCs w:val="20"/>
+        </w:rPr>
+        <w:t>tô</w:t>
+      </w:r>
+      <w:proofErr w:type="spellEnd"/>
+      <w:r>
+        <w:rPr>
+          <w:rFonts w:ascii="Arial" w:hAnsi="Arial" w:cs="Arial"/>
+          <w:sz w:val="20"/>
+          <w:szCs w:val="20"/>
+        </w:rPr>
+        <w:t xml:space="preserve">, </w:t>
+      </w:r>
+      <w:proofErr w:type="spellStart"/>
+      <w:r>
+        <w:rPr>
+          <w:rFonts w:ascii="Arial" w:hAnsi="Arial" w:cs="Arial"/>
+          <w:sz w:val="20"/>
+          <w:szCs w:val="20"/>
+        </w:rPr>
+        <w:t>máy</w:t>
+      </w:r>
+      <w:proofErr w:type="spellEnd"/>
+      <w:r>
+        <w:rPr>
+          <w:rFonts w:ascii="Arial" w:hAnsi="Arial" w:cs="Arial"/>
+          <w:sz w:val="20"/>
+          <w:szCs w:val="20"/>
+        </w:rPr>
+        <w:t xml:space="preserve"> </w:t>
+      </w:r>
+      <w:proofErr w:type="spellStart"/>
+      <w:r>
+        <w:rPr>
+          <w:rFonts w:ascii="Arial" w:hAnsi="Arial" w:cs="Arial"/>
+          <w:sz w:val="20"/>
+          <w:szCs w:val="20"/>
+        </w:rPr>
+        <w:t>xúc</w:t>
+      </w:r>
+      <w:proofErr w:type="spellEnd"/>
+      <w:r>
+        <w:rPr>
+          <w:rFonts w:ascii="Arial" w:hAnsi="Arial" w:cs="Arial"/>
+          <w:sz w:val="20"/>
+          <w:szCs w:val="20"/>
+        </w:rPr>
+        <w:t xml:space="preserve">, </w:t>
+      </w:r>
+      <w:proofErr w:type="spellStart"/>
+      <w:r>
+        <w:rPr>
+          <w:rFonts w:ascii="Arial" w:hAnsi="Arial" w:cs="Arial"/>
+          <w:sz w:val="20"/>
+          <w:szCs w:val="20"/>
+        </w:rPr>
+        <w:t>máy</w:t>
+      </w:r>
+      <w:proofErr w:type="spellEnd"/>
+      <w:r>
+        <w:rPr>
+          <w:rFonts w:ascii="Arial" w:hAnsi="Arial" w:cs="Arial"/>
+          <w:sz w:val="20"/>
+          <w:szCs w:val="20"/>
+        </w:rPr>
+        <w:t xml:space="preserve"> </w:t>
+      </w:r>
+      <w:proofErr w:type="spellStart"/>
+      <w:r>
+        <w:rPr>
+          <w:rFonts w:ascii="Arial" w:hAnsi="Arial" w:cs="Arial"/>
+          <w:sz w:val="20"/>
+          <w:szCs w:val="20"/>
+        </w:rPr>
+        <w:t>xay</w:t>
+      </w:r>
+      <w:proofErr w:type="spellEnd"/>
+      <w:r>
+        <w:rPr>
+          <w:rFonts w:ascii="Arial" w:hAnsi="Arial" w:cs="Arial"/>
+          <w:sz w:val="20"/>
+          <w:szCs w:val="20"/>
+        </w:rPr>
+        <w:t xml:space="preserve"> </w:t>
+      </w:r>
+      <w:proofErr w:type="spellStart"/>
+      <w:r>
+        <w:rPr>
+          <w:rFonts w:ascii="Arial" w:hAnsi="Arial" w:cs="Arial"/>
+          <w:sz w:val="20"/>
+          <w:szCs w:val="20"/>
+        </w:rPr>
+        <w:t>sát</w:t>
+      </w:r>
+      <w:proofErr w:type="spellEnd"/>
+      <w:r>
+        <w:rPr>
+          <w:rFonts w:ascii="Arial" w:hAnsi="Arial" w:cs="Arial"/>
+          <w:sz w:val="20"/>
+          <w:szCs w:val="20"/>
+        </w:rPr>
+        <w:t xml:space="preserve">, </w:t>
+      </w:r>
+      <w:proofErr w:type="spellStart"/>
+      <w:r>
+        <w:rPr>
+          <w:rFonts w:ascii="Arial" w:hAnsi="Arial" w:cs="Arial"/>
+          <w:sz w:val="20"/>
+          <w:szCs w:val="20"/>
+        </w:rPr>
+        <w:t>máy</w:t>
+      </w:r>
+      <w:proofErr w:type="spellEnd"/>
+      <w:r>
+        <w:rPr>
+          <w:rFonts w:ascii="Arial" w:hAnsi="Arial" w:cs="Arial"/>
+          <w:sz w:val="20"/>
+          <w:szCs w:val="20"/>
+        </w:rPr>
+        <w:t xml:space="preserve"> </w:t>
+      </w:r>
+      <w:proofErr w:type="spellStart"/>
+      <w:r>
+        <w:rPr>
+          <w:rFonts w:ascii="Arial" w:hAnsi="Arial" w:cs="Arial"/>
+          <w:sz w:val="20"/>
+          <w:szCs w:val="20"/>
+        </w:rPr>
+        <w:t>tuốt</w:t>
+      </w:r>
+      <w:proofErr w:type="spellEnd"/>
+      <w:r>
+        <w:rPr>
+          <w:rFonts w:ascii="Arial" w:hAnsi="Arial" w:cs="Arial"/>
+          <w:sz w:val="20"/>
+          <w:szCs w:val="20"/>
+        </w:rPr>
+        <w:t xml:space="preserve"> </w:t>
+      </w:r>
+      <w:proofErr w:type="spellStart"/>
+      <w:r>
+        <w:rPr>
+          <w:rFonts w:ascii="Arial" w:hAnsi="Arial" w:cs="Arial"/>
+          <w:sz w:val="20"/>
+          <w:szCs w:val="20"/>
+        </w:rPr>
+        <w:t>lúa</w:t>
+      </w:r>
+      <w:proofErr w:type="spellEnd"/>
+      <w:r>
+        <w:rPr>
+          <w:rFonts w:ascii="Arial" w:hAnsi="Arial" w:cs="Arial"/>
+          <w:sz w:val="20"/>
+          <w:szCs w:val="20"/>
+        </w:rPr>
+        <w:t xml:space="preserve">, </w:t>
+      </w:r>
+      <w:proofErr w:type="spellStart"/>
+      <w:r>
+        <w:rPr>
+          <w:rFonts w:ascii="Arial" w:hAnsi="Arial" w:cs="Arial"/>
+          <w:sz w:val="20"/>
+          <w:szCs w:val="20"/>
+        </w:rPr>
+        <w:t>máy</w:t>
+      </w:r>
+      <w:proofErr w:type="spellEnd"/>
+      <w:r>
+        <w:rPr>
+          <w:rFonts w:ascii="Arial" w:hAnsi="Arial" w:cs="Arial"/>
+          <w:sz w:val="20"/>
+          <w:szCs w:val="20"/>
+        </w:rPr>
+        <w:t xml:space="preserve"> </w:t>
+      </w:r>
+      <w:proofErr w:type="spellStart"/>
+      <w:r>
+        <w:rPr>
+          <w:rFonts w:ascii="Arial" w:hAnsi="Arial" w:cs="Arial"/>
+          <w:sz w:val="20"/>
+          <w:szCs w:val="20"/>
+        </w:rPr>
+        <w:t>cấy</w:t>
+      </w:r>
+      <w:proofErr w:type="spellEnd"/>
+      <w:r>
+        <w:rPr>
+          <w:rFonts w:ascii="Arial" w:hAnsi="Arial" w:cs="Arial"/>
+          <w:sz w:val="20"/>
+          <w:szCs w:val="20"/>
+        </w:rPr>
+        <w:t xml:space="preserve">, </w:t>
+      </w:r>
+      <w:proofErr w:type="spellStart"/>
+      <w:r>
+        <w:rPr>
+          <w:rFonts w:ascii="Arial" w:hAnsi="Arial" w:cs="Arial"/>
+          <w:sz w:val="20"/>
+          <w:szCs w:val="20"/>
+        </w:rPr>
+        <w:t>máy</w:t>
+      </w:r>
+      <w:proofErr w:type="spellEnd"/>
+      <w:r>
+        <w:rPr>
+          <w:rFonts w:ascii="Arial" w:hAnsi="Arial" w:cs="Arial"/>
+          <w:sz w:val="20"/>
+          <w:szCs w:val="20"/>
+        </w:rPr>
+        <w:t xml:space="preserve"> </w:t>
+      </w:r>
+      <w:proofErr w:type="spellStart"/>
+      <w:r>
+        <w:rPr>
+          <w:rFonts w:ascii="Arial" w:hAnsi="Arial" w:cs="Arial"/>
+          <w:sz w:val="20"/>
+          <w:szCs w:val="20"/>
+        </w:rPr>
+        <w:t>gặt</w:t>
+      </w:r>
+      <w:proofErr w:type="spellEnd"/>
+      <w:r>
+        <w:rPr>
+          <w:rFonts w:ascii="Arial" w:hAnsi="Arial" w:cs="Arial"/>
+          <w:sz w:val="20"/>
+          <w:szCs w:val="20"/>
+        </w:rPr>
+        <w:t xml:space="preserve">, </w:t>
+      </w:r>
+      <w:proofErr w:type="spellStart"/>
+      <w:r>
+        <w:rPr>
+          <w:rFonts w:ascii="Arial" w:hAnsi="Arial" w:cs="Arial"/>
+          <w:sz w:val="20"/>
+          <w:szCs w:val="20"/>
+        </w:rPr>
+        <w:t>máy</w:t>
+      </w:r>
+      <w:proofErr w:type="spellEnd"/>
+      <w:r>
+        <w:rPr>
+          <w:rFonts w:ascii="Arial" w:hAnsi="Arial" w:cs="Arial"/>
+          <w:sz w:val="20"/>
+          <w:szCs w:val="20"/>
+        </w:rPr>
+        <w:t xml:space="preserve"> </w:t>
+      </w:r>
+      <w:proofErr w:type="spellStart"/>
+      <w:r>
+        <w:rPr>
+          <w:rFonts w:ascii="Arial" w:hAnsi="Arial" w:cs="Arial"/>
+          <w:sz w:val="20"/>
+          <w:szCs w:val="20"/>
+        </w:rPr>
+        <w:t>cày</w:t>
+      </w:r>
+      <w:proofErr w:type="spellEnd"/>
+      <w:r>
+        <w:rPr>
+          <w:rFonts w:ascii="Arial" w:hAnsi="Arial" w:cs="Arial"/>
+          <w:sz w:val="20"/>
+          <w:szCs w:val="20"/>
+        </w:rPr>
+        <w:t xml:space="preserve">, </w:t>
+      </w:r>
+      <w:proofErr w:type="spellStart"/>
+      <w:r>
+        <w:rPr>
+          <w:rFonts w:ascii="Arial" w:hAnsi="Arial" w:cs="Arial"/>
+          <w:sz w:val="20"/>
+          <w:szCs w:val="20"/>
+        </w:rPr>
+        <w:t>máy</w:t>
+      </w:r>
+      <w:proofErr w:type="spellEnd"/>
+      <w:r>
+        <w:rPr>
+          <w:rFonts w:ascii="Arial" w:hAnsi="Arial" w:cs="Arial"/>
+          <w:sz w:val="20"/>
+          <w:szCs w:val="20"/>
+        </w:rPr>
+        <w:t xml:space="preserve"> </w:t>
+      </w:r>
+      <w:proofErr w:type="spellStart"/>
+      <w:r>
+        <w:rPr>
+          <w:rFonts w:ascii="Arial" w:hAnsi="Arial" w:cs="Arial"/>
+          <w:sz w:val="20"/>
+          <w:szCs w:val="20"/>
+        </w:rPr>
+        <w:t>công</w:t>
+      </w:r>
+      <w:proofErr w:type="spellEnd"/>
+      <w:r>
+        <w:rPr>
+          <w:rFonts w:ascii="Arial" w:hAnsi="Arial" w:cs="Arial"/>
+          <w:sz w:val="20"/>
+          <w:szCs w:val="20"/>
+        </w:rPr>
+        <w:t xml:space="preserve"> </w:t>
+      </w:r>
+      <w:proofErr w:type="spellStart"/>
+      <w:r>
+        <w:rPr>
+          <w:rFonts w:ascii="Arial" w:hAnsi="Arial" w:cs="Arial"/>
+          <w:sz w:val="20"/>
+          <w:szCs w:val="20"/>
+        </w:rPr>
+        <w:t>nông</w:t>
+      </w:r>
+      <w:proofErr w:type="spellEnd"/>
+      <w:r>
+        <w:rPr>
+          <w:rFonts w:ascii="Arial" w:hAnsi="Arial" w:cs="Arial"/>
+          <w:sz w:val="20"/>
+          <w:szCs w:val="20"/>
+        </w:rPr>
+        <w:t xml:space="preserve">, </w:t>
+      </w:r>
+      <w:proofErr w:type="spellStart"/>
+      <w:r>
+        <w:rPr>
+          <w:rFonts w:ascii="Arial" w:hAnsi="Arial" w:cs="Arial"/>
+          <w:sz w:val="20"/>
+          <w:szCs w:val="20"/>
+        </w:rPr>
+        <w:t>lồng</w:t>
+      </w:r>
+      <w:proofErr w:type="spellEnd"/>
+      <w:r>
+        <w:rPr>
+          <w:rFonts w:ascii="Arial" w:hAnsi="Arial" w:cs="Arial"/>
+          <w:sz w:val="20"/>
+          <w:szCs w:val="20"/>
+        </w:rPr>
+        <w:t xml:space="preserve"> </w:t>
+      </w:r>
+      <w:proofErr w:type="spellStart"/>
+      <w:r>
+        <w:rPr>
+          <w:rFonts w:ascii="Arial" w:hAnsi="Arial" w:cs="Arial"/>
+          <w:sz w:val="20"/>
+          <w:szCs w:val="20"/>
+        </w:rPr>
+        <w:t>cá</w:t>
+      </w:r>
+      <w:proofErr w:type="spellEnd"/>
+      <w:r>
+        <w:rPr>
+          <w:rFonts w:ascii="Arial" w:hAnsi="Arial" w:cs="Arial"/>
+          <w:sz w:val="20"/>
+          <w:szCs w:val="20"/>
+        </w:rPr>
+        <w:t xml:space="preserve"> </w:t>
+      </w:r>
+      <w:proofErr w:type="spellStart"/>
+      <w:r>
+        <w:rPr>
+          <w:rFonts w:ascii="Arial" w:hAnsi="Arial" w:cs="Arial"/>
+          <w:sz w:val="20"/>
+          <w:szCs w:val="20"/>
+        </w:rPr>
+        <w:t>và</w:t>
+      </w:r>
+      <w:proofErr w:type="spellEnd"/>
+      <w:r>
+        <w:rPr>
+          <w:rFonts w:ascii="Arial" w:hAnsi="Arial" w:cs="Arial"/>
+          <w:sz w:val="20"/>
+          <w:szCs w:val="20"/>
+        </w:rPr>
+        <w:t xml:space="preserve"> </w:t>
+      </w:r>
+      <w:proofErr w:type="spellStart"/>
+      <w:r>
+        <w:rPr>
+          <w:rFonts w:ascii="Arial" w:hAnsi="Arial" w:cs="Arial"/>
+          <w:sz w:val="20"/>
+          <w:szCs w:val="20"/>
+        </w:rPr>
+        <w:t>tài</w:t>
+      </w:r>
+      <w:proofErr w:type="spellEnd"/>
+      <w:r>
+        <w:rPr>
+          <w:rFonts w:ascii="Arial" w:hAnsi="Arial" w:cs="Arial"/>
+          <w:sz w:val="20"/>
+          <w:szCs w:val="20"/>
+        </w:rPr>
+        <w:t xml:space="preserve"> </w:t>
+      </w:r>
+      <w:proofErr w:type="spellStart"/>
+      <w:r>
+        <w:rPr>
+          <w:rFonts w:ascii="Arial" w:hAnsi="Arial" w:cs="Arial"/>
+          <w:sz w:val="20"/>
+          <w:szCs w:val="20"/>
+        </w:rPr>
+        <w:t>sản</w:t>
+      </w:r>
+      <w:proofErr w:type="spellEnd"/>
+      <w:r>
+        <w:rPr>
+          <w:rFonts w:ascii="Arial" w:hAnsi="Arial" w:cs="Arial"/>
+          <w:sz w:val="20"/>
+          <w:szCs w:val="20"/>
+        </w:rPr>
+        <w:t xml:space="preserve"> </w:t>
+      </w:r>
+      <w:proofErr w:type="spellStart"/>
+      <w:r>
+        <w:rPr>
+          <w:rFonts w:ascii="Arial" w:hAnsi="Arial" w:cs="Arial"/>
+          <w:sz w:val="20"/>
+          <w:szCs w:val="20"/>
+        </w:rPr>
+        <w:t>khác</w:t>
+      </w:r>
+      <w:proofErr w:type="spellEnd"/>
+      <w:r>
+        <w:rPr>
+          <w:rFonts w:ascii="Arial" w:hAnsi="Arial" w:cs="Arial"/>
+          <w:sz w:val="20"/>
+          <w:szCs w:val="20"/>
+        </w:rPr>
+        <w:t xml:space="preserve"> </w:t>
+      </w:r>
+      <w:proofErr w:type="spellStart"/>
+      <w:r>
+        <w:rPr>
+          <w:rFonts w:ascii="Arial" w:hAnsi="Arial" w:cs="Arial"/>
+          <w:sz w:val="20"/>
+          <w:szCs w:val="20"/>
+        </w:rPr>
+        <w:t>từ</w:t>
+      </w:r>
+      <w:proofErr w:type="spellEnd"/>
+      <w:r>
+        <w:rPr>
+          <w:rFonts w:ascii="Arial" w:hAnsi="Arial" w:cs="Arial"/>
+          <w:sz w:val="20"/>
+          <w:szCs w:val="20"/>
+        </w:rPr>
+        <w:t xml:space="preserve"> 200 </w:t>
+      </w:r>
+      <w:proofErr w:type="spellStart"/>
+      <w:r>
+        <w:rPr>
+          <w:rFonts w:ascii="Arial" w:hAnsi="Arial" w:cs="Arial"/>
+          <w:sz w:val="20"/>
+          <w:szCs w:val="20"/>
+        </w:rPr>
+        <w:t>triệu</w:t>
+      </w:r>
+      <w:proofErr w:type="spellEnd"/>
+      <w:r>
+        <w:rPr>
+          <w:rFonts w:ascii="Arial" w:hAnsi="Arial" w:cs="Arial"/>
+          <w:sz w:val="20"/>
+          <w:szCs w:val="20"/>
+        </w:rPr>
+        <w:t xml:space="preserve"> </w:t>
+      </w:r>
+      <w:proofErr w:type="spellStart"/>
+      <w:r>
+        <w:rPr>
+          <w:rFonts w:ascii="Arial" w:hAnsi="Arial" w:cs="Arial"/>
+          <w:sz w:val="20"/>
+          <w:szCs w:val="20"/>
+        </w:rPr>
+        <w:t>đồng</w:t>
+      </w:r>
+      <w:proofErr w:type="spellEnd"/>
+      <w:r>
+        <w:rPr>
+          <w:rFonts w:ascii="Arial" w:hAnsi="Arial" w:cs="Arial"/>
+          <w:sz w:val="20"/>
+          <w:szCs w:val="20"/>
+        </w:rPr>
+        <w:t xml:space="preserve"> </w:t>
+      </w:r>
+      <w:proofErr w:type="spellStart"/>
+      <w:r>
+        <w:rPr>
+          <w:rFonts w:ascii="Arial" w:hAnsi="Arial" w:cs="Arial"/>
+          <w:sz w:val="20"/>
+          <w:szCs w:val="20"/>
+        </w:rPr>
+        <w:t>trở</w:t>
+      </w:r>
+      <w:proofErr w:type="spellEnd"/>
+      <w:r>
+        <w:rPr>
+          <w:rFonts w:ascii="Arial" w:hAnsi="Arial" w:cs="Arial"/>
+          <w:sz w:val="20"/>
+          <w:szCs w:val="20"/>
+        </w:rPr>
+        <w:t xml:space="preserve"> </w:t>
+      </w:r>
+      <w:proofErr w:type="spellStart"/>
+      <w:r>
+        <w:rPr>
+          <w:rFonts w:ascii="Arial" w:hAnsi="Arial" w:cs="Arial"/>
+          <w:sz w:val="20"/>
+          <w:szCs w:val="20"/>
+        </w:rPr>
+        <w:t>lên</w:t>
+      </w:r>
+      <w:proofErr w:type="spellEnd"/>
+      <w:r>
+        <w:rPr>
+          <w:rFonts w:ascii="Arial" w:hAnsi="Arial" w:cs="Arial"/>
+          <w:sz w:val="20"/>
+          <w:szCs w:val="20"/>
+        </w:rPr>
+        <w:t>;</w:t>
       </w:r>
     </w:p>
     <w:p>
@@ -2077,7 +8631,458 @@
           <w:sz w:val="20"/>
           <w:szCs w:val="20"/>
         </w:rPr>
-        <w:t xml:space="preserve">5. Điều kiện khác (do Uỷ ban nhân dân cấp tỉnh ban hành phù hợp với tình hình kinh tế - xã hội, mức sống dân cư trên địa bàn): …………........................................................................... </w:t>
+        <w:lastRenderedPageBreak/>
+        <w:t xml:space="preserve">5. </w:t>
+      </w:r>
+      <w:proofErr w:type="spellStart"/>
+      <w:r>
+        <w:rPr>
+          <w:rFonts w:ascii="Arial" w:hAnsi="Arial" w:cs="Arial"/>
+          <w:sz w:val="20"/>
+          <w:szCs w:val="20"/>
+        </w:rPr>
+        <w:t>Điều</w:t>
+      </w:r>
+      <w:proofErr w:type="spellEnd"/>
+      <w:r>
+        <w:rPr>
+          <w:rFonts w:ascii="Arial" w:hAnsi="Arial" w:cs="Arial"/>
+          <w:sz w:val="20"/>
+          <w:szCs w:val="20"/>
+        </w:rPr>
+        <w:t xml:space="preserve"> </w:t>
+      </w:r>
+      <w:proofErr w:type="spellStart"/>
+      <w:r>
+        <w:rPr>
+          <w:rFonts w:ascii="Arial" w:hAnsi="Arial" w:cs="Arial"/>
+          <w:sz w:val="20"/>
+          <w:szCs w:val="20"/>
+        </w:rPr>
+        <w:t>kiện</w:t>
+      </w:r>
+      <w:proofErr w:type="spellEnd"/>
+      <w:r>
+        <w:rPr>
+          <w:rFonts w:ascii="Arial" w:hAnsi="Arial" w:cs="Arial"/>
+          <w:sz w:val="20"/>
+          <w:szCs w:val="20"/>
+        </w:rPr>
+        <w:t xml:space="preserve"> </w:t>
+      </w:r>
+      <w:proofErr w:type="spellStart"/>
+      <w:r>
+        <w:rPr>
+          <w:rFonts w:ascii="Arial" w:hAnsi="Arial" w:cs="Arial"/>
+          <w:sz w:val="20"/>
+          <w:szCs w:val="20"/>
+        </w:rPr>
+        <w:t>khác</w:t>
+      </w:r>
+      <w:proofErr w:type="spellEnd"/>
+      <w:r>
+        <w:rPr>
+          <w:rFonts w:ascii="Arial" w:hAnsi="Arial" w:cs="Arial"/>
+          <w:sz w:val="20"/>
+          <w:szCs w:val="20"/>
+        </w:rPr>
+        <w:t xml:space="preserve"> (do </w:t>
+      </w:r>
+      <w:proofErr w:type="spellStart"/>
+      <w:r>
+        <w:rPr>
+          <w:rFonts w:ascii="Arial" w:hAnsi="Arial" w:cs="Arial"/>
+          <w:sz w:val="20"/>
+          <w:szCs w:val="20"/>
+        </w:rPr>
+        <w:t>Uỷ</w:t>
+      </w:r>
+      <w:proofErr w:type="spellEnd"/>
+      <w:r>
+        <w:rPr>
+          <w:rFonts w:ascii="Arial" w:hAnsi="Arial" w:cs="Arial"/>
+          <w:sz w:val="20"/>
+          <w:szCs w:val="20"/>
+        </w:rPr>
+        <w:t xml:space="preserve"> ban </w:t>
+      </w:r>
+      <w:proofErr w:type="spellStart"/>
+      <w:r>
+        <w:rPr>
+          <w:rFonts w:ascii="Arial" w:hAnsi="Arial" w:cs="Arial"/>
+          <w:sz w:val="20"/>
+          <w:szCs w:val="20"/>
+        </w:rPr>
+        <w:t>nhân</w:t>
+      </w:r>
+      <w:proofErr w:type="spellEnd"/>
+      <w:r>
+        <w:rPr>
+          <w:rFonts w:ascii="Arial" w:hAnsi="Arial" w:cs="Arial"/>
+          <w:sz w:val="20"/>
+          <w:szCs w:val="20"/>
+        </w:rPr>
+        <w:t xml:space="preserve"> </w:t>
+      </w:r>
+      <w:proofErr w:type="spellStart"/>
+      <w:r>
+        <w:rPr>
+          <w:rFonts w:ascii="Arial" w:hAnsi="Arial" w:cs="Arial"/>
+          <w:sz w:val="20"/>
+          <w:szCs w:val="20"/>
+        </w:rPr>
+        <w:t>dân</w:t>
+      </w:r>
+      <w:proofErr w:type="spellEnd"/>
+      <w:r>
+        <w:rPr>
+          <w:rFonts w:ascii="Arial" w:hAnsi="Arial" w:cs="Arial"/>
+          <w:sz w:val="20"/>
+          <w:szCs w:val="20"/>
+        </w:rPr>
+        <w:t xml:space="preserve"> </w:t>
+      </w:r>
+      <w:proofErr w:type="spellStart"/>
+      <w:r>
+        <w:rPr>
+          <w:rFonts w:ascii="Arial" w:hAnsi="Arial" w:cs="Arial"/>
+          <w:sz w:val="20"/>
+          <w:szCs w:val="20"/>
+        </w:rPr>
+        <w:t>cấp</w:t>
+      </w:r>
+      <w:proofErr w:type="spellEnd"/>
+      <w:r>
+        <w:rPr>
+          <w:rFonts w:ascii="Arial" w:hAnsi="Arial" w:cs="Arial"/>
+          <w:sz w:val="20"/>
+          <w:szCs w:val="20"/>
+        </w:rPr>
+        <w:t xml:space="preserve"> </w:t>
+      </w:r>
+      <w:proofErr w:type="spellStart"/>
+      <w:r>
+        <w:rPr>
+          <w:rFonts w:ascii="Arial" w:hAnsi="Arial" w:cs="Arial"/>
+          <w:sz w:val="20"/>
+          <w:szCs w:val="20"/>
+        </w:rPr>
+        <w:t>tỉnh</w:t>
+      </w:r>
+      <w:proofErr w:type="spellEnd"/>
+      <w:r>
+        <w:rPr>
+          <w:rFonts w:ascii="Arial" w:hAnsi="Arial" w:cs="Arial"/>
+          <w:sz w:val="20"/>
+          <w:szCs w:val="20"/>
+        </w:rPr>
+        <w:t xml:space="preserve"> ban </w:t>
+      </w:r>
+      <w:proofErr w:type="spellStart"/>
+      <w:r>
+        <w:rPr>
+          <w:rFonts w:ascii="Arial" w:hAnsi="Arial" w:cs="Arial"/>
+          <w:sz w:val="20"/>
+          <w:szCs w:val="20"/>
+        </w:rPr>
+        <w:t>hành</w:t>
+      </w:r>
+      <w:proofErr w:type="spellEnd"/>
+      <w:r>
+        <w:rPr>
+          <w:rFonts w:ascii="Arial" w:hAnsi="Arial" w:cs="Arial"/>
+          <w:sz w:val="20"/>
+          <w:szCs w:val="20"/>
+        </w:rPr>
+        <w:t xml:space="preserve"> </w:t>
+      </w:r>
+      <w:proofErr w:type="spellStart"/>
+      <w:r>
+        <w:rPr>
+          <w:rFonts w:ascii="Arial" w:hAnsi="Arial" w:cs="Arial"/>
+          <w:sz w:val="20"/>
+          <w:szCs w:val="20"/>
+        </w:rPr>
+        <w:t>phù</w:t>
+      </w:r>
+      <w:proofErr w:type="spellEnd"/>
+      <w:r>
+        <w:rPr>
+          <w:rFonts w:ascii="Arial" w:hAnsi="Arial" w:cs="Arial"/>
+          <w:sz w:val="20"/>
+          <w:szCs w:val="20"/>
+        </w:rPr>
+        <w:t xml:space="preserve"> </w:t>
+      </w:r>
+      <w:proofErr w:type="spellStart"/>
+      <w:r>
+        <w:rPr>
+          <w:rFonts w:ascii="Arial" w:hAnsi="Arial" w:cs="Arial"/>
+          <w:sz w:val="20"/>
+          <w:szCs w:val="20"/>
+        </w:rPr>
+        <w:t>hợp</w:t>
+      </w:r>
+      <w:proofErr w:type="spellEnd"/>
+      <w:r>
+        <w:rPr>
+          <w:rFonts w:ascii="Arial" w:hAnsi="Arial" w:cs="Arial"/>
+          <w:sz w:val="20"/>
+          <w:szCs w:val="20"/>
+        </w:rPr>
+        <w:t xml:space="preserve"> </w:t>
+      </w:r>
+      <w:proofErr w:type="spellStart"/>
+      <w:r>
+        <w:rPr>
+          <w:rFonts w:ascii="Arial" w:hAnsi="Arial" w:cs="Arial"/>
+          <w:sz w:val="20"/>
+          <w:szCs w:val="20"/>
+        </w:rPr>
+        <w:t>với</w:t>
+      </w:r>
+      <w:proofErr w:type="spellEnd"/>
+      <w:r>
+        <w:rPr>
+          <w:rFonts w:ascii="Arial" w:hAnsi="Arial" w:cs="Arial"/>
+          <w:sz w:val="20"/>
+          <w:szCs w:val="20"/>
+        </w:rPr>
+        <w:t xml:space="preserve"> </w:t>
+      </w:r>
+      <w:proofErr w:type="spellStart"/>
+      <w:r>
+        <w:rPr>
+          <w:rFonts w:ascii="Arial" w:hAnsi="Arial" w:cs="Arial"/>
+          <w:sz w:val="20"/>
+          <w:szCs w:val="20"/>
+        </w:rPr>
+        <w:t>tình</w:t>
+      </w:r>
+      <w:proofErr w:type="spellEnd"/>
+      <w:r>
+        <w:rPr>
+          <w:rFonts w:ascii="Arial" w:hAnsi="Arial" w:cs="Arial"/>
+          <w:sz w:val="20"/>
+          <w:szCs w:val="20"/>
+        </w:rPr>
+        <w:t xml:space="preserve"> </w:t>
+      </w:r>
+      <w:proofErr w:type="spellStart"/>
+      <w:r>
+        <w:rPr>
+          <w:rFonts w:ascii="Arial" w:hAnsi="Arial" w:cs="Arial"/>
+          <w:sz w:val="20"/>
+          <w:szCs w:val="20"/>
+        </w:rPr>
+        <w:t>hình</w:t>
+      </w:r>
+      <w:proofErr w:type="spellEnd"/>
+      <w:r>
+        <w:rPr>
+          <w:rFonts w:ascii="Arial" w:hAnsi="Arial" w:cs="Arial"/>
+          <w:sz w:val="20"/>
+          <w:szCs w:val="20"/>
+        </w:rPr>
+        <w:t xml:space="preserve"> </w:t>
+      </w:r>
+      <w:proofErr w:type="spellStart"/>
+      <w:r>
+        <w:rPr>
+          <w:rFonts w:ascii="Arial" w:hAnsi="Arial" w:cs="Arial"/>
+          <w:sz w:val="20"/>
+          <w:szCs w:val="20"/>
+        </w:rPr>
+        <w:t>kinh</w:t>
+      </w:r>
+      <w:proofErr w:type="spellEnd"/>
+      <w:r>
+        <w:rPr>
+          <w:rFonts w:ascii="Arial" w:hAnsi="Arial" w:cs="Arial"/>
+          <w:sz w:val="20"/>
+          <w:szCs w:val="20"/>
+        </w:rPr>
+        <w:t xml:space="preserve"> </w:t>
+      </w:r>
+      <w:proofErr w:type="spellStart"/>
+      <w:r>
+        <w:rPr>
+          <w:rFonts w:ascii="Arial" w:hAnsi="Arial" w:cs="Arial"/>
+          <w:sz w:val="20"/>
+          <w:szCs w:val="20"/>
+        </w:rPr>
+        <w:t>tế</w:t>
+      </w:r>
+      <w:proofErr w:type="spellEnd"/>
+      <w:r>
+        <w:rPr>
+          <w:rFonts w:ascii="Arial" w:hAnsi="Arial" w:cs="Arial"/>
+          <w:sz w:val="20"/>
+          <w:szCs w:val="20"/>
+        </w:rPr>
+        <w:t xml:space="preserve"> - </w:t>
+      </w:r>
+      <w:proofErr w:type="spellStart"/>
+      <w:r>
+        <w:rPr>
+          <w:rFonts w:ascii="Arial" w:hAnsi="Arial" w:cs="Arial"/>
+          <w:sz w:val="20"/>
+          <w:szCs w:val="20"/>
+        </w:rPr>
+        <w:t>xã</w:t>
+      </w:r>
+      <w:proofErr w:type="spellEnd"/>
+      <w:r>
+        <w:rPr>
+          <w:rFonts w:ascii="Arial" w:hAnsi="Arial" w:cs="Arial"/>
+          <w:sz w:val="20"/>
+          <w:szCs w:val="20"/>
+        </w:rPr>
+        <w:t xml:space="preserve"> </w:t>
+      </w:r>
+      <w:proofErr w:type="spellStart"/>
+      <w:r>
+        <w:rPr>
+          <w:rFonts w:ascii="Arial" w:hAnsi="Arial" w:cs="Arial"/>
+          <w:sz w:val="20"/>
+          <w:szCs w:val="20"/>
+        </w:rPr>
+        <w:t>hội</w:t>
+      </w:r>
+      <w:proofErr w:type="spellEnd"/>
+      <w:r>
+        <w:rPr>
+          <w:rFonts w:ascii="Arial" w:hAnsi="Arial" w:cs="Arial"/>
+          <w:sz w:val="20"/>
+          <w:szCs w:val="20"/>
+        </w:rPr>
+        <w:t xml:space="preserve">, </w:t>
+      </w:r>
+      <w:proofErr w:type="spellStart"/>
+      <w:r>
+        <w:rPr>
+          <w:rFonts w:ascii="Arial" w:hAnsi="Arial" w:cs="Arial"/>
+          <w:sz w:val="20"/>
+          <w:szCs w:val="20"/>
+        </w:rPr>
+        <w:t>mức</w:t>
+      </w:r>
+      <w:proofErr w:type="spellEnd"/>
+      <w:r>
+        <w:rPr>
+          <w:rFonts w:ascii="Arial" w:hAnsi="Arial" w:cs="Arial"/>
+          <w:sz w:val="20"/>
+          <w:szCs w:val="20"/>
+        </w:rPr>
+        <w:t xml:space="preserve"> </w:t>
+      </w:r>
+      <w:proofErr w:type="spellStart"/>
+      <w:r>
+        <w:rPr>
+          <w:rFonts w:ascii="Arial" w:hAnsi="Arial" w:cs="Arial"/>
+          <w:sz w:val="20"/>
+          <w:szCs w:val="20"/>
+        </w:rPr>
+        <w:t>sống</w:t>
+      </w:r>
+      <w:proofErr w:type="spellEnd"/>
+      <w:r>
+        <w:rPr>
+          <w:rFonts w:ascii="Arial" w:hAnsi="Arial" w:cs="Arial"/>
+          <w:sz w:val="20"/>
+          <w:szCs w:val="20"/>
+        </w:rPr>
+        <w:t xml:space="preserve"> </w:t>
+      </w:r>
+      <w:proofErr w:type="spellStart"/>
+      <w:r>
+        <w:rPr>
+          <w:rFonts w:ascii="Arial" w:hAnsi="Arial" w:cs="Arial"/>
+          <w:sz w:val="20"/>
+          <w:szCs w:val="20"/>
+        </w:rPr>
+        <w:t>dân</w:t>
+      </w:r>
+      <w:proofErr w:type="spellEnd"/>
+      <w:r>
+        <w:rPr>
+          <w:rFonts w:ascii="Arial" w:hAnsi="Arial" w:cs="Arial"/>
+          <w:sz w:val="20"/>
+          <w:szCs w:val="20"/>
+        </w:rPr>
+        <w:t xml:space="preserve"> </w:t>
+      </w:r>
+      <w:proofErr w:type="spellStart"/>
+      <w:r>
+        <w:rPr>
+          <w:rFonts w:ascii="Arial" w:hAnsi="Arial" w:cs="Arial"/>
+          <w:sz w:val="20"/>
+          <w:szCs w:val="20"/>
+        </w:rPr>
+        <w:t>cư</w:t>
+      </w:r>
+      <w:proofErr w:type="spellEnd"/>
+      <w:r>
+        <w:rPr>
+          <w:rFonts w:ascii="Arial" w:hAnsi="Arial" w:cs="Arial"/>
+          <w:sz w:val="20"/>
+          <w:szCs w:val="20"/>
+        </w:rPr>
+        <w:t xml:space="preserve"> </w:t>
+      </w:r>
+      <w:proofErr w:type="spellStart"/>
+      <w:r>
+        <w:rPr>
+          <w:rFonts w:ascii="Arial" w:hAnsi="Arial" w:cs="Arial"/>
+          <w:sz w:val="20"/>
+          <w:szCs w:val="20"/>
+        </w:rPr>
+        <w:t>trên</w:t>
+      </w:r>
+      <w:proofErr w:type="spellEnd"/>
+      <w:r>
+        <w:rPr>
+          <w:rFonts w:ascii="Arial" w:hAnsi="Arial" w:cs="Arial"/>
+          <w:sz w:val="20"/>
+          <w:szCs w:val="20"/>
+        </w:rPr>
+        <w:t xml:space="preserve"> </w:t>
+      </w:r>
+      <w:proofErr w:type="spellStart"/>
+      <w:r>
+        <w:rPr>
+          <w:rFonts w:ascii="Arial" w:hAnsi="Arial" w:cs="Arial"/>
+          <w:sz w:val="20"/>
+          <w:szCs w:val="20"/>
+        </w:rPr>
+        <w:t>địa</w:t>
+      </w:r>
+      <w:proofErr w:type="spellEnd"/>
+      <w:r>
+        <w:rPr>
+          <w:rFonts w:ascii="Arial" w:hAnsi="Arial" w:cs="Arial"/>
+          <w:sz w:val="20"/>
+          <w:szCs w:val="20"/>
+        </w:rPr>
+        <w:t xml:space="preserve"> </w:t>
+      </w:r>
+      <w:proofErr w:type="spellStart"/>
+      <w:r>
+        <w:rPr>
+          <w:rFonts w:ascii="Arial" w:hAnsi="Arial" w:cs="Arial"/>
+          <w:sz w:val="20"/>
+          <w:szCs w:val="20"/>
+        </w:rPr>
+        <w:t>bàn</w:t>
+      </w:r>
+      <w:proofErr w:type="spellEnd"/>
+      <w:r>
+        <w:rPr>
+          <w:rFonts w:ascii="Arial" w:hAnsi="Arial" w:cs="Arial"/>
+          <w:sz w:val="20"/>
+          <w:szCs w:val="20"/>
+        </w:rPr>
+        <w:t xml:space="preserve">): .......................................................................... </w:t>
       </w:r>
       <w:r>
         <w:rPr>
@@ -2086,7 +9091,287 @@
           <w:sz w:val="20"/>
           <w:szCs w:val="20"/>
         </w:rPr>
-        <w:t>(ghi rõ điều kiện cụ thể theo văn bản quy định của địa phương )</w:t>
+        <w:t>(</w:t>
+      </w:r>
+      <w:proofErr w:type="spellStart"/>
+      <w:r>
+        <w:rPr>
+          <w:rFonts w:ascii="Arial" w:hAnsi="Arial" w:cs="Arial"/>
+          <w:i/>
+          <w:sz w:val="20"/>
+          <w:szCs w:val="20"/>
+        </w:rPr>
+        <w:t>ghi</w:t>
+      </w:r>
+      <w:proofErr w:type="spellEnd"/>
+      <w:r>
+        <w:rPr>
+          <w:rFonts w:ascii="Arial" w:hAnsi="Arial" w:cs="Arial"/>
+          <w:i/>
+          <w:sz w:val="20"/>
+          <w:szCs w:val="20"/>
+        </w:rPr>
+        <w:t xml:space="preserve"> </w:t>
+      </w:r>
+      <w:proofErr w:type="spellStart"/>
+      <w:r>
+        <w:rPr>
+          <w:rFonts w:ascii="Arial" w:hAnsi="Arial" w:cs="Arial"/>
+          <w:i/>
+          <w:sz w:val="20"/>
+          <w:szCs w:val="20"/>
+        </w:rPr>
+        <w:t>rõ</w:t>
+      </w:r>
+      <w:proofErr w:type="spellEnd"/>
+      <w:r>
+        <w:rPr>
+          <w:rFonts w:ascii="Arial" w:hAnsi="Arial" w:cs="Arial"/>
+          <w:i/>
+          <w:sz w:val="20"/>
+          <w:szCs w:val="20"/>
+        </w:rPr>
+        <w:t xml:space="preserve"> </w:t>
+      </w:r>
+      <w:proofErr w:type="spellStart"/>
+      <w:r>
+        <w:rPr>
+          <w:rFonts w:ascii="Arial" w:hAnsi="Arial" w:cs="Arial"/>
+          <w:i/>
+          <w:sz w:val="20"/>
+          <w:szCs w:val="20"/>
+        </w:rPr>
+        <w:t>điều</w:t>
+      </w:r>
+      <w:proofErr w:type="spellEnd"/>
+      <w:r>
+        <w:rPr>
+          <w:rFonts w:ascii="Arial" w:hAnsi="Arial" w:cs="Arial"/>
+          <w:i/>
+          <w:sz w:val="20"/>
+          <w:szCs w:val="20"/>
+        </w:rPr>
+        <w:t xml:space="preserve"> </w:t>
+      </w:r>
+      <w:proofErr w:type="spellStart"/>
+      <w:r>
+        <w:rPr>
+          <w:rFonts w:ascii="Arial" w:hAnsi="Arial" w:cs="Arial"/>
+          <w:i/>
+          <w:sz w:val="20"/>
+          <w:szCs w:val="20"/>
+        </w:rPr>
+        <w:t>kiện</w:t>
+      </w:r>
+      <w:proofErr w:type="spellEnd"/>
+      <w:r>
+        <w:rPr>
+          <w:rFonts w:ascii="Arial" w:hAnsi="Arial" w:cs="Arial"/>
+          <w:i/>
+          <w:sz w:val="20"/>
+          <w:szCs w:val="20"/>
+        </w:rPr>
+        <w:t xml:space="preserve"> </w:t>
+      </w:r>
+      <w:proofErr w:type="spellStart"/>
+      <w:r>
+        <w:rPr>
+          <w:rFonts w:ascii="Arial" w:hAnsi="Arial" w:cs="Arial"/>
+          <w:i/>
+          <w:sz w:val="20"/>
+          <w:szCs w:val="20"/>
+        </w:rPr>
+        <w:t>cụ</w:t>
+      </w:r>
+      <w:proofErr w:type="spellEnd"/>
+      <w:r>
+        <w:rPr>
+          <w:rFonts w:ascii="Arial" w:hAnsi="Arial" w:cs="Arial"/>
+          <w:i/>
+          <w:sz w:val="20"/>
+          <w:szCs w:val="20"/>
+        </w:rPr>
+        <w:t xml:space="preserve"> </w:t>
+      </w:r>
+      <w:proofErr w:type="spellStart"/>
+      <w:r>
+        <w:rPr>
+          <w:rFonts w:ascii="Arial" w:hAnsi="Arial" w:cs="Arial"/>
+          <w:i/>
+          <w:sz w:val="20"/>
+          <w:szCs w:val="20"/>
+        </w:rPr>
+        <w:t>thể</w:t>
+      </w:r>
+      <w:proofErr w:type="spellEnd"/>
+      <w:r>
+        <w:rPr>
+          <w:rFonts w:ascii="Arial" w:hAnsi="Arial" w:cs="Arial"/>
+          <w:i/>
+          <w:sz w:val="20"/>
+          <w:szCs w:val="20"/>
+        </w:rPr>
+        <w:t xml:space="preserve"> </w:t>
+      </w:r>
+      <w:proofErr w:type="spellStart"/>
+      <w:r>
+        <w:rPr>
+          <w:rFonts w:ascii="Arial" w:hAnsi="Arial" w:cs="Arial"/>
+          <w:i/>
+          <w:sz w:val="20"/>
+          <w:szCs w:val="20"/>
+        </w:rPr>
+        <w:t>theo</w:t>
+      </w:r>
+      <w:proofErr w:type="spellEnd"/>
+      <w:r>
+        <w:rPr>
+          <w:rFonts w:ascii="Arial" w:hAnsi="Arial" w:cs="Arial"/>
+          <w:i/>
+          <w:sz w:val="20"/>
+          <w:szCs w:val="20"/>
+        </w:rPr>
+        <w:t xml:space="preserve"> </w:t>
+      </w:r>
+      <w:proofErr w:type="spellStart"/>
+      <w:r>
+        <w:rPr>
+          <w:rFonts w:ascii="Arial" w:hAnsi="Arial" w:cs="Arial"/>
+          <w:i/>
+          <w:sz w:val="20"/>
+          <w:szCs w:val="20"/>
+        </w:rPr>
+        <w:t>văn</w:t>
+      </w:r>
+      <w:proofErr w:type="spellEnd"/>
+      <w:r>
+        <w:rPr>
+          <w:rFonts w:ascii="Arial" w:hAnsi="Arial" w:cs="Arial"/>
+          <w:i/>
+          <w:sz w:val="20"/>
+          <w:szCs w:val="20"/>
+        </w:rPr>
+        <w:t xml:space="preserve"> </w:t>
+      </w:r>
+      <w:proofErr w:type="spellStart"/>
+      <w:r>
+        <w:rPr>
+          <w:rFonts w:ascii="Arial" w:hAnsi="Arial" w:cs="Arial"/>
+          <w:i/>
+          <w:sz w:val="20"/>
+          <w:szCs w:val="20"/>
+        </w:rPr>
+        <w:t>bản</w:t>
+      </w:r>
+      <w:proofErr w:type="spellEnd"/>
+      <w:r>
+        <w:rPr>
+          <w:rFonts w:ascii="Arial" w:hAnsi="Arial" w:cs="Arial"/>
+          <w:i/>
+          <w:sz w:val="20"/>
+          <w:szCs w:val="20"/>
+        </w:rPr>
+        <w:t xml:space="preserve"> </w:t>
+      </w:r>
+      <w:proofErr w:type="spellStart"/>
+      <w:r>
+        <w:rPr>
+          <w:rFonts w:ascii="Arial" w:hAnsi="Arial" w:cs="Arial"/>
+          <w:i/>
+          <w:sz w:val="20"/>
+          <w:szCs w:val="20"/>
+        </w:rPr>
+        <w:t>quy</w:t>
+      </w:r>
+      <w:proofErr w:type="spellEnd"/>
+      <w:r>
+        <w:rPr>
+          <w:rFonts w:ascii="Arial" w:hAnsi="Arial" w:cs="Arial"/>
+          <w:i/>
+          <w:sz w:val="20"/>
+          <w:szCs w:val="20"/>
+        </w:rPr>
+        <w:t xml:space="preserve"> </w:t>
+      </w:r>
+      <w:proofErr w:type="spellStart"/>
+      <w:r>
+        <w:rPr>
+          <w:rFonts w:ascii="Arial" w:hAnsi="Arial" w:cs="Arial"/>
+          <w:i/>
+          <w:sz w:val="20"/>
+          <w:szCs w:val="20"/>
+        </w:rPr>
+        <w:t>định</w:t>
+      </w:r>
+      <w:proofErr w:type="spellEnd"/>
+      <w:r>
+        <w:rPr>
+          <w:rFonts w:ascii="Arial" w:hAnsi="Arial" w:cs="Arial"/>
+          <w:i/>
+          <w:sz w:val="20"/>
+          <w:szCs w:val="20"/>
+        </w:rPr>
+        <w:t xml:space="preserve"> </w:t>
+      </w:r>
+      <w:proofErr w:type="spellStart"/>
+      <w:r>
+        <w:rPr>
+          <w:rFonts w:ascii="Arial" w:hAnsi="Arial" w:cs="Arial"/>
+          <w:i/>
+          <w:sz w:val="20"/>
+          <w:szCs w:val="20"/>
+        </w:rPr>
+        <w:t>của</w:t>
+      </w:r>
+      <w:proofErr w:type="spellEnd"/>
+      <w:r>
+        <w:rPr>
+          <w:rFonts w:ascii="Arial" w:hAnsi="Arial" w:cs="Arial"/>
+          <w:i/>
+          <w:sz w:val="20"/>
+          <w:szCs w:val="20"/>
+        </w:rPr>
+        <w:t xml:space="preserve"> </w:t>
+      </w:r>
+      <w:proofErr w:type="spellStart"/>
+      <w:r>
+        <w:rPr>
+          <w:rFonts w:ascii="Arial" w:hAnsi="Arial" w:cs="Arial"/>
+          <w:i/>
+          <w:sz w:val="20"/>
+          <w:szCs w:val="20"/>
+        </w:rPr>
+        <w:t>địa</w:t>
+      </w:r>
+      <w:proofErr w:type="spellEnd"/>
+      <w:r>
+        <w:rPr>
+          <w:rFonts w:ascii="Arial" w:hAnsi="Arial" w:cs="Arial"/>
+          <w:i/>
+          <w:sz w:val="20"/>
+          <w:szCs w:val="20"/>
+        </w:rPr>
+        <w:t xml:space="preserve"> </w:t>
+      </w:r>
+      <w:proofErr w:type="spellStart"/>
+      <w:r>
+        <w:rPr>
+          <w:rFonts w:ascii="Arial" w:hAnsi="Arial" w:cs="Arial"/>
+          <w:i/>
+          <w:sz w:val="20"/>
+          <w:szCs w:val="20"/>
+        </w:rPr>
+        <w:t>phương</w:t>
+      </w:r>
+      <w:proofErr w:type="spellEnd"/>
+      <w:r>
+        <w:rPr>
+          <w:rFonts w:ascii="Arial" w:hAnsi="Arial" w:cs="Arial"/>
+          <w:i/>
+          <w:sz w:val="20"/>
+          <w:szCs w:val="20"/>
+        </w:rPr>
+        <w:t xml:space="preserve"> )</w:t>
       </w:r>
     </w:p>
     <w:p>
@@ -2110,7 +9395,343 @@
           <w:rFonts w:ascii="Arial" w:hAnsi="Arial" w:cs="Arial"/>
           <w:sz w:val="20"/>
         </w:rPr>
-        <w:t xml:space="preserve"> Hộ ghi mã 1 ở cột E: đưa vào danh sách rà soát Phiếu B1, B2 để rà soát, công nhận hộ nghèo, hộ cận nghèo.</w:t>
+        <w:t xml:space="preserve"> </w:t>
+      </w:r>
+      <w:proofErr w:type="spellStart"/>
+      <w:r>
+        <w:rPr>
+          <w:rFonts w:ascii="Arial" w:hAnsi="Arial" w:cs="Arial"/>
+          <w:sz w:val="20"/>
+        </w:rPr>
+        <w:t>Hộ</w:t>
+      </w:r>
+      <w:proofErr w:type="spellEnd"/>
+      <w:r>
+        <w:rPr>
+          <w:rFonts w:ascii="Arial" w:hAnsi="Arial" w:cs="Arial"/>
+          <w:sz w:val="20"/>
+        </w:rPr>
+        <w:t xml:space="preserve"> </w:t>
+      </w:r>
+      <w:proofErr w:type="spellStart"/>
+      <w:r>
+        <w:rPr>
+          <w:rFonts w:ascii="Arial" w:hAnsi="Arial" w:cs="Arial"/>
+          <w:sz w:val="20"/>
+        </w:rPr>
+        <w:t>ghi</w:t>
+      </w:r>
+      <w:proofErr w:type="spellEnd"/>
+      <w:r>
+        <w:rPr>
+          <w:rFonts w:ascii="Arial" w:hAnsi="Arial" w:cs="Arial"/>
+          <w:sz w:val="20"/>
+        </w:rPr>
+        <w:t xml:space="preserve"> </w:t>
+      </w:r>
+      <w:proofErr w:type="spellStart"/>
+      <w:r>
+        <w:rPr>
+          <w:rFonts w:ascii="Arial" w:hAnsi="Arial" w:cs="Arial"/>
+          <w:sz w:val="20"/>
+        </w:rPr>
+        <w:t>mã</w:t>
+      </w:r>
+      <w:proofErr w:type="spellEnd"/>
+      <w:r>
+        <w:rPr>
+          <w:rFonts w:ascii="Arial" w:hAnsi="Arial" w:cs="Arial"/>
+          <w:sz w:val="20"/>
+        </w:rPr>
+        <w:t xml:space="preserve"> 1 ở </w:t>
+      </w:r>
+      <w:proofErr w:type="spellStart"/>
+      <w:r>
+        <w:rPr>
+          <w:rFonts w:ascii="Arial" w:hAnsi="Arial" w:cs="Arial"/>
+          <w:sz w:val="20"/>
+        </w:rPr>
+        <w:t>cột</w:t>
+      </w:r>
+      <w:proofErr w:type="spellEnd"/>
+      <w:r>
+        <w:rPr>
+          <w:rFonts w:ascii="Arial" w:hAnsi="Arial" w:cs="Arial"/>
+          <w:sz w:val="20"/>
+        </w:rPr>
+        <w:t xml:space="preserve"> E: </w:t>
+      </w:r>
+      <w:proofErr w:type="spellStart"/>
+      <w:r>
+        <w:rPr>
+          <w:rFonts w:ascii="Arial" w:hAnsi="Arial" w:cs="Arial"/>
+          <w:sz w:val="20"/>
+        </w:rPr>
+        <w:t>đưa</w:t>
+      </w:r>
+      <w:proofErr w:type="spellEnd"/>
+      <w:r>
+        <w:rPr>
+          <w:rFonts w:ascii="Arial" w:hAnsi="Arial" w:cs="Arial"/>
+          <w:sz w:val="20"/>
+        </w:rPr>
+        <w:t xml:space="preserve"> </w:t>
+      </w:r>
+      <w:proofErr w:type="spellStart"/>
+      <w:r>
+        <w:rPr>
+          <w:rFonts w:ascii="Arial" w:hAnsi="Arial" w:cs="Arial"/>
+          <w:sz w:val="20"/>
+        </w:rPr>
+        <w:t>vào</w:t>
+      </w:r>
+      <w:proofErr w:type="spellEnd"/>
+      <w:r>
+        <w:rPr>
+          <w:rFonts w:ascii="Arial" w:hAnsi="Arial" w:cs="Arial"/>
+          <w:sz w:val="20"/>
+        </w:rPr>
+        <w:t xml:space="preserve"> </w:t>
+      </w:r>
+      <w:proofErr w:type="spellStart"/>
+      <w:r>
+        <w:rPr>
+          <w:rFonts w:ascii="Arial" w:hAnsi="Arial" w:cs="Arial"/>
+          <w:sz w:val="20"/>
+        </w:rPr>
+        <w:t>danh</w:t>
+      </w:r>
+      <w:proofErr w:type="spellEnd"/>
+      <w:r>
+        <w:rPr>
+          <w:rFonts w:ascii="Arial" w:hAnsi="Arial" w:cs="Arial"/>
+          <w:sz w:val="20"/>
+        </w:rPr>
+        <w:t xml:space="preserve"> </w:t>
+      </w:r>
+      <w:proofErr w:type="spellStart"/>
+      <w:r>
+        <w:rPr>
+          <w:rFonts w:ascii="Arial" w:hAnsi="Arial" w:cs="Arial"/>
+          <w:sz w:val="20"/>
+        </w:rPr>
+        <w:t>sách</w:t>
+      </w:r>
+      <w:proofErr w:type="spellEnd"/>
+      <w:r>
+        <w:rPr>
+          <w:rFonts w:ascii="Arial" w:hAnsi="Arial" w:cs="Arial"/>
+          <w:sz w:val="20"/>
+        </w:rPr>
+        <w:t xml:space="preserve"> </w:t>
+      </w:r>
+      <w:proofErr w:type="spellStart"/>
+      <w:r>
+        <w:rPr>
+          <w:rFonts w:ascii="Arial" w:hAnsi="Arial" w:cs="Arial"/>
+          <w:sz w:val="20"/>
+        </w:rPr>
+        <w:t>rà</w:t>
+      </w:r>
+      <w:proofErr w:type="spellEnd"/>
+      <w:r>
+        <w:rPr>
+          <w:rFonts w:ascii="Arial" w:hAnsi="Arial" w:cs="Arial"/>
+          <w:sz w:val="20"/>
+        </w:rPr>
+        <w:t xml:space="preserve"> </w:t>
+      </w:r>
+      <w:proofErr w:type="spellStart"/>
+      <w:r>
+        <w:rPr>
+          <w:rFonts w:ascii="Arial" w:hAnsi="Arial" w:cs="Arial"/>
+          <w:sz w:val="20"/>
+        </w:rPr>
+        <w:t>soát</w:t>
+      </w:r>
+      <w:proofErr w:type="spellEnd"/>
+      <w:r>
+        <w:rPr>
+          <w:rFonts w:ascii="Arial" w:hAnsi="Arial" w:cs="Arial"/>
+          <w:sz w:val="20"/>
+        </w:rPr>
+        <w:t xml:space="preserve"> </w:t>
+      </w:r>
+      <w:proofErr w:type="spellStart"/>
+      <w:r>
+        <w:rPr>
+          <w:rFonts w:ascii="Arial" w:hAnsi="Arial" w:cs="Arial"/>
+          <w:sz w:val="20"/>
+        </w:rPr>
+        <w:t>Phiếu</w:t>
+      </w:r>
+      <w:proofErr w:type="spellEnd"/>
+      <w:r>
+        <w:rPr>
+          <w:rFonts w:ascii="Arial" w:hAnsi="Arial" w:cs="Arial"/>
+          <w:sz w:val="20"/>
+        </w:rPr>
+        <w:t xml:space="preserve"> B1, B2 </w:t>
+      </w:r>
+      <w:proofErr w:type="spellStart"/>
+      <w:r>
+        <w:rPr>
+          <w:rFonts w:ascii="Arial" w:hAnsi="Arial" w:cs="Arial"/>
+          <w:sz w:val="20"/>
+        </w:rPr>
+        <w:t>để</w:t>
+      </w:r>
+      <w:proofErr w:type="spellEnd"/>
+      <w:r>
+        <w:rPr>
+          <w:rFonts w:ascii="Arial" w:hAnsi="Arial" w:cs="Arial"/>
+          <w:sz w:val="20"/>
+        </w:rPr>
+        <w:t xml:space="preserve"> </w:t>
+      </w:r>
+      <w:proofErr w:type="spellStart"/>
+      <w:r>
+        <w:rPr>
+          <w:rFonts w:ascii="Arial" w:hAnsi="Arial" w:cs="Arial"/>
+          <w:sz w:val="20"/>
+        </w:rPr>
+        <w:t>rà</w:t>
+      </w:r>
+      <w:proofErr w:type="spellEnd"/>
+      <w:r>
+        <w:rPr>
+          <w:rFonts w:ascii="Arial" w:hAnsi="Arial" w:cs="Arial"/>
+          <w:sz w:val="20"/>
+        </w:rPr>
+        <w:t xml:space="preserve"> </w:t>
+      </w:r>
+      <w:proofErr w:type="spellStart"/>
+      <w:r>
+        <w:rPr>
+          <w:rFonts w:ascii="Arial" w:hAnsi="Arial" w:cs="Arial"/>
+          <w:sz w:val="20"/>
+        </w:rPr>
+        <w:t>soát</w:t>
+      </w:r>
+      <w:proofErr w:type="spellEnd"/>
+      <w:r>
+        <w:rPr>
+          <w:rFonts w:ascii="Arial" w:hAnsi="Arial" w:cs="Arial"/>
+          <w:sz w:val="20"/>
+        </w:rPr>
+        <w:t xml:space="preserve">, </w:t>
+      </w:r>
+      <w:proofErr w:type="spellStart"/>
+      <w:r>
+        <w:rPr>
+          <w:rFonts w:ascii="Arial" w:hAnsi="Arial" w:cs="Arial"/>
+          <w:sz w:val="20"/>
+        </w:rPr>
+        <w:t>công</w:t>
+      </w:r>
+      <w:proofErr w:type="spellEnd"/>
+      <w:r>
+        <w:rPr>
+          <w:rFonts w:ascii="Arial" w:hAnsi="Arial" w:cs="Arial"/>
+          <w:sz w:val="20"/>
+        </w:rPr>
+        <w:t xml:space="preserve"> </w:t>
+      </w:r>
+      <w:proofErr w:type="spellStart"/>
+      <w:r>
+        <w:rPr>
+          <w:rFonts w:ascii="Arial" w:hAnsi="Arial" w:cs="Arial"/>
+          <w:sz w:val="20"/>
+        </w:rPr>
+        <w:t>nhận</w:t>
+      </w:r>
+      <w:proofErr w:type="spellEnd"/>
+      <w:r>
+        <w:rPr>
+          <w:rFonts w:ascii="Arial" w:hAnsi="Arial" w:cs="Arial"/>
+          <w:sz w:val="20"/>
+        </w:rPr>
+        <w:t xml:space="preserve"> </w:t>
+      </w:r>
+      <w:proofErr w:type="spellStart"/>
+      <w:r>
+        <w:rPr>
+          <w:rFonts w:ascii="Arial" w:hAnsi="Arial" w:cs="Arial"/>
+          <w:sz w:val="20"/>
+        </w:rPr>
+        <w:t>hộ</w:t>
+      </w:r>
+      <w:proofErr w:type="spellEnd"/>
+      <w:r>
+        <w:rPr>
+          <w:rFonts w:ascii="Arial" w:hAnsi="Arial" w:cs="Arial"/>
+          <w:sz w:val="20"/>
+        </w:rPr>
+        <w:t xml:space="preserve"> </w:t>
+      </w:r>
+      <w:proofErr w:type="spellStart"/>
+      <w:r>
+        <w:rPr>
+          <w:rFonts w:ascii="Arial" w:hAnsi="Arial" w:cs="Arial"/>
+          <w:sz w:val="20"/>
+        </w:rPr>
+        <w:t>nghèo</w:t>
+      </w:r>
+      <w:proofErr w:type="spellEnd"/>
+      <w:r>
+        <w:rPr>
+          <w:rFonts w:ascii="Arial" w:hAnsi="Arial" w:cs="Arial"/>
+          <w:sz w:val="20"/>
+        </w:rPr>
+        <w:t xml:space="preserve">, </w:t>
+      </w:r>
+      <w:proofErr w:type="spellStart"/>
+      <w:r>
+        <w:rPr>
+          <w:rFonts w:ascii="Arial" w:hAnsi="Arial" w:cs="Arial"/>
+          <w:sz w:val="20"/>
+        </w:rPr>
+        <w:t>hộ</w:t>
+      </w:r>
+      <w:proofErr w:type="spellEnd"/>
+      <w:r>
+        <w:rPr>
+          <w:rFonts w:ascii="Arial" w:hAnsi="Arial" w:cs="Arial"/>
+          <w:sz w:val="20"/>
+        </w:rPr>
+        <w:t xml:space="preserve"> </w:t>
+      </w:r>
+      <w:proofErr w:type="spellStart"/>
+      <w:r>
+        <w:rPr>
+          <w:rFonts w:ascii="Arial" w:hAnsi="Arial" w:cs="Arial"/>
+          <w:sz w:val="20"/>
+        </w:rPr>
+        <w:t>cận</w:t>
+      </w:r>
+      <w:proofErr w:type="spellEnd"/>
+      <w:r>
+        <w:rPr>
+          <w:rFonts w:ascii="Arial" w:hAnsi="Arial" w:cs="Arial"/>
+          <w:sz w:val="20"/>
+        </w:rPr>
+        <w:t xml:space="preserve"> </w:t>
+      </w:r>
+      <w:proofErr w:type="spellStart"/>
+      <w:r>
+        <w:rPr>
+          <w:rFonts w:ascii="Arial" w:hAnsi="Arial" w:cs="Arial"/>
+          <w:sz w:val="20"/>
+        </w:rPr>
+        <w:t>nghèo</w:t>
+      </w:r>
+      <w:proofErr w:type="spellEnd"/>
+      <w:r>
+        <w:rPr>
+          <w:rFonts w:ascii="Arial" w:hAnsi="Arial" w:cs="Arial"/>
+          <w:sz w:val="20"/>
+        </w:rPr>
+        <w:t>.</w:t>
       </w:r>
     </w:p>
     <w:p>
@@ -2124,8 +9745,8 @@
       </w:pPr>
     </w:p>
     <w:sectPr>
-      <w:pgSz w:w="11906" w:h="16838"/>
-      <w:pgMar w:top="567" w:right="1134" w:bottom="567" w:left="1701" w:header="720" w:footer="720" w:gutter="0"/>
+      <w:pgSz w:w="16838" w:h="11906" w:orient="landscape"/>
+      <w:pgMar w:top="450" w:right="567" w:bottom="1134" w:left="567" w:header="720" w:footer="720" w:gutter="0"/>
       <w:cols w:space="720"/>
       <w:docGrid w:linePitch="299"/>
     </w:sectPr>
